--- a/assets/CV_academic.docx
+++ b/assets/CV_academic.docx
@@ -575,25 +575,7 @@
           <w:lang w:val="en-GB" w:bidi="en-GB"/>
         </w:rPr>
         <w:tab/>
-        <w:t xml:space="preserve">Examiners: </w:t>
-      </w:r>
-      <w:r>
-        <w:rPr>
-          <w:rFonts w:ascii="Calibri" w:hAnsi="Calibri" w:cs="Calibri"/>
-          <w:sz w:val="22"/>
-          <w:szCs w:val="22"/>
-          <w:lang w:val="en-GB" w:bidi="en-GB"/>
-        </w:rPr>
-        <w:t>Giorgos Katsambekis</w:t>
-      </w:r>
-      <w:r>
-        <w:rPr>
-          <w:rFonts w:ascii="Calibri" w:hAnsi="Calibri" w:cs="Calibri"/>
-          <w:sz w:val="22"/>
-          <w:szCs w:val="22"/>
-          <w:lang w:val="en-GB" w:bidi="en-GB"/>
-        </w:rPr>
-        <w:t xml:space="preserve">, Sofia Vasilopoulou </w:t>
+        <w:t xml:space="preserve">Examiners: Giorgos Katsambekis, Sofia Vasilopoulou </w:t>
       </w:r>
     </w:p>
     <w:p>
@@ -1316,9 +1298,19 @@
           <w:color w:val="000000" w:themeColor="text1"/>
           <w:sz w:val="22"/>
           <w:szCs w:val="22"/>
-          <w:lang w:val="en-GB" w:bidi="en-GB"/>
-        </w:rPr>
-      </w:pPr>
+          <w:lang w:val="en-ES" w:bidi="en-GB"/>
+        </w:rPr>
+      </w:pPr>
+      <w:r>
+        <w:rPr>
+          <w:rFonts w:ascii="Calibri" w:hAnsi="Calibri" w:cs="Calibri"/>
+          <w:color w:val="000000" w:themeColor="text1"/>
+          <w:sz w:val="22"/>
+          <w:szCs w:val="22"/>
+          <w:lang w:val="en-GB" w:bidi="en-GB"/>
+        </w:rPr>
+        <w:t xml:space="preserve">Pérez-Boquete, R., Bello, G. &amp; </w:t>
+      </w:r>
       <w:r>
         <w:rPr>
           <w:rFonts w:ascii="Calibri" w:hAnsi="Calibri" w:cs="Calibri"/>
@@ -1339,25 +1331,27 @@
           <w:szCs w:val="22"/>
           <w:lang w:val="en-GB" w:bidi="en-GB"/>
         </w:rPr>
-        <w:t xml:space="preserve">. The roots of populism: </w:t>
-      </w:r>
-      <w:r>
-        <w:rPr>
-          <w:rFonts w:ascii="Calibri" w:hAnsi="Calibri" w:cs="Calibri"/>
+        <w:t xml:space="preserve">. </w:t>
+      </w:r>
+      <w:r>
+        <w:rPr>
+          <w:rFonts w:ascii="Calibri" w:hAnsi="Calibri" w:cs="Calibri"/>
+          <w:bCs/>
           <w:color w:val="000000" w:themeColor="text1"/>
           <w:sz w:val="22"/>
           <w:szCs w:val="22"/>
-          <w:lang w:val="en-GB" w:bidi="en-GB"/>
-        </w:rPr>
-        <w:t>Analysing the link between identity, discontent, and populism in Spain and Portugal</w:t>
-      </w:r>
-      <w:r>
-        <w:rPr>
-          <w:rFonts w:ascii="Calibri" w:hAnsi="Calibri" w:cs="Calibri"/>
+          <w:lang w:val="en-ES" w:bidi="en-GB"/>
+        </w:rPr>
+        <w:t>Local governance and mainstreaming practices: Galician nationalist mayors in non-nationalist territory</w:t>
+      </w:r>
+      <w:r>
+        <w:rPr>
+          <w:rFonts w:ascii="Calibri" w:hAnsi="Calibri" w:cs="Calibri"/>
+          <w:bCs/>
           <w:color w:val="000000" w:themeColor="text1"/>
           <w:sz w:val="22"/>
           <w:szCs w:val="22"/>
-          <w:lang w:val="en-GB" w:bidi="en-GB"/>
+          <w:lang w:val="en-ES" w:bidi="en-GB"/>
         </w:rPr>
         <w:t xml:space="preserve">. </w:t>
       </w:r>
@@ -1365,35 +1359,30 @@
         <w:rPr>
           <w:rFonts w:ascii="Calibri" w:hAnsi="Calibri" w:cs="Calibri"/>
           <w:b/>
-          <w:bCs/>
           <w:i/>
           <w:iCs/>
           <w:color w:val="000000" w:themeColor="text1"/>
           <w:sz w:val="22"/>
           <w:szCs w:val="22"/>
-          <w:lang w:val="en-GB" w:bidi="en-GB"/>
-        </w:rPr>
-        <w:t>Presented at EPOP 2024, PSA 2025</w:t>
-      </w:r>
-      <w:r>
-        <w:rPr>
-          <w:rFonts w:ascii="Calibri" w:hAnsi="Calibri" w:cs="Calibri"/>
-          <w:b/>
-          <w:bCs/>
-          <w:i/>
-          <w:iCs/>
+          <w:lang w:val="en-ES" w:bidi="en-GB"/>
+        </w:rPr>
+        <w:t>Under review</w:t>
+      </w:r>
+      <w:r>
+        <w:rPr>
+          <w:rFonts w:ascii="Calibri" w:hAnsi="Calibri" w:cs="Calibri"/>
           <w:color w:val="000000" w:themeColor="text1"/>
           <w:sz w:val="22"/>
           <w:szCs w:val="22"/>
           <w:lang w:val="en-GB" w:bidi="en-GB"/>
         </w:rPr>
-        <w:t>, ECPR 2025</w:t>
+        <w:t xml:space="preserve">  </w:t>
       </w:r>
     </w:p>
     <w:p>
       <w:pPr>
         <w:pStyle w:val="ListParagraph"/>
-        <w:ind w:left="1080"/>
+        <w:ind w:left="360"/>
         <w:rPr>
           <w:rFonts w:ascii="Calibri" w:hAnsi="Calibri" w:cs="Calibri"/>
           <w:color w:val="000000" w:themeColor="text1"/>
@@ -1412,25 +1401,33 @@
         </w:numPr>
         <w:rPr>
           <w:rFonts w:ascii="Calibri" w:hAnsi="Calibri" w:cs="Calibri"/>
+          <w:color w:val="000000" w:themeColor="text1"/>
+          <w:sz w:val="22"/>
+          <w:szCs w:val="22"/>
+          <w:lang w:val="en-GB" w:bidi="en-GB"/>
+        </w:rPr>
+      </w:pPr>
+      <w:r>
+        <w:rPr>
+          <w:rFonts w:ascii="Calibri" w:hAnsi="Calibri" w:cs="Calibri"/>
           <w:b/>
           <w:bCs/>
           <w:color w:val="000000" w:themeColor="text1"/>
           <w:sz w:val="22"/>
           <w:szCs w:val="22"/>
-          <w:lang w:val="en-ES" w:bidi="en-GB"/>
-        </w:rPr>
-      </w:pPr>
-      <w:r>
-        <w:rPr>
-          <w:rFonts w:ascii="Calibri" w:hAnsi="Calibri" w:cs="Calibri"/>
-          <w:b/>
-          <w:bCs/>
+          <w:lang w:val="en-GB" w:bidi="en-GB"/>
+        </w:rPr>
+        <w:t>Küppers, R</w:t>
+      </w:r>
+      <w:r>
+        <w:rPr>
+          <w:rFonts w:ascii="Calibri" w:hAnsi="Calibri" w:cs="Calibri"/>
           <w:color w:val="000000" w:themeColor="text1"/>
           <w:sz w:val="22"/>
           <w:szCs w:val="22"/>
           <w:lang w:val="en-GB" w:bidi="en-GB"/>
         </w:rPr>
-        <w:t>Küppers, R</w:t>
+        <w:t xml:space="preserve">. The roots of populism: </w:t>
       </w:r>
       <w:r>
         <w:rPr>
@@ -1440,7 +1437,7 @@
           <w:szCs w:val="22"/>
           <w:lang w:val="en-GB" w:bidi="en-GB"/>
         </w:rPr>
-        <w:t>.</w:t>
+        <w:t>Analysing the link between identity, discontent, and populism in Spain and Portugal</w:t>
       </w:r>
       <w:r>
         <w:rPr>
@@ -1450,27 +1447,7 @@
           <w:szCs w:val="22"/>
           <w:lang w:val="en-GB" w:bidi="en-GB"/>
         </w:rPr>
-        <w:t xml:space="preserve"> </w:t>
-      </w:r>
-      <w:r>
-        <w:rPr>
-          <w:rFonts w:ascii="Calibri" w:hAnsi="Calibri" w:cs="Calibri"/>
-          <w:color w:val="000000" w:themeColor="text1"/>
-          <w:sz w:val="22"/>
-          <w:szCs w:val="22"/>
-          <w:lang w:val="en-ES" w:bidi="en-GB"/>
-        </w:rPr>
-        <w:t>Making sense of right populism through an interpretive approach: what drives populist right supporters in the unlikely cases of Spain and Portugal?</w:t>
-      </w:r>
-      <w:r>
-        <w:rPr>
-          <w:rFonts w:ascii="Calibri" w:hAnsi="Calibri" w:cs="Calibri"/>
-          <w:color w:val="000000" w:themeColor="text1"/>
-          <w:sz w:val="22"/>
-          <w:szCs w:val="22"/>
-          <w:lang w:val="en-GB" w:bidi="en-GB"/>
-        </w:rPr>
-        <w:t xml:space="preserve"> </w:t>
+        <w:t xml:space="preserve">. </w:t>
       </w:r>
       <w:r>
         <w:rPr>
@@ -1484,7 +1461,21 @@
           <w:szCs w:val="22"/>
           <w:lang w:val="en-GB" w:bidi="en-GB"/>
         </w:rPr>
-        <w:t>Presented at LUNN 2024</w:t>
+        <w:t>Presented at EPOP 2024, PSA 2025</w:t>
+      </w:r>
+      <w:r>
+        <w:rPr>
+          <w:rFonts w:ascii="Calibri" w:hAnsi="Calibri" w:cs="Calibri"/>
+          <w:b/>
+          <w:bCs/>
+          <w:i/>
+          <w:iCs/>
+          <w:color w:val="000000" w:themeColor="text1"/>
+          <w:sz w:val="22"/>
+          <w:szCs w:val="22"/>
+          <w:lang w:val="en-GB" w:bidi="en-GB"/>
+        </w:rPr>
+        <w:t>, ECPR 2025</w:t>
       </w:r>
     </w:p>
     <w:p>
@@ -1509,33 +1500,25 @@
         </w:numPr>
         <w:rPr>
           <w:rFonts w:ascii="Calibri" w:hAnsi="Calibri" w:cs="Calibri"/>
-          <w:color w:val="000000" w:themeColor="text1"/>
-          <w:sz w:val="22"/>
-          <w:szCs w:val="22"/>
-          <w:lang w:val="en-GB" w:bidi="en-GB"/>
-        </w:rPr>
-      </w:pPr>
-      <w:r>
-        <w:rPr>
-          <w:rFonts w:ascii="Calibri" w:hAnsi="Calibri" w:cs="Calibri"/>
           <w:b/>
           <w:bCs/>
           <w:color w:val="000000" w:themeColor="text1"/>
           <w:sz w:val="22"/>
           <w:szCs w:val="22"/>
-          <w:lang w:val="en-GB" w:bidi="en-GB"/>
-        </w:rPr>
-        <w:t>Küppers, R.</w:t>
-      </w:r>
-      <w:r>
-        <w:rPr>
-          <w:rFonts w:ascii="Calibri" w:hAnsi="Calibri" w:cs="Calibri"/>
+          <w:lang w:val="en-ES" w:bidi="en-GB"/>
+        </w:rPr>
+      </w:pPr>
+      <w:r>
+        <w:rPr>
+          <w:rFonts w:ascii="Calibri" w:hAnsi="Calibri" w:cs="Calibri"/>
+          <w:b/>
+          <w:bCs/>
           <w:color w:val="000000" w:themeColor="text1"/>
           <w:sz w:val="22"/>
           <w:szCs w:val="22"/>
           <w:lang w:val="en-GB" w:bidi="en-GB"/>
         </w:rPr>
-        <w:t xml:space="preserve"> &amp; </w:t>
+        <w:t>Küppers, R</w:t>
       </w:r>
       <w:r>
         <w:rPr>
@@ -1545,7 +1528,7 @@
           <w:szCs w:val="22"/>
           <w:lang w:val="en-GB" w:bidi="en-GB"/>
         </w:rPr>
-        <w:t>Olivas Osuna, J.</w:t>
+        <w:t>.</w:t>
       </w:r>
       <w:r>
         <w:rPr>
@@ -1563,13 +1546,25 @@
           <w:color w:val="000000" w:themeColor="text1"/>
           <w:sz w:val="22"/>
           <w:szCs w:val="22"/>
-          <w:lang w:val="en-GB" w:bidi="en-GB"/>
-        </w:rPr>
-        <w:t xml:space="preserve">What </w:t>
-      </w:r>
-      <w:r>
-        <w:rPr>
-          <w:rFonts w:ascii="Calibri" w:hAnsi="Calibri" w:cs="Calibri"/>
+          <w:lang w:val="en-ES" w:bidi="en-GB"/>
+        </w:rPr>
+        <w:t>Making sense of right populism through an interpretive approach: what drives populist right supporters in the unlikely cases of Spain and Portugal?</w:t>
+      </w:r>
+      <w:r>
+        <w:rPr>
+          <w:rFonts w:ascii="Calibri" w:hAnsi="Calibri" w:cs="Calibri"/>
+          <w:color w:val="000000" w:themeColor="text1"/>
+          <w:sz w:val="22"/>
+          <w:szCs w:val="22"/>
+          <w:lang w:val="en-GB" w:bidi="en-GB"/>
+        </w:rPr>
+        <w:t xml:space="preserve"> </w:t>
+      </w:r>
+      <w:r>
+        <w:rPr>
+          <w:rFonts w:ascii="Calibri" w:hAnsi="Calibri" w:cs="Calibri"/>
+          <w:b/>
+          <w:bCs/>
           <w:i/>
           <w:iCs/>
           <w:color w:val="000000" w:themeColor="text1"/>
@@ -1577,31 +1572,13 @@
           <w:szCs w:val="22"/>
           <w:lang w:val="en-GB" w:bidi="en-GB"/>
         </w:rPr>
-        <w:t xml:space="preserve">kind </w:t>
-      </w:r>
-      <w:r>
-        <w:rPr>
-          <w:rFonts w:ascii="Calibri" w:hAnsi="Calibri" w:cs="Calibri"/>
-          <w:color w:val="000000" w:themeColor="text1"/>
-          <w:sz w:val="22"/>
-          <w:szCs w:val="22"/>
-          <w:lang w:val="en-GB" w:bidi="en-GB"/>
-        </w:rPr>
-        <w:t xml:space="preserve">of </w:t>
-      </w:r>
-      <w:r>
-        <w:rPr>
-          <w:rFonts w:ascii="Calibri" w:hAnsi="Calibri" w:cs="Calibri"/>
-          <w:color w:val="000000" w:themeColor="text1"/>
-          <w:sz w:val="22"/>
-          <w:szCs w:val="22"/>
-          <w:lang w:val="en-GB" w:bidi="en-GB"/>
-        </w:rPr>
-        <w:t>populism? Dimensions and varieties of populism in two Spanish regions.</w:t>
-      </w:r>
-    </w:p>
-    <w:p>
-      <w:pPr>
+        <w:t>Presented at LUNN 2024</w:t>
+      </w:r>
+    </w:p>
+    <w:p>
+      <w:pPr>
+        <w:pStyle w:val="ListParagraph"/>
+        <w:ind w:left="1080"/>
         <w:rPr>
           <w:rFonts w:ascii="Calibri" w:hAnsi="Calibri" w:cs="Calibri"/>
           <w:color w:val="000000" w:themeColor="text1"/>
@@ -1637,7 +1614,7 @@
           <w:lang w:val="en-GB" w:bidi="en-GB"/>
         </w:rPr>
         <w:lastRenderedPageBreak/>
-        <w:t>Küppers, R</w:t>
+        <w:t>Küppers, R.</w:t>
       </w:r>
       <w:r>
         <w:rPr>
@@ -1647,7 +1624,37 @@
           <w:szCs w:val="22"/>
           <w:lang w:val="en-GB" w:bidi="en-GB"/>
         </w:rPr>
-        <w:t xml:space="preserve">. </w:t>
+        <w:t xml:space="preserve"> &amp; </w:t>
+      </w:r>
+      <w:r>
+        <w:rPr>
+          <w:rFonts w:ascii="Calibri" w:hAnsi="Calibri" w:cs="Calibri"/>
+          <w:color w:val="000000" w:themeColor="text1"/>
+          <w:sz w:val="22"/>
+          <w:szCs w:val="22"/>
+          <w:lang w:val="en-GB" w:bidi="en-GB"/>
+        </w:rPr>
+        <w:t>Olivas Osuna, J.</w:t>
+      </w:r>
+      <w:r>
+        <w:rPr>
+          <w:rFonts w:ascii="Calibri" w:hAnsi="Calibri" w:cs="Calibri"/>
+          <w:color w:val="000000" w:themeColor="text1"/>
+          <w:sz w:val="22"/>
+          <w:szCs w:val="22"/>
+          <w:lang w:val="en-GB" w:bidi="en-GB"/>
+        </w:rPr>
+        <w:t xml:space="preserve"> </w:t>
+      </w:r>
+      <w:r>
+        <w:rPr>
+          <w:rFonts w:ascii="Calibri" w:hAnsi="Calibri" w:cs="Calibri"/>
+          <w:color w:val="000000" w:themeColor="text1"/>
+          <w:sz w:val="22"/>
+          <w:szCs w:val="22"/>
+          <w:lang w:val="en-GB" w:bidi="en-GB"/>
+        </w:rPr>
+        <w:t xml:space="preserve">What </w:t>
       </w:r>
       <w:r>
         <w:rPr>
@@ -1659,42 +1666,27 @@
           <w:szCs w:val="22"/>
           <w:lang w:val="en-GB" w:bidi="en-GB"/>
         </w:rPr>
-        <w:t>The Return of the People. Understanding the Transformation of Peoplehood in 21</w:t>
-      </w:r>
-      <w:r>
-        <w:rPr>
-          <w:rFonts w:ascii="Calibri" w:hAnsi="Calibri" w:cs="Calibri"/>
-          <w:i/>
-          <w:iCs/>
+        <w:t xml:space="preserve">kind </w:t>
+      </w:r>
+      <w:r>
+        <w:rPr>
+          <w:rFonts w:ascii="Calibri" w:hAnsi="Calibri" w:cs="Calibri"/>
           <w:color w:val="000000" w:themeColor="text1"/>
           <w:sz w:val="22"/>
           <w:szCs w:val="22"/>
-          <w:vertAlign w:val="superscript"/>
-          <w:lang w:val="en-GB" w:bidi="en-GB"/>
-        </w:rPr>
-        <w:t>st</w:t>
-      </w:r>
-      <w:r>
-        <w:rPr>
-          <w:rFonts w:ascii="Calibri" w:hAnsi="Calibri" w:cs="Calibri"/>
-          <w:i/>
-          <w:iCs/>
+          <w:lang w:val="en-GB" w:bidi="en-GB"/>
+        </w:rPr>
+        <w:t xml:space="preserve">of </w:t>
+      </w:r>
+      <w:r>
+        <w:rPr>
+          <w:rFonts w:ascii="Calibri" w:hAnsi="Calibri" w:cs="Calibri"/>
           <w:color w:val="000000" w:themeColor="text1"/>
           <w:sz w:val="22"/>
           <w:szCs w:val="22"/>
           <w:lang w:val="en-GB" w:bidi="en-GB"/>
         </w:rPr>
-        <w:t xml:space="preserve"> Century Democracies</w:t>
-      </w:r>
-      <w:r>
-        <w:rPr>
-          <w:rFonts w:ascii="Calibri" w:hAnsi="Calibri" w:cs="Calibri"/>
-          <w:color w:val="000000" w:themeColor="text1"/>
-          <w:sz w:val="22"/>
-          <w:szCs w:val="22"/>
-          <w:lang w:val="en-GB" w:bidi="en-GB"/>
-        </w:rPr>
-        <w:t xml:space="preserve"> (Book project).</w:t>
+        <w:t>populism? Dimensions and varieties of populism in two Spanish regions.</w:t>
       </w:r>
     </w:p>
     <w:p>
@@ -1743,6 +1735,102 @@
           <w:szCs w:val="22"/>
           <w:lang w:val="en-GB" w:bidi="en-GB"/>
         </w:rPr>
+        <w:t xml:space="preserve">. </w:t>
+      </w:r>
+      <w:r>
+        <w:rPr>
+          <w:rFonts w:ascii="Calibri" w:hAnsi="Calibri" w:cs="Calibri"/>
+          <w:i/>
+          <w:iCs/>
+          <w:color w:val="000000" w:themeColor="text1"/>
+          <w:sz w:val="22"/>
+          <w:szCs w:val="22"/>
+          <w:lang w:val="en-GB" w:bidi="en-GB"/>
+        </w:rPr>
+        <w:t>The Return of the People. Understanding the Transformation of Peoplehood in 21</w:t>
+      </w:r>
+      <w:r>
+        <w:rPr>
+          <w:rFonts w:ascii="Calibri" w:hAnsi="Calibri" w:cs="Calibri"/>
+          <w:i/>
+          <w:iCs/>
+          <w:color w:val="000000" w:themeColor="text1"/>
+          <w:sz w:val="22"/>
+          <w:szCs w:val="22"/>
+          <w:vertAlign w:val="superscript"/>
+          <w:lang w:val="en-GB" w:bidi="en-GB"/>
+        </w:rPr>
+        <w:t>st</w:t>
+      </w:r>
+      <w:r>
+        <w:rPr>
+          <w:rFonts w:ascii="Calibri" w:hAnsi="Calibri" w:cs="Calibri"/>
+          <w:i/>
+          <w:iCs/>
+          <w:color w:val="000000" w:themeColor="text1"/>
+          <w:sz w:val="22"/>
+          <w:szCs w:val="22"/>
+          <w:lang w:val="en-GB" w:bidi="en-GB"/>
+        </w:rPr>
+        <w:t xml:space="preserve"> Century Democracies</w:t>
+      </w:r>
+      <w:r>
+        <w:rPr>
+          <w:rFonts w:ascii="Calibri" w:hAnsi="Calibri" w:cs="Calibri"/>
+          <w:color w:val="000000" w:themeColor="text1"/>
+          <w:sz w:val="22"/>
+          <w:szCs w:val="22"/>
+          <w:lang w:val="en-GB" w:bidi="en-GB"/>
+        </w:rPr>
+        <w:t xml:space="preserve"> (Book project).</w:t>
+      </w:r>
+    </w:p>
+    <w:p>
+      <w:pPr>
+        <w:rPr>
+          <w:rFonts w:ascii="Calibri" w:hAnsi="Calibri" w:cs="Calibri"/>
+          <w:color w:val="000000" w:themeColor="text1"/>
+          <w:sz w:val="22"/>
+          <w:szCs w:val="22"/>
+          <w:lang w:val="en-GB" w:bidi="en-GB"/>
+        </w:rPr>
+      </w:pPr>
+    </w:p>
+    <w:p>
+      <w:pPr>
+        <w:pStyle w:val="ListParagraph"/>
+        <w:numPr>
+          <w:ilvl w:val="0"/>
+          <w:numId w:val="17"/>
+        </w:numPr>
+        <w:rPr>
+          <w:rFonts w:ascii="Calibri" w:hAnsi="Calibri" w:cs="Calibri"/>
+          <w:color w:val="000000" w:themeColor="text1"/>
+          <w:sz w:val="22"/>
+          <w:szCs w:val="22"/>
+          <w:lang w:val="en-GB" w:bidi="en-GB"/>
+        </w:rPr>
+      </w:pPr>
+      <w:r>
+        <w:rPr>
+          <w:rFonts w:ascii="Calibri" w:hAnsi="Calibri" w:cs="Calibri"/>
+          <w:b/>
+          <w:bCs/>
+          <w:color w:val="000000" w:themeColor="text1"/>
+          <w:sz w:val="22"/>
+          <w:szCs w:val="22"/>
+          <w:lang w:val="en-GB" w:bidi="en-GB"/>
+        </w:rPr>
+        <w:t>Küppers, R</w:t>
+      </w:r>
+      <w:r>
+        <w:rPr>
+          <w:rFonts w:ascii="Calibri" w:hAnsi="Calibri" w:cs="Calibri"/>
+          <w:color w:val="000000" w:themeColor="text1"/>
+          <w:sz w:val="22"/>
+          <w:szCs w:val="22"/>
+          <w:lang w:val="en-GB" w:bidi="en-GB"/>
+        </w:rPr>
         <w:t>. Can Foucault make us free? Power, resistance, and the possibility of a transfeminism.</w:t>
       </w:r>
     </w:p>
@@ -1940,27 +2028,7 @@
           <w:szCs w:val="22"/>
           <w:lang w:val="es-ES" w:bidi="en-GB"/>
         </w:rPr>
-        <w:t xml:space="preserve"> </w:t>
-      </w:r>
-      <w:proofErr w:type="spellStart"/>
-      <w:r>
-        <w:rPr>
-          <w:rFonts w:ascii="Calibri" w:hAnsi="Calibri" w:cs="Calibri"/>
-          <w:sz w:val="22"/>
-          <w:szCs w:val="22"/>
-          <w:lang w:val="es-ES" w:bidi="en-GB"/>
-        </w:rPr>
-        <w:t>Fear</w:t>
-      </w:r>
-      <w:proofErr w:type="spellEnd"/>
-      <w:r>
-        <w:rPr>
-          <w:rFonts w:ascii="Calibri" w:hAnsi="Calibri" w:cs="Calibri"/>
-          <w:sz w:val="22"/>
-          <w:szCs w:val="22"/>
-          <w:lang w:val="es-ES" w:bidi="en-GB"/>
-        </w:rPr>
-        <w:t>]</w:t>
+        <w:t xml:space="preserve"> Fear]</w:t>
       </w:r>
       <w:r>
         <w:rPr>
@@ -3369,6 +3437,7 @@
           <w:szCs w:val="22"/>
           <w:lang w:val="en-GB" w:bidi="en-GB"/>
         </w:rPr>
+        <w:lastRenderedPageBreak/>
         <w:t xml:space="preserve">Conference </w:t>
       </w:r>
       <w:r>
@@ -3454,7 +3523,6 @@
           <w:szCs w:val="22"/>
           <w:lang w:val="en-GB" w:bidi="en-GB"/>
         </w:rPr>
-        <w:lastRenderedPageBreak/>
         <w:t>2024</w:t>
       </w:r>
       <w:r>
@@ -4671,7 +4739,6 @@
           <w:szCs w:val="22"/>
           <w:lang w:val="en-GB" w:bidi="en-GB"/>
         </w:rPr>
-        <w:lastRenderedPageBreak/>
         <w:t>Küppers, R</w:t>
       </w:r>
       <w:r>
@@ -5633,54 +5700,6 @@
         <w:rPr>
           <w:rStyle w:val="Hyperlink"/>
           <w:rFonts w:ascii="Calibri" w:hAnsi="Calibri" w:cs="Calibri"/>
-          <w:sz w:val="22"/>
-          <w:szCs w:val="22"/>
-          <w:lang w:val="en-GB" w:bidi="en-GB"/>
-        </w:rPr>
-      </w:pPr>
-    </w:p>
-    <w:p>
-      <w:pPr>
-        <w:rPr>
-          <w:rFonts w:ascii="Calibri" w:hAnsi="Calibri" w:cs="Calibri"/>
-          <w:b/>
-          <w:bCs/>
-          <w:sz w:val="22"/>
-          <w:szCs w:val="22"/>
-          <w:lang w:val="en-GB" w:bidi="en-GB"/>
-        </w:rPr>
-      </w:pPr>
-    </w:p>
-    <w:p>
-      <w:pPr>
-        <w:rPr>
-          <w:rFonts w:ascii="Calibri" w:hAnsi="Calibri" w:cs="Calibri"/>
-          <w:b/>
-          <w:bCs/>
-          <w:sz w:val="22"/>
-          <w:szCs w:val="22"/>
-          <w:lang w:val="en-GB" w:bidi="en-GB"/>
-        </w:rPr>
-      </w:pPr>
-    </w:p>
-    <w:p>
-      <w:pPr>
-        <w:rPr>
-          <w:rFonts w:ascii="Calibri" w:hAnsi="Calibri" w:cs="Calibri"/>
-          <w:b/>
-          <w:bCs/>
-          <w:sz w:val="22"/>
-          <w:szCs w:val="22"/>
-          <w:lang w:val="en-GB" w:bidi="en-GB"/>
-        </w:rPr>
-      </w:pPr>
-    </w:p>
-    <w:p>
-      <w:pPr>
-        <w:rPr>
-          <w:rFonts w:ascii="Calibri" w:hAnsi="Calibri" w:cs="Calibri"/>
-          <w:b/>
-          <w:bCs/>
           <w:sz w:val="22"/>
           <w:szCs w:val="22"/>
           <w:lang w:val="en-GB" w:bidi="en-GB"/>
@@ -10135,7 +10154,6 @@
   <w:style w:type="character" w:default="1" w:styleId="DefaultParagraphFont">
     <w:name w:val="Default Paragraph Font"/>
     <w:uiPriority w:val="1"/>
-    <w:semiHidden/>
     <w:unhideWhenUsed/>
   </w:style>
   <w:style w:type="table" w:default="1" w:styleId="TableNormal">

--- a/assets/CV_academic.docx
+++ b/assets/CV_academic.docx
@@ -1342,7 +1342,29 @@
           <w:szCs w:val="22"/>
           <w:lang w:val="en-ES" w:bidi="en-GB"/>
         </w:rPr>
-        <w:t>Local governance and mainstreaming practices: Galician nationalist mayors in non-nationalist territory</w:t>
+        <w:t xml:space="preserve">Local governance and mainstreaming practices: Galician nationalist mayors in </w:t>
+      </w:r>
+      <w:r>
+        <w:rPr>
+          <w:rFonts w:ascii="Calibri" w:hAnsi="Calibri" w:cs="Calibri"/>
+          <w:bCs/>
+          <w:color w:val="000000" w:themeColor="text1"/>
+          <w:sz w:val="22"/>
+          <w:szCs w:val="22"/>
+          <w:lang w:val="en-ES" w:bidi="en-GB"/>
+        </w:rPr>
+        <w:t xml:space="preserve">a </w:t>
+      </w:r>
+      <w:r>
+        <w:rPr>
+          <w:rFonts w:ascii="Calibri" w:hAnsi="Calibri" w:cs="Calibri"/>
+          <w:bCs/>
+          <w:color w:val="000000" w:themeColor="text1"/>
+          <w:sz w:val="22"/>
+          <w:szCs w:val="22"/>
+          <w:lang w:val="en-ES" w:bidi="en-GB"/>
+        </w:rPr>
+        <w:t>non-nationalist territory</w:t>
       </w:r>
       <w:r>
         <w:rPr>
@@ -10154,6 +10176,7 @@
   <w:style w:type="character" w:default="1" w:styleId="DefaultParagraphFont">
     <w:name w:val="Default Paragraph Font"/>
     <w:uiPriority w:val="1"/>
+    <w:semiHidden/>
     <w:unhideWhenUsed/>
   </w:style>
   <w:style w:type="table" w:default="1" w:styleId="TableNormal">

--- a/assets/CV_academic.docx
+++ b/assets/CV_academic.docx
@@ -1,6 +1,6 @@
 
 <file path=word/document.xml><?xml version="1.0" encoding="utf-8"?>
-<w:document xmlns:wpc="http://schemas.microsoft.com/office/word/2010/wordprocessingCanvas" xmlns:cx="http://schemas.microsoft.com/office/drawing/2014/chartex" xmlns:cx1="http://schemas.microsoft.com/office/drawing/2015/9/8/chartex" xmlns:cx2="http://schemas.microsoft.com/office/drawing/2015/10/21/chartex" xmlns:cx3="http://schemas.microsoft.com/office/drawing/2016/5/9/chartex" xmlns:cx4="http://schemas.microsoft.com/office/drawing/2016/5/10/chartex" xmlns:cx5="http://schemas.microsoft.com/office/drawing/2016/5/11/chartex" xmlns:cx6="http://schemas.microsoft.com/office/drawing/2016/5/12/chartex" xmlns:cx7="http://schemas.microsoft.com/office/drawing/2016/5/13/chartex" xmlns:cx8="http://schemas.microsoft.com/office/drawing/2016/5/14/chartex" xmlns:mc="http://schemas.openxmlformats.org/markup-compatibility/2006" xmlns:aink="http://schemas.microsoft.com/office/drawing/2016/ink" xmlns:am3d="http://schemas.microsoft.com/office/drawing/2017/model3d" xmlns:o="urn:schemas-microsoft-com:office:office" xmlns:oel="http://schemas.microsoft.com/office/2019/extlst" xmlns:r="http://schemas.openxmlformats.org/officeDocument/2006/relationships" xmlns:m="http://schemas.openxmlformats.org/officeDocument/2006/math" xmlns:v="urn:schemas-microsoft-com:vml" xmlns:wp14="http://schemas.microsoft.com/office/word/2010/wordprocessingDrawing" xmlns:wp="http://schemas.openxmlformats.org/drawingml/2006/wordprocessingDrawing" xmlns:w10="urn:schemas-microsoft-com:office:word" xmlns:w="http://schemas.openxmlformats.org/wordprocessingml/2006/main" xmlns:w14="http://schemas.microsoft.com/office/word/2010/wordml" xmlns:w15="http://schemas.microsoft.com/office/word/2012/wordml" xmlns:w16cex="http://schemas.microsoft.com/office/word/2018/wordml/cex" xmlns:w16cid="http://schemas.microsoft.com/office/word/2016/wordml/cid" xmlns:w16="http://schemas.microsoft.com/office/word/2018/wordml" xmlns:w16du="http://schemas.microsoft.com/office/word/2023/wordml/word16du" xmlns:w16sdtdh="http://schemas.microsoft.com/office/word/2020/wordml/sdtdatahash" xmlns:w16sdtfl="http://schemas.microsoft.com/office/word/2024/wordml/sdtformatlock" xmlns:w16se="http://schemas.microsoft.com/office/word/2015/wordml/symex" xmlns:wpg="http://schemas.microsoft.com/office/word/2010/wordprocessingGroup" xmlns:wpi="http://schemas.microsoft.com/office/word/2010/wordprocessingInk" xmlns:wne="http://schemas.microsoft.com/office/word/2006/wordml" xmlns:wps="http://schemas.microsoft.com/office/word/2010/wordprocessingShape" mc:Ignorable="w14 w15 w16se w16cid w16 w16cex w16sdtdh w16sdtfl w16du wp14">
+<w:document xmlns:wpc="http://schemas.microsoft.com/office/word/2010/wordprocessingCanvas" xmlns:cx="http://schemas.microsoft.com/office/drawing/2014/chartex" xmlns:cx1="http://schemas.microsoft.com/office/drawing/2015/9/8/chartex" xmlns:cx2="http://schemas.microsoft.com/office/drawing/2015/10/21/chartex" xmlns:cx3="http://schemas.microsoft.com/office/drawing/2016/5/9/chartex" xmlns:cx4="http://schemas.microsoft.com/office/drawing/2016/5/10/chartex" xmlns:cx5="http://schemas.microsoft.com/office/drawing/2016/5/11/chartex" xmlns:cx6="http://schemas.microsoft.com/office/drawing/2016/5/12/chartex" xmlns:cx7="http://schemas.microsoft.com/office/drawing/2016/5/13/chartex" xmlns:cx8="http://schemas.microsoft.com/office/drawing/2016/5/14/chartex" xmlns:mc="http://schemas.openxmlformats.org/markup-compatibility/2006" xmlns:m="http://schemas.openxmlformats.org/officeDocument/2006/math" xmlns:aink="http://schemas.microsoft.com/office/drawing/2016/ink" xmlns:am3d="http://schemas.microsoft.com/office/drawing/2017/model3d" xmlns:oel="http://schemas.microsoft.com/office/2019/extlst" xmlns:r="http://schemas.openxmlformats.org/officeDocument/2006/relationships" xmlns:wp14="http://schemas.microsoft.com/office/word/2010/wordprocessingDrawing" xmlns:wp="http://schemas.openxmlformats.org/drawingml/2006/wordprocessingDrawing" xmlns:wpg="http://schemas.microsoft.com/office/word/2010/wordprocessingGroup" xmlns:wpi="http://schemas.microsoft.com/office/word/2010/wordprocessingInk" xmlns:wps="http://schemas.microsoft.com/office/word/2010/wordprocessingShape" xmlns:o="urn:schemas-microsoft-com:office:office" xmlns:v="urn:schemas-microsoft-com:vml" xmlns:w10="urn:schemas-microsoft-com:office:word" xmlns:w="http://schemas.openxmlformats.org/wordprocessingml/2006/main" xmlns:w14="http://schemas.microsoft.com/office/word/2010/wordml" xmlns:w15="http://schemas.microsoft.com/office/word/2012/wordml" xmlns:w16cex="http://schemas.microsoft.com/office/word/2018/wordml/cex" xmlns:w16cid="http://schemas.microsoft.com/office/word/2016/wordml/cid" xmlns:w16="http://schemas.microsoft.com/office/word/2018/wordml" xmlns:w16sdtdh="http://schemas.microsoft.com/office/word/2020/wordml/sdtdatahash" xmlns:w16sdtfl="http://schemas.microsoft.com/office/word/2024/wordml/sdtformatlock" xmlns:w16se="http://schemas.microsoft.com/office/word/2015/wordml/symex" xmlns:w16du="http://schemas.microsoft.com/office/word/2023/wordml/word16du" xmlns:wne="http://schemas.microsoft.com/office/word/2006/wordml" mc:Ignorable="w14 w15 w16se w16cid w16 w16cex w16sdtdh w16sdtfl w16du wp14">
   <w:body>
     <w:p>
       <w:pPr>
@@ -1259,27 +1259,17 @@
           <w:szCs w:val="22"/>
           <w:lang w:val="en-GB" w:bidi="en-GB"/>
         </w:rPr>
-        <w:t>Work</w:t>
-      </w:r>
-      <w:r>
+        <w:t xml:space="preserve">Under review </w:t>
+      </w:r>
+    </w:p>
+    <w:p>
+      <w:pPr>
         <w:rPr>
           <w:rFonts w:ascii="Calibri" w:hAnsi="Calibri" w:cs="Calibri"/>
           <w:b/>
           <w:bCs/>
           <w:i/>
           <w:iCs/>
-          <w:sz w:val="22"/>
-          <w:szCs w:val="22"/>
-          <w:lang w:val="en-GB" w:bidi="en-GB"/>
-        </w:rPr>
-        <w:t>ing papers</w:t>
-      </w:r>
-    </w:p>
-    <w:p>
-      <w:pPr>
-        <w:rPr>
-          <w:rFonts w:ascii="Calibri" w:hAnsi="Calibri" w:cs="Calibri"/>
-          <w:color w:val="000000" w:themeColor="text1"/>
           <w:sz w:val="22"/>
           <w:szCs w:val="22"/>
           <w:lang w:val="en-GB" w:bidi="en-GB"/>
@@ -1377,37 +1367,15 @@
         </w:rPr>
         <w:t xml:space="preserve">. </w:t>
       </w:r>
-      <w:r>
-        <w:rPr>
-          <w:rFonts w:ascii="Calibri" w:hAnsi="Calibri" w:cs="Calibri"/>
-          <w:b/>
+    </w:p>
+    <w:p>
+      <w:pPr>
+        <w:rPr>
+          <w:rFonts w:ascii="Calibri" w:hAnsi="Calibri" w:cs="Calibri"/>
+          <w:b/>
+          <w:bCs/>
           <w:i/>
           <w:iCs/>
-          <w:color w:val="000000" w:themeColor="text1"/>
-          <w:sz w:val="22"/>
-          <w:szCs w:val="22"/>
-          <w:lang w:val="en-ES" w:bidi="en-GB"/>
-        </w:rPr>
-        <w:t>Under review</w:t>
-      </w:r>
-      <w:r>
-        <w:rPr>
-          <w:rFonts w:ascii="Calibri" w:hAnsi="Calibri" w:cs="Calibri"/>
-          <w:color w:val="000000" w:themeColor="text1"/>
-          <w:sz w:val="22"/>
-          <w:szCs w:val="22"/>
-          <w:lang w:val="en-GB" w:bidi="en-GB"/>
-        </w:rPr>
-        <w:t xml:space="preserve">  </w:t>
-      </w:r>
-    </w:p>
-    <w:p>
-      <w:pPr>
-        <w:pStyle w:val="ListParagraph"/>
-        <w:ind w:left="360"/>
-        <w:rPr>
-          <w:rFonts w:ascii="Calibri" w:hAnsi="Calibri" w:cs="Calibri"/>
-          <w:color w:val="000000" w:themeColor="text1"/>
           <w:sz w:val="22"/>
           <w:szCs w:val="22"/>
           <w:lang w:val="en-GB" w:bidi="en-GB"/>
@@ -1439,6 +1407,143 @@
           <w:szCs w:val="22"/>
           <w:lang w:val="en-GB" w:bidi="en-GB"/>
         </w:rPr>
+        <w:t>Küppers, R.</w:t>
+      </w:r>
+      <w:r>
+        <w:rPr>
+          <w:rFonts w:ascii="Calibri" w:hAnsi="Calibri" w:cs="Calibri"/>
+          <w:color w:val="000000" w:themeColor="text1"/>
+          <w:sz w:val="22"/>
+          <w:szCs w:val="22"/>
+          <w:lang w:val="en-GB" w:bidi="en-GB"/>
+        </w:rPr>
+        <w:t xml:space="preserve"> &amp; Olivas Osuna, J. What </w:t>
+      </w:r>
+      <w:r>
+        <w:rPr>
+          <w:rFonts w:ascii="Calibri" w:hAnsi="Calibri" w:cs="Calibri"/>
+          <w:color w:val="000000" w:themeColor="text1"/>
+          <w:sz w:val="22"/>
+          <w:szCs w:val="22"/>
+          <w:lang w:val="en-GB" w:bidi="en-GB"/>
+        </w:rPr>
+        <w:t>kind</w:t>
+      </w:r>
+      <w:r>
+        <w:rPr>
+          <w:rFonts w:ascii="Calibri" w:hAnsi="Calibri" w:cs="Calibri"/>
+          <w:i/>
+          <w:iCs/>
+          <w:color w:val="000000" w:themeColor="text1"/>
+          <w:sz w:val="22"/>
+          <w:szCs w:val="22"/>
+          <w:lang w:val="en-GB" w:bidi="en-GB"/>
+        </w:rPr>
+        <w:t xml:space="preserve"> </w:t>
+      </w:r>
+      <w:r>
+        <w:rPr>
+          <w:rFonts w:ascii="Calibri" w:hAnsi="Calibri" w:cs="Calibri"/>
+          <w:color w:val="000000" w:themeColor="text1"/>
+          <w:sz w:val="22"/>
+          <w:szCs w:val="22"/>
+          <w:lang w:val="en-GB" w:bidi="en-GB"/>
+        </w:rPr>
+        <w:t>of populism? Dimensions and varieties of populism in two Spanish regions.</w:t>
+      </w:r>
+    </w:p>
+    <w:p>
+      <w:pPr>
+        <w:rPr>
+          <w:rFonts w:ascii="Calibri" w:hAnsi="Calibri" w:cs="Calibri"/>
+          <w:b/>
+          <w:bCs/>
+          <w:i/>
+          <w:iCs/>
+          <w:sz w:val="22"/>
+          <w:szCs w:val="22"/>
+          <w:lang w:val="en-GB" w:bidi="en-GB"/>
+        </w:rPr>
+      </w:pPr>
+    </w:p>
+    <w:p>
+      <w:pPr>
+        <w:rPr>
+          <w:rFonts w:ascii="Calibri" w:hAnsi="Calibri" w:cs="Calibri"/>
+          <w:b/>
+          <w:bCs/>
+          <w:i/>
+          <w:iCs/>
+          <w:sz w:val="22"/>
+          <w:szCs w:val="22"/>
+          <w:lang w:val="en-GB" w:bidi="en-GB"/>
+        </w:rPr>
+      </w:pPr>
+      <w:r>
+        <w:rPr>
+          <w:rFonts w:ascii="Calibri" w:hAnsi="Calibri" w:cs="Calibri"/>
+          <w:b/>
+          <w:bCs/>
+          <w:i/>
+          <w:iCs/>
+          <w:sz w:val="22"/>
+          <w:szCs w:val="22"/>
+          <w:lang w:val="en-GB" w:bidi="en-GB"/>
+        </w:rPr>
+        <w:t>Work</w:t>
+      </w:r>
+      <w:r>
+        <w:rPr>
+          <w:rFonts w:ascii="Calibri" w:hAnsi="Calibri" w:cs="Calibri"/>
+          <w:b/>
+          <w:bCs/>
+          <w:i/>
+          <w:iCs/>
+          <w:sz w:val="22"/>
+          <w:szCs w:val="22"/>
+          <w:lang w:val="en-GB" w:bidi="en-GB"/>
+        </w:rPr>
+        <w:t>ing papers</w:t>
+      </w:r>
+    </w:p>
+    <w:p>
+      <w:pPr>
+        <w:pStyle w:val="ListParagraph"/>
+        <w:ind w:left="360"/>
+        <w:rPr>
+          <w:rFonts w:ascii="Calibri" w:hAnsi="Calibri" w:cs="Calibri"/>
+          <w:color w:val="000000" w:themeColor="text1"/>
+          <w:sz w:val="22"/>
+          <w:szCs w:val="22"/>
+          <w:lang w:val="en-GB" w:bidi="en-GB"/>
+        </w:rPr>
+      </w:pPr>
+    </w:p>
+    <w:p>
+      <w:pPr>
+        <w:pStyle w:val="ListParagraph"/>
+        <w:numPr>
+          <w:ilvl w:val="0"/>
+          <w:numId w:val="31"/>
+        </w:numPr>
+        <w:rPr>
+          <w:rFonts w:ascii="Calibri" w:hAnsi="Calibri" w:cs="Calibri"/>
+          <w:color w:val="000000" w:themeColor="text1"/>
+          <w:sz w:val="22"/>
+          <w:szCs w:val="22"/>
+          <w:lang w:val="en-GB" w:bidi="en-GB"/>
+        </w:rPr>
+      </w:pPr>
+      <w:r>
+        <w:rPr>
+          <w:rFonts w:ascii="Calibri" w:hAnsi="Calibri" w:cs="Calibri"/>
+          <w:b/>
+          <w:bCs/>
+          <w:color w:val="000000" w:themeColor="text1"/>
+          <w:sz w:val="22"/>
+          <w:szCs w:val="22"/>
+          <w:lang w:val="en-GB" w:bidi="en-GB"/>
+        </w:rPr>
         <w:t>Küppers, R</w:t>
       </w:r>
       <w:r>
@@ -1518,7 +1623,7 @@
         <w:pStyle w:val="ListParagraph"/>
         <w:numPr>
           <w:ilvl w:val="0"/>
-          <w:numId w:val="17"/>
+          <w:numId w:val="31"/>
         </w:numPr>
         <w:rPr>
           <w:rFonts w:ascii="Calibri" w:hAnsi="Calibri" w:cs="Calibri"/>
@@ -1599,8 +1704,6 @@
     </w:p>
     <w:p>
       <w:pPr>
-        <w:pStyle w:val="ListParagraph"/>
-        <w:ind w:left="1080"/>
         <w:rPr>
           <w:rFonts w:ascii="Calibri" w:hAnsi="Calibri" w:cs="Calibri"/>
           <w:color w:val="000000" w:themeColor="text1"/>
@@ -1615,7 +1718,7 @@
         <w:pStyle w:val="ListParagraph"/>
         <w:numPr>
           <w:ilvl w:val="0"/>
-          <w:numId w:val="17"/>
+          <w:numId w:val="31"/>
         </w:numPr>
         <w:rPr>
           <w:rFonts w:ascii="Calibri" w:hAnsi="Calibri" w:cs="Calibri"/>
@@ -1635,8 +1738,7 @@
           <w:szCs w:val="22"/>
           <w:lang w:val="en-GB" w:bidi="en-GB"/>
         </w:rPr>
-        <w:lastRenderedPageBreak/>
-        <w:t>Küppers, R.</w:t>
+        <w:t>Küppers, R</w:t>
       </w:r>
       <w:r>
         <w:rPr>
@@ -1646,37 +1748,7 @@
           <w:szCs w:val="22"/>
           <w:lang w:val="en-GB" w:bidi="en-GB"/>
         </w:rPr>
-        <w:t xml:space="preserve"> &amp; </w:t>
-      </w:r>
-      <w:r>
-        <w:rPr>
-          <w:rFonts w:ascii="Calibri" w:hAnsi="Calibri" w:cs="Calibri"/>
-          <w:color w:val="000000" w:themeColor="text1"/>
-          <w:sz w:val="22"/>
-          <w:szCs w:val="22"/>
-          <w:lang w:val="en-GB" w:bidi="en-GB"/>
-        </w:rPr>
-        <w:t>Olivas Osuna, J.</w:t>
-      </w:r>
-      <w:r>
-        <w:rPr>
-          <w:rFonts w:ascii="Calibri" w:hAnsi="Calibri" w:cs="Calibri"/>
-          <w:color w:val="000000" w:themeColor="text1"/>
-          <w:sz w:val="22"/>
-          <w:szCs w:val="22"/>
-          <w:lang w:val="en-GB" w:bidi="en-GB"/>
-        </w:rPr>
-        <w:t xml:space="preserve"> </w:t>
-      </w:r>
-      <w:r>
-        <w:rPr>
-          <w:rFonts w:ascii="Calibri" w:hAnsi="Calibri" w:cs="Calibri"/>
-          <w:color w:val="000000" w:themeColor="text1"/>
-          <w:sz w:val="22"/>
-          <w:szCs w:val="22"/>
-          <w:lang w:val="en-GB" w:bidi="en-GB"/>
-        </w:rPr>
-        <w:t xml:space="preserve">What </w:t>
+        <w:t xml:space="preserve">. </w:t>
       </w:r>
       <w:r>
         <w:rPr>
@@ -1688,27 +1760,42 @@
           <w:szCs w:val="22"/>
           <w:lang w:val="en-GB" w:bidi="en-GB"/>
         </w:rPr>
-        <w:t xml:space="preserve">kind </w:t>
-      </w:r>
-      <w:r>
-        <w:rPr>
-          <w:rFonts w:ascii="Calibri" w:hAnsi="Calibri" w:cs="Calibri"/>
+        <w:t>The Return of the People. Understanding the Transformation of Peoplehood in 21</w:t>
+      </w:r>
+      <w:r>
+        <w:rPr>
+          <w:rFonts w:ascii="Calibri" w:hAnsi="Calibri" w:cs="Calibri"/>
+          <w:i/>
+          <w:iCs/>
           <w:color w:val="000000" w:themeColor="text1"/>
           <w:sz w:val="22"/>
           <w:szCs w:val="22"/>
-          <w:lang w:val="en-GB" w:bidi="en-GB"/>
-        </w:rPr>
-        <w:t xml:space="preserve">of </w:t>
-      </w:r>
-      <w:r>
-        <w:rPr>
-          <w:rFonts w:ascii="Calibri" w:hAnsi="Calibri" w:cs="Calibri"/>
+          <w:vertAlign w:val="superscript"/>
+          <w:lang w:val="en-GB" w:bidi="en-GB"/>
+        </w:rPr>
+        <w:t>st</w:t>
+      </w:r>
+      <w:r>
+        <w:rPr>
+          <w:rFonts w:ascii="Calibri" w:hAnsi="Calibri" w:cs="Calibri"/>
+          <w:i/>
+          <w:iCs/>
           <w:color w:val="000000" w:themeColor="text1"/>
           <w:sz w:val="22"/>
           <w:szCs w:val="22"/>
           <w:lang w:val="en-GB" w:bidi="en-GB"/>
         </w:rPr>
-        <w:t>populism? Dimensions and varieties of populism in two Spanish regions.</w:t>
+        <w:t xml:space="preserve"> Century Democracies</w:t>
+      </w:r>
+      <w:r>
+        <w:rPr>
+          <w:rFonts w:ascii="Calibri" w:hAnsi="Calibri" w:cs="Calibri"/>
+          <w:color w:val="000000" w:themeColor="text1"/>
+          <w:sz w:val="22"/>
+          <w:szCs w:val="22"/>
+          <w:lang w:val="en-GB" w:bidi="en-GB"/>
+        </w:rPr>
+        <w:t xml:space="preserve"> (Book project).</w:t>
       </w:r>
     </w:p>
     <w:p>
@@ -1727,103 +1814,7 @@
         <w:pStyle w:val="ListParagraph"/>
         <w:numPr>
           <w:ilvl w:val="0"/>
-          <w:numId w:val="17"/>
-        </w:numPr>
-        <w:rPr>
-          <w:rFonts w:ascii="Calibri" w:hAnsi="Calibri" w:cs="Calibri"/>
-          <w:color w:val="000000" w:themeColor="text1"/>
-          <w:sz w:val="22"/>
-          <w:szCs w:val="22"/>
-          <w:lang w:val="en-GB" w:bidi="en-GB"/>
-        </w:rPr>
-      </w:pPr>
-      <w:r>
-        <w:rPr>
-          <w:rFonts w:ascii="Calibri" w:hAnsi="Calibri" w:cs="Calibri"/>
-          <w:b/>
-          <w:bCs/>
-          <w:color w:val="000000" w:themeColor="text1"/>
-          <w:sz w:val="22"/>
-          <w:szCs w:val="22"/>
-          <w:lang w:val="en-GB" w:bidi="en-GB"/>
-        </w:rPr>
-        <w:t>Küppers, R</w:t>
-      </w:r>
-      <w:r>
-        <w:rPr>
-          <w:rFonts w:ascii="Calibri" w:hAnsi="Calibri" w:cs="Calibri"/>
-          <w:color w:val="000000" w:themeColor="text1"/>
-          <w:sz w:val="22"/>
-          <w:szCs w:val="22"/>
-          <w:lang w:val="en-GB" w:bidi="en-GB"/>
-        </w:rPr>
-        <w:t xml:space="preserve">. </w:t>
-      </w:r>
-      <w:r>
-        <w:rPr>
-          <w:rFonts w:ascii="Calibri" w:hAnsi="Calibri" w:cs="Calibri"/>
-          <w:i/>
-          <w:iCs/>
-          <w:color w:val="000000" w:themeColor="text1"/>
-          <w:sz w:val="22"/>
-          <w:szCs w:val="22"/>
-          <w:lang w:val="en-GB" w:bidi="en-GB"/>
-        </w:rPr>
-        <w:t>The Return of the People. Understanding the Transformation of Peoplehood in 21</w:t>
-      </w:r>
-      <w:r>
-        <w:rPr>
-          <w:rFonts w:ascii="Calibri" w:hAnsi="Calibri" w:cs="Calibri"/>
-          <w:i/>
-          <w:iCs/>
-          <w:color w:val="000000" w:themeColor="text1"/>
-          <w:sz w:val="22"/>
-          <w:szCs w:val="22"/>
-          <w:vertAlign w:val="superscript"/>
-          <w:lang w:val="en-GB" w:bidi="en-GB"/>
-        </w:rPr>
-        <w:t>st</w:t>
-      </w:r>
-      <w:r>
-        <w:rPr>
-          <w:rFonts w:ascii="Calibri" w:hAnsi="Calibri" w:cs="Calibri"/>
-          <w:i/>
-          <w:iCs/>
-          <w:color w:val="000000" w:themeColor="text1"/>
-          <w:sz w:val="22"/>
-          <w:szCs w:val="22"/>
-          <w:lang w:val="en-GB" w:bidi="en-GB"/>
-        </w:rPr>
-        <w:t xml:space="preserve"> Century Democracies</w:t>
-      </w:r>
-      <w:r>
-        <w:rPr>
-          <w:rFonts w:ascii="Calibri" w:hAnsi="Calibri" w:cs="Calibri"/>
-          <w:color w:val="000000" w:themeColor="text1"/>
-          <w:sz w:val="22"/>
-          <w:szCs w:val="22"/>
-          <w:lang w:val="en-GB" w:bidi="en-GB"/>
-        </w:rPr>
-        <w:t xml:space="preserve"> (Book project).</w:t>
-      </w:r>
-    </w:p>
-    <w:p>
-      <w:pPr>
-        <w:rPr>
-          <w:rFonts w:ascii="Calibri" w:hAnsi="Calibri" w:cs="Calibri"/>
-          <w:color w:val="000000" w:themeColor="text1"/>
-          <w:sz w:val="22"/>
-          <w:szCs w:val="22"/>
-          <w:lang w:val="en-GB" w:bidi="en-GB"/>
-        </w:rPr>
-      </w:pPr>
-    </w:p>
-    <w:p>
-      <w:pPr>
-        <w:pStyle w:val="ListParagraph"/>
-        <w:numPr>
-          <w:ilvl w:val="0"/>
-          <w:numId w:val="17"/>
+          <w:numId w:val="31"/>
         </w:numPr>
         <w:rPr>
           <w:rFonts w:ascii="Calibri" w:hAnsi="Calibri" w:cs="Calibri"/>
@@ -2790,7 +2781,7 @@
           <w:szCs w:val="22"/>
           <w:lang w:val="en-GB" w:bidi="en-GB"/>
         </w:rPr>
-        <w:t>NL</w:t>
+        <w:t>Netherlands</w:t>
       </w:r>
       <w:r>
         <w:rPr>
@@ -2814,6 +2805,11 @@
     </w:p>
     <w:p>
       <w:pPr>
+        <w:pStyle w:val="ListParagraph"/>
+        <w:numPr>
+          <w:ilvl w:val="0"/>
+          <w:numId w:val="34"/>
+        </w:numPr>
         <w:tabs>
           <w:tab w:val="right" w:pos="8640"/>
         </w:tabs>
@@ -2838,6 +2834,11 @@
     </w:p>
     <w:p>
       <w:pPr>
+        <w:pStyle w:val="ListParagraph"/>
+        <w:numPr>
+          <w:ilvl w:val="0"/>
+          <w:numId w:val="34"/>
+        </w:numPr>
         <w:tabs>
           <w:tab w:val="right" w:pos="8640"/>
         </w:tabs>
@@ -2862,6 +2863,11 @@
     </w:p>
     <w:p>
       <w:pPr>
+        <w:pStyle w:val="ListParagraph"/>
+        <w:numPr>
+          <w:ilvl w:val="0"/>
+          <w:numId w:val="34"/>
+        </w:numPr>
         <w:tabs>
           <w:tab w:val="right" w:pos="8640"/>
         </w:tabs>
@@ -2886,6 +2892,11 @@
     </w:p>
     <w:p>
       <w:pPr>
+        <w:pStyle w:val="ListParagraph"/>
+        <w:numPr>
+          <w:ilvl w:val="0"/>
+          <w:numId w:val="34"/>
+        </w:numPr>
         <w:tabs>
           <w:tab w:val="right" w:pos="8640"/>
         </w:tabs>
@@ -2975,6 +2986,11 @@
     </w:p>
     <w:p>
       <w:pPr>
+        <w:pStyle w:val="ListParagraph"/>
+        <w:numPr>
+          <w:ilvl w:val="0"/>
+          <w:numId w:val="35"/>
+        </w:numPr>
         <w:rPr>
           <w:rFonts w:ascii="Calibri" w:hAnsi="Calibri" w:cs="Calibri"/>
           <w:sz w:val="22"/>
@@ -3012,103 +3028,221 @@
     </w:p>
     <w:p>
       <w:pPr>
-        <w:rPr>
-          <w:rFonts w:ascii="Calibri" w:hAnsi="Calibri" w:cs="Calibri"/>
-          <w:sz w:val="22"/>
-          <w:szCs w:val="22"/>
-          <w:lang w:val="en-GB" w:bidi="en-GB"/>
-        </w:rPr>
-      </w:pPr>
-      <w:r>
-        <w:rPr>
-          <w:rFonts w:ascii="Calibri" w:hAnsi="Calibri" w:cs="Calibri"/>
-          <w:sz w:val="22"/>
-          <w:szCs w:val="22"/>
-          <w:lang w:val="en-GB" w:bidi="en-GB"/>
-        </w:rPr>
-        <w:t>Research Methods for Social Policy</w:t>
-      </w:r>
-      <w:r>
-        <w:rPr>
-          <w:rFonts w:ascii="Calibri" w:hAnsi="Calibri" w:cs="Calibri"/>
-          <w:sz w:val="22"/>
-          <w:szCs w:val="22"/>
-          <w:lang w:val="en-GB" w:bidi="en-GB"/>
-        </w:rPr>
-        <w:t xml:space="preserve"> </w:t>
-      </w:r>
-      <w:r>
-        <w:rPr>
-          <w:rFonts w:ascii="Calibri" w:hAnsi="Calibri" w:cs="Calibri"/>
-          <w:sz w:val="22"/>
-          <w:szCs w:val="22"/>
-          <w:lang w:val="en-GB" w:bidi="en-GB"/>
-        </w:rPr>
-        <w:t>(</w:t>
-      </w:r>
-      <w:r>
-        <w:rPr>
-          <w:rFonts w:ascii="Calibri" w:hAnsi="Calibri" w:cs="Calibri"/>
-          <w:sz w:val="22"/>
-          <w:szCs w:val="22"/>
-          <w:lang w:val="en-GB" w:bidi="en-GB"/>
-        </w:rPr>
-        <w:t xml:space="preserve">2023-24, 2024-25, 2025-26) </w:t>
-      </w:r>
-      <w:r>
-        <w:rPr>
-          <w:rFonts w:ascii="Calibri" w:hAnsi="Calibri" w:cs="Calibri"/>
-          <w:sz w:val="22"/>
-          <w:szCs w:val="22"/>
-          <w:lang w:val="en-GB" w:bidi="en-GB"/>
-        </w:rPr>
-        <w:t xml:space="preserve"> (</w:t>
-      </w:r>
-      <w:r>
-        <w:rPr>
-          <w:rFonts w:ascii="Calibri" w:hAnsi="Calibri" w:cs="Calibri"/>
-          <w:sz w:val="22"/>
-          <w:szCs w:val="22"/>
-          <w:lang w:val="en-GB" w:bidi="en-GB"/>
-        </w:rPr>
-        <w:t>seminar teacher</w:t>
-      </w:r>
-      <w:r>
-        <w:rPr>
-          <w:rFonts w:ascii="Calibri" w:hAnsi="Calibri" w:cs="Calibri"/>
-          <w:sz w:val="22"/>
-          <w:szCs w:val="22"/>
-          <w:lang w:val="en-GB" w:bidi="en-GB"/>
-        </w:rPr>
-        <w:t xml:space="preserve">) </w:t>
-      </w:r>
-    </w:p>
-    <w:p>
-      <w:pPr>
-        <w:rPr>
-          <w:rFonts w:ascii="Calibri" w:hAnsi="Calibri" w:cs="Calibri"/>
-          <w:sz w:val="22"/>
-          <w:szCs w:val="22"/>
-          <w:lang w:val="en-GB" w:bidi="en-GB"/>
-        </w:rPr>
-      </w:pPr>
-      <w:r>
-        <w:rPr>
-          <w:rFonts w:ascii="Calibri" w:hAnsi="Calibri" w:cs="Calibri"/>
-          <w:sz w:val="22"/>
-          <w:szCs w:val="22"/>
-          <w:lang w:val="en-GB" w:bidi="en-GB"/>
-        </w:rPr>
-        <w:t>Introduction to Quantitative Analysis (2023-24</w:t>
-      </w:r>
-      <w:r>
-        <w:rPr>
-          <w:rFonts w:ascii="Calibri" w:hAnsi="Calibri" w:cs="Calibri"/>
-          <w:sz w:val="22"/>
-          <w:szCs w:val="22"/>
-          <w:lang w:val="en-GB" w:bidi="en-GB"/>
-        </w:rPr>
-        <w:t>) (seminar teacher</w:t>
+        <w:pStyle w:val="ListParagraph"/>
+        <w:numPr>
+          <w:ilvl w:val="0"/>
+          <w:numId w:val="35"/>
+        </w:numPr>
+        <w:rPr>
+          <w:rFonts w:ascii="Calibri" w:hAnsi="Calibri" w:cs="Calibri"/>
+          <w:sz w:val="22"/>
+          <w:szCs w:val="22"/>
+          <w:lang w:bidi="en-GB"/>
+        </w:rPr>
+      </w:pPr>
+      <w:r>
+        <w:rPr>
+          <w:rFonts w:ascii="Calibri" w:hAnsi="Calibri" w:cs="Calibri"/>
+          <w:sz w:val="22"/>
+          <w:szCs w:val="22"/>
+          <w:lang w:val="en-GB" w:bidi="en-GB"/>
+        </w:rPr>
+        <w:t xml:space="preserve">Research Methods for Social Policy (2023-24, 2024-25, 2025-26)  (seminar teacher) </w:t>
+      </w:r>
+    </w:p>
+    <w:p>
+      <w:pPr>
+        <w:pStyle w:val="ListParagraph"/>
+        <w:numPr>
+          <w:ilvl w:val="0"/>
+          <w:numId w:val="35"/>
+        </w:numPr>
+        <w:rPr>
+          <w:rFonts w:ascii="Calibri" w:hAnsi="Calibri" w:cs="Calibri"/>
+          <w:sz w:val="22"/>
+          <w:szCs w:val="22"/>
+          <w:lang w:bidi="en-GB"/>
+        </w:rPr>
+      </w:pPr>
+      <w:r>
+        <w:rPr>
+          <w:rFonts w:ascii="Calibri" w:hAnsi="Calibri" w:cs="Calibri"/>
+          <w:sz w:val="22"/>
+          <w:szCs w:val="22"/>
+          <w:lang w:val="en-GB" w:bidi="en-GB"/>
+        </w:rPr>
+        <w:t>Introduction to Quantitative Analysis (2023-24) (seminar teacher)</w:t>
+      </w:r>
+    </w:p>
+    <w:p>
+      <w:pPr>
+        <w:pStyle w:val="ListParagraph"/>
+        <w:numPr>
+          <w:ilvl w:val="0"/>
+          <w:numId w:val="35"/>
+        </w:numPr>
+        <w:rPr>
+          <w:rFonts w:ascii="Calibri" w:hAnsi="Calibri" w:cs="Calibri"/>
+          <w:sz w:val="22"/>
+          <w:szCs w:val="22"/>
+          <w:lang w:bidi="en-GB"/>
+        </w:rPr>
+      </w:pPr>
+      <w:r>
+        <w:rPr>
+          <w:rFonts w:ascii="Calibri" w:hAnsi="Calibri" w:cs="Calibri"/>
+          <w:sz w:val="22"/>
+          <w:szCs w:val="22"/>
+          <w:lang w:val="en-GB" w:bidi="en-GB"/>
+        </w:rPr>
+        <w:t>MSc d</w:t>
+      </w:r>
+      <w:r>
+        <w:rPr>
+          <w:rFonts w:ascii="Calibri" w:hAnsi="Calibri" w:cs="Calibri"/>
+          <w:sz w:val="22"/>
+          <w:szCs w:val="22"/>
+          <w:lang w:val="en-GB" w:bidi="en-GB"/>
+        </w:rPr>
+        <w:t xml:space="preserve">issertation adviser (2023-24, 2024-25) </w:t>
+      </w:r>
+    </w:p>
+    <w:p>
+      <w:pPr>
+        <w:rPr>
+          <w:rFonts w:ascii="Calibri" w:hAnsi="Calibri" w:cs="Calibri"/>
+          <w:sz w:val="22"/>
+          <w:szCs w:val="22"/>
+          <w:lang w:val="en-GB" w:bidi="en-GB"/>
+        </w:rPr>
+      </w:pPr>
+    </w:p>
+    <w:p>
+      <w:pPr>
+        <w:tabs>
+          <w:tab w:val="right" w:pos="8640"/>
+        </w:tabs>
+        <w:rPr>
+          <w:rFonts w:ascii="Calibri" w:hAnsi="Calibri" w:cs="Calibri"/>
+          <w:sz w:val="22"/>
+          <w:szCs w:val="22"/>
+          <w:lang w:val="en-GB"/>
+        </w:rPr>
+      </w:pPr>
+      <w:r>
+        <w:rPr>
+          <w:rFonts w:ascii="Calibri" w:hAnsi="Calibri" w:cs="Calibri"/>
+          <w:b/>
+          <w:sz w:val="22"/>
+          <w:szCs w:val="22"/>
+          <w:lang w:val="en-GB" w:bidi="en-GB"/>
+        </w:rPr>
+        <w:t>EAE</w:t>
+      </w:r>
+      <w:r>
+        <w:rPr>
+          <w:rFonts w:ascii="Calibri" w:hAnsi="Calibri" w:cs="Calibri"/>
+          <w:sz w:val="22"/>
+          <w:szCs w:val="22"/>
+          <w:lang w:val="en-GB" w:bidi="en-GB"/>
+        </w:rPr>
+        <w:t xml:space="preserve">, </w:t>
+      </w:r>
+      <w:r>
+        <w:rPr>
+          <w:rFonts w:ascii="Calibri" w:hAnsi="Calibri" w:cs="Calibri"/>
+          <w:sz w:val="22"/>
+          <w:szCs w:val="22"/>
+          <w:lang w:val="en-GB" w:bidi="en-GB"/>
+        </w:rPr>
+        <w:t>Barcelona</w:t>
+      </w:r>
+      <w:r>
+        <w:rPr>
+          <w:rFonts w:ascii="Calibri" w:hAnsi="Calibri" w:cs="Calibri"/>
+          <w:sz w:val="22"/>
+          <w:szCs w:val="22"/>
+          <w:lang w:val="en-GB" w:bidi="en-GB"/>
+        </w:rPr>
+        <w:t xml:space="preserve">, </w:t>
+      </w:r>
+      <w:r>
+        <w:rPr>
+          <w:rFonts w:ascii="Calibri" w:hAnsi="Calibri" w:cs="Calibri"/>
+          <w:sz w:val="22"/>
+          <w:szCs w:val="22"/>
+          <w:lang w:val="en-GB" w:bidi="en-GB"/>
+        </w:rPr>
+        <w:t>Spain</w:t>
+      </w:r>
+      <w:r>
+        <w:rPr>
+          <w:rFonts w:ascii="Calibri" w:hAnsi="Calibri" w:cs="Calibri"/>
+          <w:sz w:val="22"/>
+          <w:szCs w:val="22"/>
+          <w:lang w:val="en-GB" w:bidi="en-GB"/>
+        </w:rPr>
+        <w:tab/>
+      </w:r>
+      <w:r>
+        <w:rPr>
+          <w:rFonts w:ascii="Calibri" w:hAnsi="Calibri" w:cs="Calibri"/>
+          <w:sz w:val="22"/>
+          <w:szCs w:val="22"/>
+          <w:lang w:val="en-GB" w:bidi="en-GB"/>
+        </w:rPr>
+        <w:t xml:space="preserve">February-June </w:t>
+      </w:r>
+      <w:r>
+        <w:rPr>
+          <w:rFonts w:ascii="Calibri" w:hAnsi="Calibri" w:cs="Calibri"/>
+          <w:sz w:val="22"/>
+          <w:szCs w:val="22"/>
+          <w:lang w:val="en-GB" w:bidi="en-GB"/>
+        </w:rPr>
+        <w:t>202</w:t>
+      </w:r>
+      <w:r>
+        <w:rPr>
+          <w:rFonts w:ascii="Calibri" w:hAnsi="Calibri" w:cs="Calibri"/>
+          <w:sz w:val="22"/>
+          <w:szCs w:val="22"/>
+          <w:lang w:val="en-GB" w:bidi="en-GB"/>
+        </w:rPr>
+        <w:t>1</w:t>
+      </w:r>
+    </w:p>
+    <w:p>
+      <w:pPr>
+        <w:pStyle w:val="ListParagraph"/>
+        <w:numPr>
+          <w:ilvl w:val="0"/>
+          <w:numId w:val="36"/>
+        </w:numPr>
+        <w:rPr>
+          <w:rFonts w:ascii="Calibri" w:hAnsi="Calibri" w:cs="Calibri"/>
+          <w:sz w:val="22"/>
+          <w:szCs w:val="22"/>
+          <w:lang w:bidi="en-GB"/>
+        </w:rPr>
+      </w:pPr>
+      <w:r>
+        <w:rPr>
+          <w:rFonts w:ascii="Calibri" w:hAnsi="Calibri" w:cs="Calibri"/>
+          <w:sz w:val="22"/>
+          <w:szCs w:val="22"/>
+          <w:lang w:val="en-GB" w:bidi="en-GB"/>
+        </w:rPr>
+        <w:t>Introduction to Sociology (</w:t>
+      </w:r>
+      <w:r>
+        <w:rPr>
+          <w:rFonts w:ascii="Calibri" w:hAnsi="Calibri" w:cs="Calibri"/>
+          <w:sz w:val="22"/>
+          <w:szCs w:val="22"/>
+          <w:lang w:val="en-GB" w:bidi="en-GB"/>
+        </w:rPr>
+        <w:t>course convener</w:t>
       </w:r>
       <w:r>
         <w:rPr>
@@ -3126,35 +3260,47 @@
           <w:rFonts w:ascii="Calibri" w:hAnsi="Calibri" w:cs="Calibri"/>
           <w:sz w:val="22"/>
           <w:szCs w:val="22"/>
-          <w:lang w:bidi="en-GB"/>
-        </w:rPr>
-      </w:pPr>
-      <w:r>
-        <w:rPr>
-          <w:rFonts w:ascii="Calibri" w:hAnsi="Calibri" w:cs="Calibri"/>
-          <w:sz w:val="22"/>
-          <w:szCs w:val="22"/>
-          <w:lang w:val="en-GB" w:bidi="en-GB"/>
-        </w:rPr>
-        <w:t>MSc d</w:t>
-      </w:r>
-      <w:r>
-        <w:rPr>
-          <w:rFonts w:ascii="Calibri" w:hAnsi="Calibri" w:cs="Calibri"/>
-          <w:sz w:val="22"/>
-          <w:szCs w:val="22"/>
-          <w:lang w:val="en-GB" w:bidi="en-GB"/>
-        </w:rPr>
-        <w:t xml:space="preserve">issertation adviser (2023-24, 2024-25) </w:t>
-      </w:r>
-    </w:p>
-    <w:p>
-      <w:pPr>
-        <w:rPr>
-          <w:rFonts w:ascii="Calibri" w:hAnsi="Calibri" w:cs="Calibri"/>
-          <w:sz w:val="22"/>
-          <w:szCs w:val="22"/>
-          <w:lang w:val="en-GB" w:bidi="en-GB"/>
+          <w:lang w:val="en-GB" w:bidi="en-GB"/>
+        </w:rPr>
+      </w:pPr>
+    </w:p>
+    <w:p>
+      <w:pPr>
+        <w:rPr>
+          <w:rFonts w:ascii="Calibri" w:hAnsi="Calibri" w:cs="Calibri"/>
+          <w:sz w:val="22"/>
+          <w:szCs w:val="22"/>
+          <w:lang w:val="en-GB" w:bidi="en-GB"/>
+        </w:rPr>
+      </w:pPr>
+    </w:p>
+    <w:p>
+      <w:pPr>
+        <w:pStyle w:val="Heading1"/>
+        <w:rPr>
+          <w:rFonts w:ascii="Calibri" w:hAnsi="Calibri" w:cs="Calibri"/>
+          <w:sz w:val="22"/>
+          <w:szCs w:val="22"/>
+          <w:lang w:val="en-GB"/>
+        </w:rPr>
+      </w:pPr>
+      <w:r>
+        <w:rPr>
+          <w:rFonts w:ascii="Calibri" w:hAnsi="Calibri" w:cs="Calibri"/>
+          <w:sz w:val="22"/>
+          <w:szCs w:val="22"/>
+          <w:lang w:val="en-GB" w:bidi="en-GB"/>
+        </w:rPr>
+        <w:t>Previous research appointments</w:t>
+      </w:r>
+    </w:p>
+    <w:p>
+      <w:pPr>
+        <w:rPr>
+          <w:rFonts w:ascii="Calibri" w:hAnsi="Calibri" w:cs="Calibri"/>
+          <w:sz w:val="22"/>
+          <w:szCs w:val="22"/>
+          <w:lang w:val="en-GB"/>
         </w:rPr>
       </w:pPr>
     </w:p>
@@ -3178,43 +3324,7 @@
           <w:szCs w:val="22"/>
           <w:lang w:val="en-GB" w:bidi="en-GB"/>
         </w:rPr>
-        <w:t>EAE</w:t>
-      </w:r>
-      <w:r>
-        <w:rPr>
-          <w:rFonts w:ascii="Calibri" w:hAnsi="Calibri" w:cs="Calibri"/>
-          <w:sz w:val="22"/>
-          <w:szCs w:val="22"/>
-          <w:lang w:val="en-GB" w:bidi="en-GB"/>
-        </w:rPr>
-        <w:t xml:space="preserve">, </w:t>
-      </w:r>
-      <w:r>
-        <w:rPr>
-          <w:rFonts w:ascii="Calibri" w:hAnsi="Calibri" w:cs="Calibri"/>
-          <w:sz w:val="22"/>
-          <w:szCs w:val="22"/>
-          <w:lang w:val="en-GB" w:bidi="en-GB"/>
-        </w:rPr>
-        <w:t>Barcelona</w:t>
-      </w:r>
-      <w:r>
-        <w:rPr>
-          <w:rFonts w:ascii="Calibri" w:hAnsi="Calibri" w:cs="Calibri"/>
-          <w:sz w:val="22"/>
-          <w:szCs w:val="22"/>
-          <w:lang w:val="en-GB" w:bidi="en-GB"/>
-        </w:rPr>
-        <w:t xml:space="preserve">, </w:t>
-      </w:r>
-      <w:r>
-        <w:rPr>
-          <w:rFonts w:ascii="Calibri" w:hAnsi="Calibri" w:cs="Calibri"/>
-          <w:sz w:val="22"/>
-          <w:szCs w:val="22"/>
-          <w:lang w:val="en-GB" w:bidi="en-GB"/>
-        </w:rPr>
-        <w:t>Spain</w:t>
+        <w:t>Research Assistant</w:t>
       </w:r>
       <w:r>
         <w:rPr>
@@ -3224,71 +3334,58 @@
           <w:lang w:val="en-GB" w:bidi="en-GB"/>
         </w:rPr>
         <w:tab/>
-      </w:r>
-      <w:r>
-        <w:rPr>
-          <w:rFonts w:ascii="Calibri" w:hAnsi="Calibri" w:cs="Calibri"/>
-          <w:sz w:val="22"/>
-          <w:szCs w:val="22"/>
-          <w:lang w:val="en-GB" w:bidi="en-GB"/>
-        </w:rPr>
-        <w:t xml:space="preserve">February-June </w:t>
-      </w:r>
-      <w:r>
-        <w:rPr>
-          <w:rFonts w:ascii="Calibri" w:hAnsi="Calibri" w:cs="Calibri"/>
-          <w:sz w:val="22"/>
-          <w:szCs w:val="22"/>
-          <w:lang w:val="en-GB" w:bidi="en-GB"/>
-        </w:rPr>
-        <w:t>202</w:t>
-      </w:r>
-      <w:r>
-        <w:rPr>
-          <w:rFonts w:ascii="Calibri" w:hAnsi="Calibri" w:cs="Calibri"/>
-          <w:sz w:val="22"/>
-          <w:szCs w:val="22"/>
-          <w:lang w:val="en-GB" w:bidi="en-GB"/>
-        </w:rPr>
-        <w:t>1</w:t>
-      </w:r>
-    </w:p>
-    <w:p>
-      <w:pPr>
-        <w:rPr>
-          <w:rFonts w:ascii="Calibri" w:hAnsi="Calibri" w:cs="Calibri"/>
-          <w:sz w:val="22"/>
-          <w:szCs w:val="22"/>
-          <w:lang w:bidi="en-GB"/>
-        </w:rPr>
-      </w:pPr>
-      <w:r>
-        <w:rPr>
-          <w:rFonts w:ascii="Calibri" w:hAnsi="Calibri" w:cs="Calibri"/>
-          <w:sz w:val="22"/>
-          <w:szCs w:val="22"/>
-          <w:lang w:val="en-GB" w:bidi="en-GB"/>
-        </w:rPr>
-        <w:t>Introduction to Sociology</w:t>
-      </w:r>
-      <w:r>
-        <w:rPr>
-          <w:rFonts w:ascii="Calibri" w:hAnsi="Calibri" w:cs="Calibri"/>
-          <w:sz w:val="22"/>
-          <w:szCs w:val="22"/>
-          <w:lang w:val="en-GB" w:bidi="en-GB"/>
-        </w:rPr>
-        <w:t xml:space="preserve"> (</w:t>
-      </w:r>
-      <w:r>
-        <w:rPr>
-          <w:rFonts w:ascii="Calibri" w:hAnsi="Calibri" w:cs="Calibri"/>
-          <w:sz w:val="22"/>
-          <w:szCs w:val="22"/>
-          <w:lang w:val="en-GB" w:bidi="en-GB"/>
-        </w:rPr>
-        <w:t>course convener</w:t>
-      </w:r>
+        <w:t>February-August 2021</w:t>
+      </w:r>
+    </w:p>
+    <w:p>
+      <w:pPr>
+        <w:rPr>
+          <w:rFonts w:ascii="Calibri" w:hAnsi="Calibri" w:cs="Calibri"/>
+          <w:sz w:val="22"/>
+          <w:szCs w:val="22"/>
+          <w:lang w:val="en-GB" w:bidi="en-GB"/>
+        </w:rPr>
+      </w:pPr>
+      <w:r>
+        <w:rPr>
+          <w:rFonts w:ascii="Calibri" w:hAnsi="Calibri" w:cs="Calibri"/>
+          <w:sz w:val="22"/>
+          <w:szCs w:val="22"/>
+          <w:lang w:val="en-GB" w:bidi="en-GB"/>
+        </w:rPr>
+        <w:t>Open University of Catalonia</w:t>
+      </w:r>
+    </w:p>
+    <w:p>
+      <w:pPr>
+        <w:rPr>
+          <w:rFonts w:ascii="Calibri" w:hAnsi="Calibri" w:cs="Calibri"/>
+          <w:sz w:val="22"/>
+          <w:szCs w:val="22"/>
+          <w:lang w:val="en-GB" w:bidi="en-GB"/>
+        </w:rPr>
+      </w:pPr>
+      <w:r>
+        <w:rPr>
+          <w:rFonts w:ascii="Calibri" w:hAnsi="Calibri" w:cs="Calibri"/>
+          <w:sz w:val="22"/>
+          <w:szCs w:val="22"/>
+          <w:lang w:val="en-GB" w:bidi="en-GB"/>
+        </w:rPr>
+        <w:lastRenderedPageBreak/>
+        <w:t>Project: On Party Deliberation (</w:t>
+      </w:r>
+      <w:proofErr w:type="spellStart"/>
+      <w:r>
+        <w:rPr>
+          <w:rFonts w:ascii="Calibri" w:hAnsi="Calibri" w:cs="Calibri"/>
+          <w:sz w:val="22"/>
+          <w:szCs w:val="22"/>
+          <w:lang w:val="en-GB" w:bidi="en-GB"/>
+        </w:rPr>
+        <w:t>OnPartDel</w:t>
+      </w:r>
+      <w:proofErr w:type="spellEnd"/>
       <w:r>
         <w:rPr>
           <w:rFonts w:ascii="Calibri" w:hAnsi="Calibri" w:cs="Calibri"/>
@@ -3308,6 +3405,15 @@
           <w:lang w:val="en-GB" w:bidi="en-GB"/>
         </w:rPr>
       </w:pPr>
+      <w:r>
+        <w:rPr>
+          <w:rFonts w:ascii="Calibri" w:hAnsi="Calibri" w:cs="Calibri"/>
+          <w:sz w:val="22"/>
+          <w:szCs w:val="22"/>
+          <w:lang w:val="en-GB" w:bidi="en-GB"/>
+        </w:rPr>
+        <w:t>Funded by the Ministry of Science of Spain</w:t>
+      </w:r>
     </w:p>
     <w:p>
       <w:pPr>
@@ -3318,6 +3424,169 @@
           <w:lang w:val="en-GB"/>
         </w:rPr>
       </w:pPr>
+      <w:r>
+        <w:rPr>
+          <w:rFonts w:ascii="Calibri" w:hAnsi="Calibri" w:cs="Calibri"/>
+          <w:sz w:val="22"/>
+          <w:szCs w:val="22"/>
+          <w:lang w:val="en-GB" w:bidi="en-GB"/>
+        </w:rPr>
+        <w:t>PI: Rosa Borge</w:t>
+      </w:r>
+    </w:p>
+    <w:p>
+      <w:pPr>
+        <w:rPr>
+          <w:rFonts w:ascii="Calibri" w:hAnsi="Calibri" w:cs="Calibri"/>
+          <w:sz w:val="22"/>
+          <w:szCs w:val="22"/>
+          <w:lang w:val="en-GB"/>
+        </w:rPr>
+      </w:pPr>
+    </w:p>
+    <w:p>
+      <w:pPr>
+        <w:tabs>
+          <w:tab w:val="right" w:pos="8640"/>
+        </w:tabs>
+        <w:rPr>
+          <w:rFonts w:ascii="Calibri" w:hAnsi="Calibri" w:cs="Calibri"/>
+          <w:sz w:val="22"/>
+          <w:szCs w:val="22"/>
+          <w:lang w:val="en-GB"/>
+        </w:rPr>
+      </w:pPr>
+      <w:r>
+        <w:rPr>
+          <w:rFonts w:ascii="Calibri" w:hAnsi="Calibri" w:cs="Calibri"/>
+          <w:b/>
+          <w:sz w:val="22"/>
+          <w:szCs w:val="22"/>
+          <w:lang w:val="en-GB" w:bidi="en-GB"/>
+        </w:rPr>
+        <w:t>Research Assistant</w:t>
+      </w:r>
+      <w:r>
+        <w:rPr>
+          <w:rFonts w:ascii="Calibri" w:hAnsi="Calibri" w:cs="Calibri"/>
+          <w:sz w:val="22"/>
+          <w:szCs w:val="22"/>
+          <w:lang w:val="en-GB" w:bidi="en-GB"/>
+        </w:rPr>
+        <w:tab/>
+        <w:t>2018-19</w:t>
+      </w:r>
+    </w:p>
+    <w:p>
+      <w:pPr>
+        <w:rPr>
+          <w:rFonts w:ascii="Calibri" w:hAnsi="Calibri" w:cs="Calibri"/>
+          <w:sz w:val="22"/>
+          <w:szCs w:val="22"/>
+          <w:lang w:val="en-GB" w:bidi="en-GB"/>
+        </w:rPr>
+      </w:pPr>
+      <w:r>
+        <w:rPr>
+          <w:rFonts w:ascii="Calibri" w:hAnsi="Calibri" w:cs="Calibri"/>
+          <w:sz w:val="22"/>
+          <w:szCs w:val="22"/>
+          <w:lang w:val="en-GB" w:bidi="en-GB"/>
+        </w:rPr>
+        <w:t>Barcelona Centre for International Affairs (CIDOB)</w:t>
+      </w:r>
+    </w:p>
+    <w:p>
+      <w:pPr>
+        <w:rPr>
+          <w:rFonts w:ascii="Calibri" w:hAnsi="Calibri" w:cs="Calibri"/>
+          <w:sz w:val="22"/>
+          <w:szCs w:val="22"/>
+          <w:lang w:val="en-GB" w:bidi="en-GB"/>
+        </w:rPr>
+      </w:pPr>
+      <w:r>
+        <w:rPr>
+          <w:rFonts w:ascii="Calibri" w:hAnsi="Calibri" w:cs="Calibri"/>
+          <w:sz w:val="22"/>
+          <w:szCs w:val="22"/>
+          <w:lang w:val="en-GB" w:bidi="en-GB"/>
+        </w:rPr>
+        <w:t>Project: Solidarity in diversity</w:t>
+      </w:r>
+    </w:p>
+    <w:p>
+      <w:pPr>
+        <w:rPr>
+          <w:rFonts w:ascii="Calibri" w:hAnsi="Calibri" w:cs="Calibri"/>
+          <w:sz w:val="22"/>
+          <w:szCs w:val="22"/>
+          <w:lang w:val="en-GB" w:bidi="en-GB"/>
+        </w:rPr>
+      </w:pPr>
+      <w:r>
+        <w:rPr>
+          <w:rFonts w:ascii="Calibri" w:hAnsi="Calibri" w:cs="Calibri"/>
+          <w:sz w:val="22"/>
+          <w:szCs w:val="22"/>
+          <w:lang w:val="en-GB" w:bidi="en-GB"/>
+        </w:rPr>
+        <w:t>Funded by the La Caixa Foundation</w:t>
+      </w:r>
+    </w:p>
+    <w:p>
+      <w:pPr>
+        <w:rPr>
+          <w:rFonts w:ascii="Calibri" w:hAnsi="Calibri" w:cs="Calibri"/>
+          <w:sz w:val="22"/>
+          <w:szCs w:val="22"/>
+          <w:lang w:val="en-GB"/>
+        </w:rPr>
+      </w:pPr>
+      <w:r>
+        <w:rPr>
+          <w:rFonts w:ascii="Calibri" w:hAnsi="Calibri" w:cs="Calibri"/>
+          <w:sz w:val="22"/>
+          <w:szCs w:val="22"/>
+          <w:lang w:val="en-GB" w:bidi="en-GB"/>
+        </w:rPr>
+        <w:t xml:space="preserve">PI: Yolanda </w:t>
+      </w:r>
+      <w:proofErr w:type="spellStart"/>
+      <w:r>
+        <w:rPr>
+          <w:rFonts w:ascii="Calibri" w:hAnsi="Calibri" w:cs="Calibri"/>
+          <w:sz w:val="22"/>
+          <w:szCs w:val="22"/>
+          <w:lang w:val="en-GB" w:bidi="en-GB"/>
+        </w:rPr>
+        <w:t>Onghena</w:t>
+      </w:r>
+      <w:proofErr w:type="spellEnd"/>
+    </w:p>
+    <w:p>
+      <w:pPr>
+        <w:rPr>
+          <w:rFonts w:ascii="Calibri" w:hAnsi="Calibri" w:cs="Calibri"/>
+          <w:b/>
+          <w:bCs/>
+          <w:sz w:val="22"/>
+          <w:szCs w:val="22"/>
+          <w:lang w:val="en-GB" w:bidi="en-GB"/>
+        </w:rPr>
+      </w:pPr>
+    </w:p>
+    <w:p>
+      <w:pPr>
+        <w:rPr>
+          <w:rFonts w:ascii="Calibri" w:hAnsi="Calibri" w:cs="Calibri"/>
+          <w:b/>
+          <w:bCs/>
+          <w:sz w:val="22"/>
+          <w:szCs w:val="22"/>
+          <w:lang w:val="en-GB" w:bidi="en-GB"/>
+        </w:rPr>
+      </w:pPr>
     </w:p>
     <w:p>
       <w:pPr>
@@ -3336,130 +3605,6 @@
           <w:szCs w:val="22"/>
           <w:lang w:val="en-GB" w:bidi="en-GB"/>
         </w:rPr>
-        <w:t>Visiting positions</w:t>
-      </w:r>
-    </w:p>
-    <w:p>
-      <w:pPr>
-        <w:rPr>
-          <w:rFonts w:ascii="Calibri" w:hAnsi="Calibri" w:cs="Calibri"/>
-          <w:sz w:val="22"/>
-          <w:szCs w:val="22"/>
-          <w:lang w:val="en-GB"/>
-        </w:rPr>
-      </w:pPr>
-    </w:p>
-    <w:p>
-      <w:pPr>
-        <w:tabs>
-          <w:tab w:val="right" w:pos="8640"/>
-        </w:tabs>
-        <w:rPr>
-          <w:rFonts w:ascii="Calibri" w:hAnsi="Calibri" w:cs="Calibri"/>
-          <w:sz w:val="22"/>
-          <w:szCs w:val="22"/>
-          <w:lang w:val="en-GB"/>
-        </w:rPr>
-      </w:pPr>
-      <w:proofErr w:type="spellStart"/>
-      <w:r>
-        <w:rPr>
-          <w:rFonts w:ascii="Calibri" w:hAnsi="Calibri" w:cs="Calibri"/>
-          <w:b/>
-          <w:sz w:val="22"/>
-          <w:szCs w:val="22"/>
-          <w:lang w:val="en-GB" w:bidi="en-GB"/>
-        </w:rPr>
-        <w:t>Universidade</w:t>
-      </w:r>
-      <w:proofErr w:type="spellEnd"/>
-      <w:r>
-        <w:rPr>
-          <w:rFonts w:ascii="Calibri" w:hAnsi="Calibri" w:cs="Calibri"/>
-          <w:b/>
-          <w:sz w:val="22"/>
-          <w:szCs w:val="22"/>
-          <w:lang w:val="en-GB" w:bidi="en-GB"/>
-        </w:rPr>
-        <w:t xml:space="preserve"> Nova de Lisboa</w:t>
-      </w:r>
-      <w:r>
-        <w:rPr>
-          <w:rFonts w:ascii="Calibri" w:hAnsi="Calibri" w:cs="Calibri"/>
-          <w:sz w:val="22"/>
-          <w:szCs w:val="22"/>
-          <w:lang w:val="en-GB" w:bidi="en-GB"/>
-        </w:rPr>
-        <w:t>, Lisbon, Portugal</w:t>
-      </w:r>
-      <w:r>
-        <w:rPr>
-          <w:rFonts w:ascii="Calibri" w:hAnsi="Calibri" w:cs="Calibri"/>
-          <w:sz w:val="22"/>
-          <w:szCs w:val="22"/>
-          <w:lang w:val="en-GB" w:bidi="en-GB"/>
-        </w:rPr>
-        <w:tab/>
-        <w:t>January-July 2023</w:t>
-      </w:r>
-    </w:p>
-    <w:p>
-      <w:pPr>
-        <w:rPr>
-          <w:rFonts w:ascii="Calibri" w:hAnsi="Calibri" w:cs="Calibri"/>
-          <w:sz w:val="22"/>
-          <w:szCs w:val="22"/>
-          <w:lang w:val="en-GB" w:bidi="en-GB"/>
-        </w:rPr>
-      </w:pPr>
-      <w:r>
-        <w:rPr>
-          <w:rFonts w:ascii="Calibri" w:hAnsi="Calibri" w:cs="Calibri"/>
-          <w:sz w:val="22"/>
-          <w:szCs w:val="22"/>
-          <w:lang w:val="en-GB" w:bidi="en-GB"/>
-        </w:rPr>
-        <w:t>Faculty of Social Sciences and Humanities</w:t>
-      </w:r>
-    </w:p>
-    <w:p>
-      <w:pPr>
-        <w:rPr>
-          <w:rFonts w:ascii="Calibri" w:hAnsi="Calibri" w:cs="Calibri"/>
-          <w:sz w:val="22"/>
-          <w:szCs w:val="22"/>
-          <w:lang w:val="en-GB" w:bidi="en-GB"/>
-        </w:rPr>
-      </w:pPr>
-    </w:p>
-    <w:p>
-      <w:pPr>
-        <w:rPr>
-          <w:rFonts w:ascii="Calibri" w:hAnsi="Calibri" w:cs="Calibri"/>
-          <w:sz w:val="22"/>
-          <w:szCs w:val="22"/>
-          <w:lang w:val="en-GB" w:bidi="en-GB"/>
-        </w:rPr>
-      </w:pPr>
-    </w:p>
-    <w:p>
-      <w:pPr>
-        <w:pStyle w:val="Heading1"/>
-        <w:rPr>
-          <w:rFonts w:ascii="Calibri" w:hAnsi="Calibri" w:cs="Calibri"/>
-          <w:sz w:val="22"/>
-          <w:szCs w:val="22"/>
-          <w:lang w:val="en-GB"/>
-        </w:rPr>
-      </w:pPr>
-      <w:r>
-        <w:rPr>
-          <w:rFonts w:ascii="Calibri" w:hAnsi="Calibri" w:cs="Calibri"/>
-          <w:sz w:val="22"/>
-          <w:szCs w:val="22"/>
-          <w:lang w:val="en-GB" w:bidi="en-GB"/>
-        </w:rPr>
-        <w:lastRenderedPageBreak/>
         <w:t xml:space="preserve">Conference </w:t>
       </w:r>
       <w:r>
@@ -3502,6 +3647,59 @@
           <w:szCs w:val="22"/>
           <w:lang w:val="en-GB" w:bidi="en-GB"/>
         </w:rPr>
+        <w:t>202</w:t>
+      </w:r>
+      <w:r>
+        <w:rPr>
+          <w:rFonts w:ascii="Calibri" w:hAnsi="Calibri" w:cs="Calibri"/>
+          <w:bCs/>
+          <w:sz w:val="22"/>
+          <w:szCs w:val="22"/>
+          <w:lang w:val="en-GB" w:bidi="en-GB"/>
+        </w:rPr>
+        <w:t>6</w:t>
+      </w:r>
+      <w:r>
+        <w:rPr>
+          <w:rFonts w:ascii="Calibri" w:hAnsi="Calibri" w:cs="Calibri"/>
+          <w:bCs/>
+          <w:sz w:val="22"/>
+          <w:szCs w:val="22"/>
+          <w:lang w:val="en-GB" w:bidi="en-GB"/>
+        </w:rPr>
+        <w:tab/>
+      </w:r>
+      <w:r>
+        <w:rPr>
+          <w:rFonts w:ascii="Calibri" w:hAnsi="Calibri" w:cs="Calibri"/>
+          <w:bCs/>
+          <w:sz w:val="22"/>
+          <w:szCs w:val="22"/>
+          <w:lang w:val="en-GB" w:bidi="en-GB"/>
+        </w:rPr>
+        <w:t>ECPR</w:t>
+      </w:r>
+    </w:p>
+    <w:p>
+      <w:pPr>
+        <w:pStyle w:val="ListParagraph"/>
+        <w:ind w:left="0"/>
+        <w:rPr>
+          <w:rFonts w:ascii="Calibri" w:hAnsi="Calibri" w:cs="Calibri"/>
+          <w:bCs/>
+          <w:sz w:val="22"/>
+          <w:szCs w:val="22"/>
+          <w:lang w:val="en-GB" w:bidi="en-GB"/>
+        </w:rPr>
+      </w:pPr>
+      <w:r>
+        <w:rPr>
+          <w:rFonts w:ascii="Calibri" w:hAnsi="Calibri" w:cs="Calibri"/>
+          <w:bCs/>
+          <w:sz w:val="22"/>
+          <w:szCs w:val="22"/>
+          <w:lang w:val="en-GB" w:bidi="en-GB"/>
+        </w:rPr>
         <w:t>2025</w:t>
       </w:r>
       <w:r>
@@ -3522,7 +3720,17 @@
           <w:szCs w:val="22"/>
           <w:lang w:val="en-GB" w:bidi="en-GB"/>
         </w:rPr>
-        <w:t>PSA, ECPR</w:t>
+        <w:t>ECPR</w:t>
+      </w:r>
+      <w:r>
+        <w:rPr>
+          <w:rFonts w:ascii="Calibri" w:hAnsi="Calibri" w:cs="Calibri"/>
+          <w:bCs/>
+          <w:sz w:val="22"/>
+          <w:szCs w:val="22"/>
+          <w:lang w:val="en-GB" w:bidi="en-GB"/>
+        </w:rPr>
+        <w:t>, PSA</w:t>
       </w:r>
     </w:p>
     <w:p>
@@ -3596,7 +3804,17 @@
           <w:szCs w:val="22"/>
           <w:lang w:val="en-GB" w:bidi="en-GB"/>
         </w:rPr>
-        <w:t>Loughborough University Nationalism Network Postgraduate Conference</w:t>
+        <w:t>LUNN</w:t>
+      </w:r>
+      <w:r>
+        <w:rPr>
+          <w:rFonts w:ascii="Calibri" w:hAnsi="Calibri" w:cs="Calibri"/>
+          <w:color w:val="000000" w:themeColor="text1"/>
+          <w:sz w:val="22"/>
+          <w:szCs w:val="22"/>
+          <w:lang w:val="en-GB" w:bidi="en-GB"/>
+        </w:rPr>
+        <w:t xml:space="preserve"> Postgraduate Conference</w:t>
       </w:r>
     </w:p>
     <w:p>
@@ -3654,22 +3872,21 @@
     </w:p>
     <w:p>
       <w:pPr>
+        <w:rPr>
+          <w:rFonts w:ascii="Calibri" w:hAnsi="Calibri" w:cs="Calibri"/>
+          <w:sz w:val="22"/>
+          <w:szCs w:val="22"/>
+          <w:lang w:val="en-GB"/>
+        </w:rPr>
+      </w:pPr>
+    </w:p>
+    <w:p>
+      <w:pPr>
         <w:pStyle w:val="Heading1"/>
         <w:rPr>
           <w:rFonts w:ascii="Calibri" w:hAnsi="Calibri" w:cs="Calibri"/>
           <w:sz w:val="22"/>
           <w:szCs w:val="22"/>
-          <w:lang w:val="en-GB" w:bidi="en-GB"/>
-        </w:rPr>
-      </w:pPr>
-    </w:p>
-    <w:p>
-      <w:pPr>
-        <w:pStyle w:val="Heading1"/>
-        <w:rPr>
-          <w:rFonts w:ascii="Calibri" w:hAnsi="Calibri" w:cs="Calibri"/>
-          <w:sz w:val="22"/>
-          <w:szCs w:val="22"/>
           <w:lang w:val="en-GB"/>
         </w:rPr>
       </w:pPr>
@@ -3680,7 +3897,7 @@
           <w:szCs w:val="22"/>
           <w:lang w:val="en-GB" w:bidi="en-GB"/>
         </w:rPr>
-        <w:t>Research experience</w:t>
+        <w:t>Policy and stakeholder engagement</w:t>
       </w:r>
     </w:p>
     <w:p>
@@ -3695,29 +3912,40 @@
     </w:p>
     <w:p>
       <w:pPr>
-        <w:tabs>
-          <w:tab w:val="right" w:pos="8640"/>
-        </w:tabs>
-        <w:rPr>
-          <w:rFonts w:ascii="Calibri" w:hAnsi="Calibri" w:cs="Calibri"/>
-          <w:sz w:val="22"/>
-          <w:szCs w:val="22"/>
-          <w:lang w:val="en-GB"/>
-        </w:rPr>
-      </w:pPr>
-      <w:r>
-        <w:rPr>
-          <w:rFonts w:ascii="Calibri" w:hAnsi="Calibri" w:cs="Calibri"/>
-          <w:b/>
-          <w:sz w:val="22"/>
-          <w:szCs w:val="22"/>
-          <w:lang w:val="en-GB" w:bidi="en-GB"/>
-        </w:rPr>
-        <w:t>Research Assistant</w:t>
-      </w:r>
-      <w:r>
-        <w:rPr>
-          <w:rFonts w:ascii="Calibri" w:hAnsi="Calibri" w:cs="Calibri"/>
+        <w:pStyle w:val="ListParagraph"/>
+        <w:ind w:left="0"/>
+        <w:rPr>
+          <w:rFonts w:ascii="Calibri" w:hAnsi="Calibri" w:cs="Calibri"/>
+          <w:bCs/>
+          <w:sz w:val="22"/>
+          <w:szCs w:val="22"/>
+          <w:lang w:val="en-GB" w:bidi="en-GB"/>
+        </w:rPr>
+      </w:pPr>
+      <w:r>
+        <w:rPr>
+          <w:rFonts w:ascii="Calibri" w:hAnsi="Calibri" w:cs="Calibri"/>
+          <w:bCs/>
+          <w:sz w:val="22"/>
+          <w:szCs w:val="22"/>
+          <w:lang w:val="en-GB" w:bidi="en-GB"/>
+        </w:rPr>
+        <w:t>202</w:t>
+      </w:r>
+      <w:r>
+        <w:rPr>
+          <w:rFonts w:ascii="Calibri" w:hAnsi="Calibri" w:cs="Calibri"/>
+          <w:bCs/>
+          <w:sz w:val="22"/>
+          <w:szCs w:val="22"/>
+          <w:lang w:val="en-GB" w:bidi="en-GB"/>
+        </w:rPr>
+        <w:t>6</w:t>
+      </w:r>
+      <w:r>
+        <w:rPr>
+          <w:rFonts w:ascii="Calibri" w:hAnsi="Calibri" w:cs="Calibri"/>
+          <w:bCs/>
           <w:sz w:val="22"/>
           <w:szCs w:val="22"/>
           <w:lang w:val="en-GB" w:bidi="en-GB"/>
@@ -3727,927 +3955,12 @@
       <w:r>
         <w:rPr>
           <w:rFonts w:ascii="Calibri" w:hAnsi="Calibri" w:cs="Calibri"/>
-          <w:sz w:val="22"/>
-          <w:szCs w:val="22"/>
-          <w:lang w:val="en-GB" w:bidi="en-GB"/>
-        </w:rPr>
-        <w:t>Feb</w:t>
-      </w:r>
-      <w:r>
-        <w:rPr>
-          <w:rFonts w:ascii="Calibri" w:hAnsi="Calibri" w:cs="Calibri"/>
-          <w:sz w:val="22"/>
-          <w:szCs w:val="22"/>
-          <w:lang w:val="en-GB" w:bidi="en-GB"/>
-        </w:rPr>
-        <w:t>ruary</w:t>
-      </w:r>
-      <w:r>
-        <w:rPr>
-          <w:rFonts w:ascii="Calibri" w:hAnsi="Calibri" w:cs="Calibri"/>
-          <w:sz w:val="22"/>
-          <w:szCs w:val="22"/>
-          <w:lang w:val="en-GB" w:bidi="en-GB"/>
-        </w:rPr>
-        <w:t>-Aug</w:t>
-      </w:r>
-      <w:r>
-        <w:rPr>
-          <w:rFonts w:ascii="Calibri" w:hAnsi="Calibri" w:cs="Calibri"/>
-          <w:sz w:val="22"/>
-          <w:szCs w:val="22"/>
-          <w:lang w:val="en-GB" w:bidi="en-GB"/>
-        </w:rPr>
-        <w:t>ust</w:t>
-      </w:r>
-      <w:r>
-        <w:rPr>
-          <w:rFonts w:ascii="Calibri" w:hAnsi="Calibri" w:cs="Calibri"/>
-          <w:sz w:val="22"/>
-          <w:szCs w:val="22"/>
-          <w:lang w:val="en-GB" w:bidi="en-GB"/>
-        </w:rPr>
-        <w:t xml:space="preserve"> 2021</w:t>
-      </w:r>
-    </w:p>
-    <w:p>
-      <w:pPr>
-        <w:rPr>
-          <w:rFonts w:ascii="Calibri" w:hAnsi="Calibri" w:cs="Calibri"/>
-          <w:sz w:val="22"/>
-          <w:szCs w:val="22"/>
-          <w:lang w:val="en-GB" w:bidi="en-GB"/>
-        </w:rPr>
-      </w:pPr>
-      <w:r>
-        <w:rPr>
-          <w:rFonts w:ascii="Calibri" w:hAnsi="Calibri" w:cs="Calibri"/>
-          <w:sz w:val="22"/>
-          <w:szCs w:val="22"/>
-          <w:lang w:val="en-GB" w:bidi="en-GB"/>
-        </w:rPr>
-        <w:t>Open University of Catalonia</w:t>
-      </w:r>
-    </w:p>
-    <w:p>
-      <w:pPr>
-        <w:rPr>
-          <w:rFonts w:ascii="Calibri" w:hAnsi="Calibri" w:cs="Calibri"/>
-          <w:sz w:val="22"/>
-          <w:szCs w:val="22"/>
-          <w:lang w:val="en-GB" w:bidi="en-GB"/>
-        </w:rPr>
-      </w:pPr>
-      <w:r>
-        <w:rPr>
-          <w:rFonts w:ascii="Calibri" w:hAnsi="Calibri" w:cs="Calibri"/>
-          <w:sz w:val="22"/>
-          <w:szCs w:val="22"/>
-          <w:lang w:val="en-GB" w:bidi="en-GB"/>
-        </w:rPr>
-        <w:t xml:space="preserve">Barcelona, Spain </w:t>
-      </w:r>
-    </w:p>
-    <w:p>
-      <w:pPr>
-        <w:rPr>
-          <w:rFonts w:ascii="Calibri" w:hAnsi="Calibri" w:cs="Calibri"/>
-          <w:sz w:val="22"/>
-          <w:szCs w:val="22"/>
-          <w:lang w:val="en-GB" w:bidi="en-GB"/>
-        </w:rPr>
-      </w:pPr>
-      <w:r>
-        <w:rPr>
-          <w:rFonts w:ascii="Calibri" w:hAnsi="Calibri" w:cs="Calibri"/>
-          <w:sz w:val="22"/>
-          <w:szCs w:val="22"/>
-          <w:lang w:val="en-GB" w:bidi="en-GB"/>
-        </w:rPr>
-        <w:t>Project: On Party Deliberation (</w:t>
-      </w:r>
-      <w:proofErr w:type="spellStart"/>
-      <w:r>
-        <w:rPr>
-          <w:rFonts w:ascii="Calibri" w:hAnsi="Calibri" w:cs="Calibri"/>
-          <w:sz w:val="22"/>
-          <w:szCs w:val="22"/>
-          <w:lang w:val="en-GB" w:bidi="en-GB"/>
-        </w:rPr>
-        <w:t>OnPartDel</w:t>
-      </w:r>
-      <w:proofErr w:type="spellEnd"/>
-      <w:r>
-        <w:rPr>
-          <w:rFonts w:ascii="Calibri" w:hAnsi="Calibri" w:cs="Calibri"/>
-          <w:sz w:val="22"/>
-          <w:szCs w:val="22"/>
-          <w:lang w:val="en-GB" w:bidi="en-GB"/>
-        </w:rPr>
-        <w:t>)</w:t>
-      </w:r>
-    </w:p>
-    <w:p>
-      <w:pPr>
-        <w:rPr>
-          <w:rFonts w:ascii="Calibri" w:hAnsi="Calibri" w:cs="Calibri"/>
-          <w:sz w:val="22"/>
-          <w:szCs w:val="22"/>
-          <w:lang w:val="en-GB" w:bidi="en-GB"/>
-        </w:rPr>
-      </w:pPr>
-      <w:r>
-        <w:rPr>
-          <w:rFonts w:ascii="Calibri" w:hAnsi="Calibri" w:cs="Calibri"/>
-          <w:sz w:val="22"/>
-          <w:szCs w:val="22"/>
-          <w:lang w:val="en-GB" w:bidi="en-GB"/>
-        </w:rPr>
-        <w:t>Funded by the Ministry of Science of Spain</w:t>
-      </w:r>
-    </w:p>
-    <w:p>
-      <w:pPr>
-        <w:rPr>
-          <w:rFonts w:ascii="Calibri" w:hAnsi="Calibri" w:cs="Calibri"/>
-          <w:sz w:val="22"/>
-          <w:szCs w:val="22"/>
-          <w:lang w:val="en-GB" w:bidi="en-GB"/>
-        </w:rPr>
-      </w:pPr>
-      <w:r>
-        <w:rPr>
-          <w:rFonts w:ascii="Calibri" w:hAnsi="Calibri" w:cs="Calibri"/>
-          <w:sz w:val="22"/>
-          <w:szCs w:val="22"/>
-          <w:lang w:val="en-GB" w:bidi="en-GB"/>
-        </w:rPr>
-        <w:t xml:space="preserve">Tasks: </w:t>
-      </w:r>
-      <w:r>
-        <w:rPr>
-          <w:rFonts w:ascii="Calibri" w:hAnsi="Calibri" w:cs="Calibri"/>
-          <w:sz w:val="22"/>
-          <w:szCs w:val="22"/>
-          <w:lang w:bidi="en-GB"/>
-        </w:rPr>
-        <w:t xml:space="preserve">researching parties’ </w:t>
-      </w:r>
-      <w:proofErr w:type="spellStart"/>
-      <w:r>
-        <w:rPr>
-          <w:rFonts w:ascii="Calibri" w:hAnsi="Calibri" w:cs="Calibri"/>
-          <w:sz w:val="22"/>
-          <w:szCs w:val="22"/>
-          <w:lang w:bidi="en-GB"/>
-        </w:rPr>
-        <w:t>organisation</w:t>
-      </w:r>
-      <w:proofErr w:type="spellEnd"/>
-      <w:r>
-        <w:rPr>
-          <w:rFonts w:ascii="Calibri" w:hAnsi="Calibri" w:cs="Calibri"/>
-          <w:sz w:val="22"/>
-          <w:szCs w:val="22"/>
-          <w:lang w:bidi="en-GB"/>
-        </w:rPr>
-        <w:t xml:space="preserve"> and deliberation mechanisms, coding social media data, conducting interviews with party elites</w:t>
-      </w:r>
-      <w:r>
-        <w:rPr>
-          <w:rFonts w:ascii="Calibri" w:hAnsi="Calibri" w:cs="Calibri"/>
-          <w:sz w:val="22"/>
-          <w:szCs w:val="22"/>
-          <w:lang w:bidi="en-GB"/>
-        </w:rPr>
-        <w:t xml:space="preserve">, </w:t>
-      </w:r>
-      <w:r>
-        <w:rPr>
-          <w:rFonts w:ascii="Calibri" w:hAnsi="Calibri" w:cs="Calibri"/>
-          <w:sz w:val="22"/>
-          <w:szCs w:val="22"/>
-          <w:lang w:bidi="en-GB"/>
-        </w:rPr>
-        <w:t>managing the project’s blog.</w:t>
-      </w:r>
-    </w:p>
-    <w:p>
-      <w:pPr>
-        <w:rPr>
-          <w:rFonts w:ascii="Calibri" w:hAnsi="Calibri" w:cs="Calibri"/>
-          <w:sz w:val="22"/>
-          <w:szCs w:val="22"/>
-          <w:lang w:val="en-GB"/>
-        </w:rPr>
-      </w:pPr>
-      <w:r>
-        <w:rPr>
-          <w:rFonts w:ascii="Calibri" w:hAnsi="Calibri" w:cs="Calibri"/>
-          <w:sz w:val="22"/>
-          <w:szCs w:val="22"/>
-          <w:lang w:val="en-GB" w:bidi="en-GB"/>
-        </w:rPr>
-        <w:t>PI</w:t>
-      </w:r>
-      <w:r>
-        <w:rPr>
-          <w:rFonts w:ascii="Calibri" w:hAnsi="Calibri" w:cs="Calibri"/>
-          <w:sz w:val="22"/>
-          <w:szCs w:val="22"/>
-          <w:lang w:val="en-GB" w:bidi="en-GB"/>
-        </w:rPr>
-        <w:t xml:space="preserve">: </w:t>
-      </w:r>
-      <w:r>
-        <w:rPr>
-          <w:rFonts w:ascii="Calibri" w:hAnsi="Calibri" w:cs="Calibri"/>
-          <w:sz w:val="22"/>
-          <w:szCs w:val="22"/>
-          <w:lang w:val="en-GB" w:bidi="en-GB"/>
-        </w:rPr>
-        <w:t>Rosa Borge</w:t>
-      </w:r>
-    </w:p>
-    <w:p>
-      <w:pPr>
-        <w:rPr>
-          <w:rFonts w:ascii="Calibri" w:hAnsi="Calibri" w:cs="Calibri"/>
-          <w:sz w:val="22"/>
-          <w:szCs w:val="22"/>
-          <w:lang w:val="en-GB"/>
-        </w:rPr>
-      </w:pPr>
-    </w:p>
-    <w:p>
-      <w:pPr>
-        <w:tabs>
-          <w:tab w:val="right" w:pos="8640"/>
-        </w:tabs>
-        <w:rPr>
-          <w:rFonts w:ascii="Calibri" w:hAnsi="Calibri" w:cs="Calibri"/>
-          <w:sz w:val="22"/>
-          <w:szCs w:val="22"/>
-          <w:lang w:val="en-GB"/>
-        </w:rPr>
-      </w:pPr>
-      <w:r>
-        <w:rPr>
-          <w:rFonts w:ascii="Calibri" w:hAnsi="Calibri" w:cs="Calibri"/>
-          <w:b/>
-          <w:sz w:val="22"/>
-          <w:szCs w:val="22"/>
-          <w:lang w:val="en-GB" w:bidi="en-GB"/>
-        </w:rPr>
-        <w:t>Research Assistant</w:t>
-      </w:r>
-      <w:r>
-        <w:rPr>
-          <w:rFonts w:ascii="Calibri" w:hAnsi="Calibri" w:cs="Calibri"/>
-          <w:sz w:val="22"/>
-          <w:szCs w:val="22"/>
-          <w:lang w:val="en-GB" w:bidi="en-GB"/>
-        </w:rPr>
-        <w:tab/>
-        <w:t>2018-19</w:t>
-      </w:r>
-    </w:p>
-    <w:p>
-      <w:pPr>
-        <w:rPr>
-          <w:rFonts w:ascii="Calibri" w:hAnsi="Calibri" w:cs="Calibri"/>
-          <w:sz w:val="22"/>
-          <w:szCs w:val="22"/>
-          <w:lang w:val="en-GB" w:bidi="en-GB"/>
-        </w:rPr>
-      </w:pPr>
-      <w:r>
-        <w:rPr>
-          <w:rFonts w:ascii="Calibri" w:hAnsi="Calibri" w:cs="Calibri"/>
-          <w:sz w:val="22"/>
-          <w:szCs w:val="22"/>
-          <w:lang w:val="en-GB" w:bidi="en-GB"/>
-        </w:rPr>
-        <w:t>Barcelona Centre for International Affairs (CIDOB)</w:t>
-      </w:r>
-    </w:p>
-    <w:p>
-      <w:pPr>
-        <w:rPr>
-          <w:rFonts w:ascii="Calibri" w:hAnsi="Calibri" w:cs="Calibri"/>
-          <w:sz w:val="22"/>
-          <w:szCs w:val="22"/>
-          <w:lang w:val="en-GB" w:bidi="en-GB"/>
-        </w:rPr>
-      </w:pPr>
-      <w:r>
-        <w:rPr>
-          <w:rFonts w:ascii="Calibri" w:hAnsi="Calibri" w:cs="Calibri"/>
-          <w:sz w:val="22"/>
-          <w:szCs w:val="22"/>
-          <w:lang w:val="en-GB" w:bidi="en-GB"/>
-        </w:rPr>
-        <w:t xml:space="preserve">Barcelona, Spain </w:t>
-      </w:r>
-    </w:p>
-    <w:p>
-      <w:pPr>
-        <w:rPr>
-          <w:rFonts w:ascii="Calibri" w:hAnsi="Calibri" w:cs="Calibri"/>
-          <w:sz w:val="22"/>
-          <w:szCs w:val="22"/>
-          <w:lang w:val="en-GB" w:bidi="en-GB"/>
-        </w:rPr>
-      </w:pPr>
-      <w:r>
-        <w:rPr>
-          <w:rFonts w:ascii="Calibri" w:hAnsi="Calibri" w:cs="Calibri"/>
-          <w:sz w:val="22"/>
-          <w:szCs w:val="22"/>
-          <w:lang w:val="en-GB" w:bidi="en-GB"/>
-        </w:rPr>
-        <w:t xml:space="preserve">Project: </w:t>
-      </w:r>
-      <w:r>
-        <w:rPr>
-          <w:rFonts w:ascii="Calibri" w:hAnsi="Calibri" w:cs="Calibri"/>
-          <w:sz w:val="22"/>
-          <w:szCs w:val="22"/>
-          <w:lang w:val="en-GB" w:bidi="en-GB"/>
-        </w:rPr>
-        <w:t>Solidarity in diversity</w:t>
-      </w:r>
-    </w:p>
-    <w:p>
-      <w:pPr>
-        <w:rPr>
-          <w:rFonts w:ascii="Calibri" w:hAnsi="Calibri" w:cs="Calibri"/>
-          <w:sz w:val="22"/>
-          <w:szCs w:val="22"/>
-          <w:lang w:val="en-GB" w:bidi="en-GB"/>
-        </w:rPr>
-      </w:pPr>
-      <w:r>
-        <w:rPr>
-          <w:rFonts w:ascii="Calibri" w:hAnsi="Calibri" w:cs="Calibri"/>
-          <w:sz w:val="22"/>
-          <w:szCs w:val="22"/>
-          <w:lang w:val="en-GB" w:bidi="en-GB"/>
-        </w:rPr>
-        <w:t xml:space="preserve">Funded by the </w:t>
-      </w:r>
-      <w:r>
-        <w:rPr>
-          <w:rFonts w:ascii="Calibri" w:hAnsi="Calibri" w:cs="Calibri"/>
-          <w:sz w:val="22"/>
-          <w:szCs w:val="22"/>
-          <w:lang w:val="en-GB" w:bidi="en-GB"/>
-        </w:rPr>
-        <w:t>La Caixa Foundation</w:t>
-      </w:r>
-    </w:p>
-    <w:p>
-      <w:pPr>
-        <w:rPr>
-          <w:rFonts w:ascii="Calibri" w:hAnsi="Calibri" w:cs="Calibri"/>
-          <w:sz w:val="22"/>
-          <w:szCs w:val="22"/>
-          <w:lang w:val="en-GB" w:bidi="en-GB"/>
-        </w:rPr>
-      </w:pPr>
-      <w:r>
-        <w:rPr>
-          <w:rFonts w:ascii="Calibri" w:hAnsi="Calibri" w:cs="Calibri"/>
-          <w:sz w:val="22"/>
-          <w:szCs w:val="22"/>
-          <w:lang w:val="en-GB" w:bidi="en-GB"/>
-        </w:rPr>
-        <w:t xml:space="preserve">Tasks: </w:t>
-      </w:r>
-      <w:r>
-        <w:rPr>
-          <w:rFonts w:ascii="Calibri" w:hAnsi="Calibri" w:cs="Calibri"/>
-          <w:sz w:val="22"/>
-          <w:szCs w:val="22"/>
-          <w:lang w:bidi="en-GB"/>
-        </w:rPr>
-        <w:t>reviewing literature, preparing and conducting focus groups and public conferences, project management, reporting to funders, data analysis and write-up.</w:t>
-      </w:r>
-    </w:p>
-    <w:p>
-      <w:pPr>
-        <w:rPr>
-          <w:rFonts w:ascii="Calibri" w:hAnsi="Calibri" w:cs="Calibri"/>
-          <w:sz w:val="22"/>
-          <w:szCs w:val="22"/>
-          <w:lang w:val="en-GB"/>
-        </w:rPr>
-      </w:pPr>
-      <w:r>
-        <w:rPr>
-          <w:rFonts w:ascii="Calibri" w:hAnsi="Calibri" w:cs="Calibri"/>
-          <w:sz w:val="22"/>
-          <w:szCs w:val="22"/>
-          <w:lang w:val="en-GB" w:bidi="en-GB"/>
-        </w:rPr>
-        <w:t xml:space="preserve">PI: </w:t>
-      </w:r>
-      <w:r>
-        <w:rPr>
-          <w:rFonts w:ascii="Calibri" w:hAnsi="Calibri" w:cs="Calibri"/>
-          <w:sz w:val="22"/>
-          <w:szCs w:val="22"/>
-          <w:lang w:val="en-GB" w:bidi="en-GB"/>
-        </w:rPr>
-        <w:t xml:space="preserve">Yolanda </w:t>
-      </w:r>
-      <w:proofErr w:type="spellStart"/>
-      <w:r>
-        <w:rPr>
-          <w:rFonts w:ascii="Calibri" w:hAnsi="Calibri" w:cs="Calibri"/>
-          <w:sz w:val="22"/>
-          <w:szCs w:val="22"/>
-          <w:lang w:val="en-GB" w:bidi="en-GB"/>
-        </w:rPr>
-        <w:t>Onghena</w:t>
-      </w:r>
-      <w:proofErr w:type="spellEnd"/>
-    </w:p>
-    <w:p>
-      <w:pPr>
-        <w:pStyle w:val="Heading1"/>
-        <w:rPr>
-          <w:rFonts w:ascii="Calibri" w:hAnsi="Calibri" w:cs="Calibri"/>
-          <w:sz w:val="22"/>
-          <w:szCs w:val="22"/>
-          <w:lang w:val="en-GB" w:bidi="en-GB"/>
-        </w:rPr>
-      </w:pPr>
-    </w:p>
-    <w:p>
-      <w:pPr>
-        <w:pStyle w:val="Heading1"/>
-        <w:rPr>
-          <w:rFonts w:ascii="Calibri" w:hAnsi="Calibri" w:cs="Calibri"/>
-          <w:sz w:val="22"/>
-          <w:szCs w:val="22"/>
-          <w:lang w:val="en-GB" w:bidi="en-GB"/>
-        </w:rPr>
-      </w:pPr>
-    </w:p>
-    <w:p>
-      <w:pPr>
-        <w:pStyle w:val="Heading1"/>
-        <w:rPr>
-          <w:rFonts w:ascii="Calibri" w:hAnsi="Calibri" w:cs="Calibri"/>
-          <w:sz w:val="22"/>
-          <w:szCs w:val="22"/>
-          <w:lang w:val="en-GB"/>
-        </w:rPr>
-      </w:pPr>
-      <w:r>
-        <w:rPr>
-          <w:rFonts w:ascii="Calibri" w:hAnsi="Calibri" w:cs="Calibri"/>
-          <w:sz w:val="22"/>
-          <w:szCs w:val="22"/>
-          <w:lang w:val="en-GB" w:bidi="en-GB"/>
-        </w:rPr>
-        <w:t>Service to the profession</w:t>
-      </w:r>
-    </w:p>
-    <w:p>
-      <w:pPr>
-        <w:tabs>
-          <w:tab w:val="right" w:pos="8640"/>
-        </w:tabs>
-        <w:rPr>
-          <w:rFonts w:ascii="Calibri" w:hAnsi="Calibri" w:cs="Calibri"/>
-          <w:b/>
-          <w:sz w:val="22"/>
-          <w:szCs w:val="22"/>
-          <w:lang w:val="en-GB" w:bidi="en-GB"/>
-        </w:rPr>
-      </w:pPr>
-    </w:p>
-    <w:p>
-      <w:pPr>
-        <w:tabs>
-          <w:tab w:val="right" w:pos="8640"/>
-        </w:tabs>
-        <w:rPr>
-          <w:rFonts w:ascii="Calibri" w:hAnsi="Calibri" w:cs="Calibri"/>
-          <w:sz w:val="22"/>
-          <w:szCs w:val="22"/>
-          <w:lang w:val="en-GB"/>
-        </w:rPr>
-      </w:pPr>
-      <w:r>
-        <w:rPr>
-          <w:rFonts w:ascii="Calibri" w:hAnsi="Calibri" w:cs="Calibri"/>
-          <w:b/>
-          <w:sz w:val="22"/>
-          <w:szCs w:val="22"/>
-          <w:lang w:val="en-GB" w:bidi="en-GB"/>
-        </w:rPr>
-        <w:t>PhD Academic Representative</w:t>
-      </w:r>
-      <w:r>
-        <w:rPr>
-          <w:rFonts w:ascii="Calibri" w:hAnsi="Calibri" w:cs="Calibri"/>
-          <w:sz w:val="22"/>
-          <w:szCs w:val="22"/>
-          <w:lang w:val="en-GB" w:bidi="en-GB"/>
-        </w:rPr>
-        <w:tab/>
-        <w:t>2023-24</w:t>
-      </w:r>
-    </w:p>
-    <w:p>
-      <w:pPr>
-        <w:rPr>
-          <w:rFonts w:ascii="Calibri" w:hAnsi="Calibri" w:cs="Calibri"/>
-          <w:sz w:val="22"/>
-          <w:szCs w:val="22"/>
-          <w:lang w:val="en-GB" w:bidi="en-GB"/>
-        </w:rPr>
-      </w:pPr>
-      <w:r>
-        <w:rPr>
-          <w:rFonts w:ascii="Calibri" w:hAnsi="Calibri" w:cs="Calibri"/>
-          <w:sz w:val="22"/>
-          <w:szCs w:val="22"/>
-          <w:lang w:val="en-GB" w:bidi="en-GB"/>
-        </w:rPr>
-        <w:t>Department of Methodology, LSE</w:t>
-      </w:r>
-    </w:p>
-    <w:p>
-      <w:pPr>
-        <w:rPr>
-          <w:rFonts w:ascii="Calibri" w:hAnsi="Calibri" w:cs="Calibri"/>
-          <w:sz w:val="22"/>
-          <w:szCs w:val="22"/>
-          <w:lang w:val="en-GB"/>
-        </w:rPr>
-      </w:pPr>
-    </w:p>
-    <w:p>
-      <w:pPr>
-        <w:tabs>
-          <w:tab w:val="right" w:pos="8640"/>
-        </w:tabs>
-        <w:rPr>
-          <w:rFonts w:ascii="Calibri" w:hAnsi="Calibri" w:cs="Calibri"/>
-          <w:sz w:val="22"/>
-          <w:szCs w:val="22"/>
-          <w:lang w:val="en-GB"/>
-        </w:rPr>
-      </w:pPr>
-      <w:r>
-        <w:rPr>
-          <w:rFonts w:ascii="Calibri" w:hAnsi="Calibri" w:cs="Calibri"/>
-          <w:b/>
-          <w:sz w:val="22"/>
-          <w:szCs w:val="22"/>
-          <w:lang w:val="en-GB" w:bidi="en-GB"/>
-        </w:rPr>
-        <w:t>Member, Lead Organiser (2023-2024), PhD Action Network</w:t>
-      </w:r>
-      <w:r>
-        <w:rPr>
-          <w:rFonts w:ascii="Calibri" w:hAnsi="Calibri" w:cs="Calibri"/>
-          <w:sz w:val="22"/>
-          <w:szCs w:val="22"/>
-          <w:lang w:val="en-GB" w:bidi="en-GB"/>
-        </w:rPr>
-        <w:tab/>
-        <w:t>2022-</w:t>
-      </w:r>
-      <w:r>
-        <w:rPr>
-          <w:rFonts w:ascii="Calibri" w:hAnsi="Calibri" w:cs="Calibri"/>
-          <w:sz w:val="22"/>
-          <w:szCs w:val="22"/>
-          <w:lang w:val="en-GB" w:bidi="en-GB"/>
-        </w:rPr>
-        <w:t>2025</w:t>
-      </w:r>
-    </w:p>
-    <w:p>
-      <w:pPr>
-        <w:rPr>
-          <w:rFonts w:ascii="Calibri" w:hAnsi="Calibri" w:cs="Calibri"/>
-          <w:sz w:val="22"/>
-          <w:szCs w:val="22"/>
-          <w:lang w:val="en-GB" w:bidi="en-GB"/>
-        </w:rPr>
-      </w:pPr>
-      <w:r>
-        <w:rPr>
-          <w:rFonts w:ascii="Calibri" w:hAnsi="Calibri" w:cs="Calibri"/>
-          <w:sz w:val="22"/>
-          <w:szCs w:val="22"/>
-          <w:lang w:val="en-GB" w:bidi="en-GB"/>
-        </w:rPr>
-        <w:t>LSE</w:t>
-      </w:r>
-    </w:p>
-    <w:p>
-      <w:pPr>
-        <w:rPr>
-          <w:rFonts w:ascii="Calibri" w:hAnsi="Calibri" w:cs="Calibri"/>
-          <w:sz w:val="22"/>
-          <w:szCs w:val="22"/>
-          <w:lang w:val="en-GB" w:bidi="en-GB"/>
-        </w:rPr>
-      </w:pPr>
-      <w:r>
-        <w:rPr>
-          <w:rFonts w:ascii="Calibri" w:hAnsi="Calibri" w:cs="Calibri"/>
-          <w:sz w:val="22"/>
-          <w:szCs w:val="22"/>
-          <w:lang w:val="en-GB" w:bidi="en-GB"/>
-        </w:rPr>
-        <w:t>Awarded the LSE Prize for Best Campaign Group (2024)</w:t>
-      </w:r>
-    </w:p>
-    <w:p>
-      <w:pPr>
-        <w:rPr>
-          <w:rFonts w:ascii="Calibri" w:hAnsi="Calibri" w:cs="Calibri"/>
-          <w:sz w:val="22"/>
-          <w:szCs w:val="22"/>
-          <w:lang w:val="en-GB"/>
-        </w:rPr>
-      </w:pPr>
-    </w:p>
-    <w:p>
-      <w:pPr>
-        <w:rPr>
-          <w:rFonts w:ascii="Calibri" w:hAnsi="Calibri" w:cs="Calibri"/>
-          <w:sz w:val="22"/>
-          <w:szCs w:val="22"/>
-          <w:lang w:val="en-GB"/>
-        </w:rPr>
-      </w:pPr>
-      <w:r>
-        <w:rPr>
-          <w:rFonts w:ascii="Calibri" w:hAnsi="Calibri" w:cs="Calibri"/>
-          <w:b/>
-          <w:sz w:val="22"/>
-          <w:szCs w:val="22"/>
-          <w:lang w:val="en-GB" w:bidi="en-GB"/>
-        </w:rPr>
-        <w:t>Reviewer</w:t>
-      </w:r>
-      <w:r>
-        <w:rPr>
-          <w:rFonts w:ascii="Calibri" w:hAnsi="Calibri" w:cs="Calibri"/>
-          <w:b/>
-          <w:sz w:val="22"/>
-          <w:szCs w:val="22"/>
-          <w:lang w:val="en-GB" w:bidi="en-GB"/>
-        </w:rPr>
-        <w:t xml:space="preserve"> for</w:t>
-      </w:r>
-      <w:r>
-        <w:rPr>
-          <w:rFonts w:ascii="Calibri" w:hAnsi="Calibri" w:cs="Calibri"/>
-          <w:sz w:val="22"/>
-          <w:szCs w:val="22"/>
-          <w:lang w:val="en-GB" w:bidi="en-GB"/>
-        </w:rPr>
-        <w:t>:</w:t>
-      </w:r>
-      <w:r>
-        <w:rPr>
-          <w:rFonts w:ascii="Calibri" w:hAnsi="Calibri" w:cs="Calibri"/>
-          <w:sz w:val="22"/>
-          <w:szCs w:val="22"/>
-          <w:lang w:val="en-GB"/>
-        </w:rPr>
-        <w:t xml:space="preserve"> </w:t>
-      </w:r>
-      <w:r>
-        <w:rPr>
-          <w:rFonts w:ascii="Calibri" w:hAnsi="Calibri" w:cs="Calibri"/>
-          <w:sz w:val="22"/>
-          <w:szCs w:val="22"/>
-          <w:lang w:val="en-GB"/>
-        </w:rPr>
-        <w:t>European Journal of Political Research</w:t>
-      </w:r>
-      <w:r>
-        <w:rPr>
-          <w:rFonts w:ascii="Calibri" w:hAnsi="Calibri" w:cs="Calibri"/>
-          <w:sz w:val="22"/>
-          <w:szCs w:val="22"/>
-          <w:lang w:val="en-GB"/>
-        </w:rPr>
-        <w:t xml:space="preserve">, </w:t>
-      </w:r>
-      <w:r>
-        <w:rPr>
-          <w:rFonts w:ascii="Calibri" w:hAnsi="Calibri" w:cs="Calibri"/>
-          <w:sz w:val="22"/>
-          <w:szCs w:val="22"/>
-          <w:lang w:val="en-GB"/>
-        </w:rPr>
-        <w:t>European Journal of Politics and Gender</w:t>
-      </w:r>
-      <w:r>
-        <w:rPr>
-          <w:rFonts w:ascii="Calibri" w:hAnsi="Calibri" w:cs="Calibri"/>
-          <w:sz w:val="22"/>
-          <w:szCs w:val="22"/>
-          <w:lang w:val="en-GB"/>
-        </w:rPr>
-        <w:t xml:space="preserve">, </w:t>
-      </w:r>
-      <w:r>
-        <w:rPr>
-          <w:rFonts w:ascii="Calibri" w:hAnsi="Calibri" w:cs="Calibri"/>
-          <w:sz w:val="22"/>
-          <w:szCs w:val="22"/>
-          <w:lang w:val="en-GB"/>
-        </w:rPr>
-        <w:t>European Journal of Cultural and Political Sociology</w:t>
-      </w:r>
-      <w:r>
-        <w:rPr>
-          <w:rFonts w:ascii="Calibri" w:hAnsi="Calibri" w:cs="Calibri"/>
-          <w:sz w:val="22"/>
-          <w:szCs w:val="22"/>
-          <w:lang w:val="en-GB"/>
-        </w:rPr>
-        <w:t>, Nordic Journal of Applied Ethics</w:t>
-      </w:r>
-    </w:p>
-    <w:p>
-      <w:pPr>
-        <w:rPr>
-          <w:rFonts w:ascii="Calibri" w:hAnsi="Calibri" w:cs="Calibri"/>
-          <w:sz w:val="22"/>
-          <w:szCs w:val="22"/>
-          <w:lang w:val="en-GB"/>
-        </w:rPr>
-      </w:pPr>
-    </w:p>
-    <w:p>
-      <w:pPr>
-        <w:pStyle w:val="Heading1"/>
-        <w:rPr>
-          <w:rFonts w:ascii="Calibri" w:hAnsi="Calibri" w:cs="Calibri"/>
-          <w:sz w:val="22"/>
-          <w:szCs w:val="22"/>
-          <w:lang w:val="en-GB" w:bidi="en-GB"/>
-        </w:rPr>
-      </w:pPr>
-    </w:p>
-    <w:p>
-      <w:pPr>
-        <w:pStyle w:val="Heading1"/>
-        <w:rPr>
-          <w:rFonts w:ascii="Calibri" w:hAnsi="Calibri" w:cs="Calibri"/>
-          <w:sz w:val="22"/>
-          <w:szCs w:val="22"/>
-          <w:lang w:val="en-GB"/>
-        </w:rPr>
-      </w:pPr>
-      <w:r>
-        <w:rPr>
-          <w:rFonts w:ascii="Calibri" w:hAnsi="Calibri" w:cs="Calibri"/>
-          <w:sz w:val="22"/>
-          <w:szCs w:val="22"/>
-          <w:lang w:val="en-GB" w:bidi="en-GB"/>
-        </w:rPr>
-        <w:t>Professional training</w:t>
-      </w:r>
-    </w:p>
-    <w:p>
-      <w:pPr>
-        <w:rPr>
-          <w:rFonts w:ascii="Calibri" w:hAnsi="Calibri" w:cs="Calibri"/>
-          <w:b/>
-          <w:sz w:val="22"/>
-          <w:szCs w:val="22"/>
-          <w:lang w:val="en-GB"/>
-        </w:rPr>
-      </w:pPr>
-    </w:p>
-    <w:p>
-      <w:pPr>
-        <w:rPr>
-          <w:rFonts w:ascii="Calibri" w:hAnsi="Calibri" w:cs="Calibri"/>
-          <w:b/>
-          <w:sz w:val="22"/>
-          <w:szCs w:val="22"/>
-          <w:lang w:bidi="en-GB"/>
-        </w:rPr>
-      </w:pPr>
-      <w:r>
-        <w:rPr>
-          <w:rFonts w:ascii="Calibri" w:hAnsi="Calibri" w:cs="Calibri"/>
-          <w:b/>
-          <w:sz w:val="22"/>
-          <w:szCs w:val="22"/>
-          <w:lang w:bidi="en-GB"/>
-        </w:rPr>
-        <w:t>Inclusive Education in the Social Sciences</w:t>
-      </w:r>
-    </w:p>
-    <w:p>
-      <w:pPr>
-        <w:rPr>
-          <w:rFonts w:ascii="Calibri" w:hAnsi="Calibri" w:cs="Calibri"/>
           <w:bCs/>
           <w:sz w:val="22"/>
           <w:szCs w:val="22"/>
-          <w:lang w:bidi="en-GB"/>
-        </w:rPr>
-      </w:pPr>
-      <w:r>
-        <w:rPr>
-          <w:rFonts w:ascii="Calibri" w:hAnsi="Calibri" w:cs="Calibri"/>
-          <w:bCs/>
-          <w:sz w:val="22"/>
-          <w:szCs w:val="22"/>
-          <w:lang w:bidi="en-GB"/>
-        </w:rPr>
-        <w:t>Eden Centre Workshop, 03/10/2024</w:t>
-      </w:r>
-    </w:p>
-    <w:p>
-      <w:pPr>
-        <w:rPr>
-          <w:rFonts w:ascii="Calibri" w:hAnsi="Calibri" w:cs="Calibri"/>
-          <w:b/>
-          <w:sz w:val="22"/>
-          <w:szCs w:val="22"/>
-          <w:lang w:bidi="en-GB"/>
-        </w:rPr>
-      </w:pPr>
-    </w:p>
-    <w:p>
-      <w:pPr>
-        <w:rPr>
-          <w:rFonts w:ascii="Calibri" w:hAnsi="Calibri" w:cs="Calibri"/>
-          <w:b/>
-          <w:sz w:val="22"/>
-          <w:szCs w:val="22"/>
-          <w:lang w:val="en-GB"/>
-        </w:rPr>
-      </w:pPr>
-      <w:r>
-        <w:rPr>
-          <w:rFonts w:ascii="Calibri" w:hAnsi="Calibri" w:cs="Calibri"/>
-          <w:b/>
-          <w:sz w:val="22"/>
-          <w:szCs w:val="22"/>
-          <w:lang w:bidi="en-GB"/>
-        </w:rPr>
-        <w:t xml:space="preserve">Introduction to </w:t>
-      </w:r>
-      <w:proofErr w:type="spellStart"/>
-      <w:r>
-        <w:rPr>
-          <w:rFonts w:ascii="Calibri" w:hAnsi="Calibri" w:cs="Calibri"/>
-          <w:b/>
-          <w:sz w:val="22"/>
-          <w:szCs w:val="22"/>
-          <w:lang w:bidi="en-GB"/>
-        </w:rPr>
-        <w:t>Decolonising</w:t>
-      </w:r>
-      <w:proofErr w:type="spellEnd"/>
-      <w:r>
-        <w:rPr>
-          <w:rFonts w:ascii="Calibri" w:hAnsi="Calibri" w:cs="Calibri"/>
-          <w:b/>
-          <w:sz w:val="22"/>
-          <w:szCs w:val="22"/>
-          <w:lang w:bidi="en-GB"/>
-        </w:rPr>
-        <w:t xml:space="preserve"> Education</w:t>
-      </w:r>
-    </w:p>
-    <w:p>
-      <w:pPr>
-        <w:rPr>
-          <w:rFonts w:ascii="Calibri" w:hAnsi="Calibri" w:cs="Calibri"/>
-          <w:sz w:val="22"/>
-          <w:szCs w:val="22"/>
-          <w:lang w:val="en-GB"/>
-        </w:rPr>
-      </w:pPr>
-      <w:r>
-        <w:rPr>
-          <w:rFonts w:ascii="Calibri" w:hAnsi="Calibri" w:cs="Calibri"/>
-          <w:sz w:val="22"/>
-          <w:szCs w:val="22"/>
-          <w:lang w:val="en-GB" w:bidi="en-GB"/>
-        </w:rPr>
-        <w:t>UCU Workshop, 31/01/2024</w:t>
+          <w:lang w:val="en-GB" w:bidi="en-GB"/>
+        </w:rPr>
+        <w:t>International Seminar on Representation, Left Strategy &amp; Democratic Futures</w:t>
       </w:r>
     </w:p>
     <w:p>
@@ -5171,6 +4484,484 @@
     </w:p>
     <w:p>
       <w:pPr>
+        <w:pStyle w:val="Heading1"/>
+        <w:rPr>
+          <w:rFonts w:ascii="Calibri" w:hAnsi="Calibri" w:cs="Calibri"/>
+          <w:sz w:val="22"/>
+          <w:szCs w:val="22"/>
+          <w:lang w:val="en-GB" w:bidi="en-GB"/>
+        </w:rPr>
+      </w:pPr>
+    </w:p>
+    <w:p>
+      <w:pPr>
+        <w:pStyle w:val="Heading1"/>
+        <w:rPr>
+          <w:rFonts w:ascii="Calibri" w:hAnsi="Calibri" w:cs="Calibri"/>
+          <w:sz w:val="22"/>
+          <w:szCs w:val="22"/>
+          <w:lang w:val="en-GB" w:bidi="en-GB"/>
+        </w:rPr>
+      </w:pPr>
+    </w:p>
+    <w:p>
+      <w:pPr>
+        <w:pStyle w:val="Heading1"/>
+        <w:rPr>
+          <w:rFonts w:ascii="Calibri" w:hAnsi="Calibri" w:cs="Calibri"/>
+          <w:sz w:val="22"/>
+          <w:szCs w:val="22"/>
+          <w:lang w:val="en-GB"/>
+        </w:rPr>
+      </w:pPr>
+      <w:r>
+        <w:rPr>
+          <w:rFonts w:ascii="Calibri" w:hAnsi="Calibri" w:cs="Calibri"/>
+          <w:sz w:val="22"/>
+          <w:szCs w:val="22"/>
+          <w:lang w:val="en-GB" w:bidi="en-GB"/>
+        </w:rPr>
+        <w:t>Service to the profession</w:t>
+      </w:r>
+    </w:p>
+    <w:p>
+      <w:pPr>
+        <w:tabs>
+          <w:tab w:val="right" w:pos="8640"/>
+        </w:tabs>
+        <w:rPr>
+          <w:rFonts w:ascii="Calibri" w:hAnsi="Calibri" w:cs="Calibri"/>
+          <w:b/>
+          <w:sz w:val="22"/>
+          <w:szCs w:val="22"/>
+          <w:lang w:val="en-GB" w:bidi="en-GB"/>
+        </w:rPr>
+      </w:pPr>
+    </w:p>
+    <w:p>
+      <w:pPr>
+        <w:tabs>
+          <w:tab w:val="right" w:pos="8640"/>
+        </w:tabs>
+        <w:rPr>
+          <w:rFonts w:ascii="Calibri" w:hAnsi="Calibri" w:cs="Calibri"/>
+          <w:sz w:val="22"/>
+          <w:szCs w:val="22"/>
+          <w:lang w:val="en-GB"/>
+        </w:rPr>
+      </w:pPr>
+      <w:r>
+        <w:rPr>
+          <w:rFonts w:ascii="Calibri" w:hAnsi="Calibri" w:cs="Calibri"/>
+          <w:b/>
+          <w:sz w:val="22"/>
+          <w:szCs w:val="22"/>
+          <w:lang w:val="en-GB" w:bidi="en-GB"/>
+        </w:rPr>
+        <w:t>PhD Academic Representative</w:t>
+      </w:r>
+      <w:r>
+        <w:rPr>
+          <w:rFonts w:ascii="Calibri" w:hAnsi="Calibri" w:cs="Calibri"/>
+          <w:sz w:val="22"/>
+          <w:szCs w:val="22"/>
+          <w:lang w:val="en-GB" w:bidi="en-GB"/>
+        </w:rPr>
+        <w:tab/>
+        <w:t>2023-24</w:t>
+      </w:r>
+    </w:p>
+    <w:p>
+      <w:pPr>
+        <w:rPr>
+          <w:rFonts w:ascii="Calibri" w:hAnsi="Calibri" w:cs="Calibri"/>
+          <w:sz w:val="22"/>
+          <w:szCs w:val="22"/>
+          <w:lang w:val="en-GB" w:bidi="en-GB"/>
+        </w:rPr>
+      </w:pPr>
+      <w:r>
+        <w:rPr>
+          <w:rFonts w:ascii="Calibri" w:hAnsi="Calibri" w:cs="Calibri"/>
+          <w:sz w:val="22"/>
+          <w:szCs w:val="22"/>
+          <w:lang w:val="en-GB" w:bidi="en-GB"/>
+        </w:rPr>
+        <w:t>Department of Methodology, LSE</w:t>
+      </w:r>
+    </w:p>
+    <w:p>
+      <w:pPr>
+        <w:rPr>
+          <w:rFonts w:ascii="Calibri" w:hAnsi="Calibri" w:cs="Calibri"/>
+          <w:sz w:val="22"/>
+          <w:szCs w:val="22"/>
+          <w:lang w:val="en-GB"/>
+        </w:rPr>
+      </w:pPr>
+    </w:p>
+    <w:p>
+      <w:pPr>
+        <w:tabs>
+          <w:tab w:val="right" w:pos="8640"/>
+        </w:tabs>
+        <w:rPr>
+          <w:rFonts w:ascii="Calibri" w:hAnsi="Calibri" w:cs="Calibri"/>
+          <w:sz w:val="22"/>
+          <w:szCs w:val="22"/>
+          <w:lang w:val="en-GB"/>
+        </w:rPr>
+      </w:pPr>
+      <w:r>
+        <w:rPr>
+          <w:rFonts w:ascii="Calibri" w:hAnsi="Calibri" w:cs="Calibri"/>
+          <w:b/>
+          <w:sz w:val="22"/>
+          <w:szCs w:val="22"/>
+          <w:lang w:val="en-GB" w:bidi="en-GB"/>
+        </w:rPr>
+        <w:t>Member, Lead Organiser (2023-2024), PhD Action Network</w:t>
+      </w:r>
+      <w:r>
+        <w:rPr>
+          <w:rFonts w:ascii="Calibri" w:hAnsi="Calibri" w:cs="Calibri"/>
+          <w:sz w:val="22"/>
+          <w:szCs w:val="22"/>
+          <w:lang w:val="en-GB" w:bidi="en-GB"/>
+        </w:rPr>
+        <w:tab/>
+        <w:t>2022-</w:t>
+      </w:r>
+      <w:r>
+        <w:rPr>
+          <w:rFonts w:ascii="Calibri" w:hAnsi="Calibri" w:cs="Calibri"/>
+          <w:sz w:val="22"/>
+          <w:szCs w:val="22"/>
+          <w:lang w:val="en-GB" w:bidi="en-GB"/>
+        </w:rPr>
+        <w:t>2025</w:t>
+      </w:r>
+    </w:p>
+    <w:p>
+      <w:pPr>
+        <w:rPr>
+          <w:rFonts w:ascii="Calibri" w:hAnsi="Calibri" w:cs="Calibri"/>
+          <w:sz w:val="22"/>
+          <w:szCs w:val="22"/>
+          <w:lang w:val="en-GB" w:bidi="en-GB"/>
+        </w:rPr>
+      </w:pPr>
+      <w:r>
+        <w:rPr>
+          <w:rFonts w:ascii="Calibri" w:hAnsi="Calibri" w:cs="Calibri"/>
+          <w:sz w:val="22"/>
+          <w:szCs w:val="22"/>
+          <w:lang w:val="en-GB" w:bidi="en-GB"/>
+        </w:rPr>
+        <w:t>LSE</w:t>
+      </w:r>
+    </w:p>
+    <w:p>
+      <w:pPr>
+        <w:rPr>
+          <w:rFonts w:ascii="Calibri" w:hAnsi="Calibri" w:cs="Calibri"/>
+          <w:sz w:val="22"/>
+          <w:szCs w:val="22"/>
+          <w:lang w:val="en-GB" w:bidi="en-GB"/>
+        </w:rPr>
+      </w:pPr>
+      <w:r>
+        <w:rPr>
+          <w:rFonts w:ascii="Calibri" w:hAnsi="Calibri" w:cs="Calibri"/>
+          <w:sz w:val="22"/>
+          <w:szCs w:val="22"/>
+          <w:lang w:val="en-GB" w:bidi="en-GB"/>
+        </w:rPr>
+        <w:t>Awarded the LSE Prize for Best Campaign Group (2024)</w:t>
+      </w:r>
+    </w:p>
+    <w:p>
+      <w:pPr>
+        <w:rPr>
+          <w:rFonts w:ascii="Calibri" w:hAnsi="Calibri" w:cs="Calibri"/>
+          <w:sz w:val="22"/>
+          <w:szCs w:val="22"/>
+          <w:lang w:val="en-GB"/>
+        </w:rPr>
+      </w:pPr>
+    </w:p>
+    <w:p>
+      <w:pPr>
+        <w:rPr>
+          <w:rFonts w:ascii="Calibri" w:hAnsi="Calibri" w:cs="Calibri"/>
+          <w:sz w:val="22"/>
+          <w:szCs w:val="22"/>
+          <w:lang w:val="en-GB"/>
+        </w:rPr>
+      </w:pPr>
+      <w:r>
+        <w:rPr>
+          <w:rFonts w:ascii="Calibri" w:hAnsi="Calibri" w:cs="Calibri"/>
+          <w:b/>
+          <w:sz w:val="22"/>
+          <w:szCs w:val="22"/>
+          <w:lang w:val="en-GB" w:bidi="en-GB"/>
+        </w:rPr>
+        <w:lastRenderedPageBreak/>
+        <w:t>Reviewer</w:t>
+      </w:r>
+      <w:r>
+        <w:rPr>
+          <w:rFonts w:ascii="Calibri" w:hAnsi="Calibri" w:cs="Calibri"/>
+          <w:b/>
+          <w:sz w:val="22"/>
+          <w:szCs w:val="22"/>
+          <w:lang w:val="en-GB" w:bidi="en-GB"/>
+        </w:rPr>
+        <w:t xml:space="preserve"> for</w:t>
+      </w:r>
+      <w:r>
+        <w:rPr>
+          <w:rFonts w:ascii="Calibri" w:hAnsi="Calibri" w:cs="Calibri"/>
+          <w:sz w:val="22"/>
+          <w:szCs w:val="22"/>
+          <w:lang w:val="en-GB" w:bidi="en-GB"/>
+        </w:rPr>
+        <w:t>:</w:t>
+      </w:r>
+      <w:r>
+        <w:rPr>
+          <w:rFonts w:ascii="Calibri" w:hAnsi="Calibri" w:cs="Calibri"/>
+          <w:sz w:val="22"/>
+          <w:szCs w:val="22"/>
+          <w:lang w:val="en-GB"/>
+        </w:rPr>
+        <w:t xml:space="preserve"> </w:t>
+      </w:r>
+      <w:r>
+        <w:rPr>
+          <w:rFonts w:ascii="Calibri" w:hAnsi="Calibri" w:cs="Calibri"/>
+          <w:sz w:val="22"/>
+          <w:szCs w:val="22"/>
+          <w:lang w:val="en-GB"/>
+        </w:rPr>
+        <w:t>European Journal of Political Research</w:t>
+      </w:r>
+      <w:r>
+        <w:rPr>
+          <w:rFonts w:ascii="Calibri" w:hAnsi="Calibri" w:cs="Calibri"/>
+          <w:sz w:val="22"/>
+          <w:szCs w:val="22"/>
+          <w:lang w:val="en-GB"/>
+        </w:rPr>
+        <w:t xml:space="preserve">, </w:t>
+      </w:r>
+      <w:r>
+        <w:rPr>
+          <w:rFonts w:ascii="Calibri" w:hAnsi="Calibri" w:cs="Calibri"/>
+          <w:sz w:val="22"/>
+          <w:szCs w:val="22"/>
+          <w:lang w:val="en-GB"/>
+        </w:rPr>
+        <w:t>European Journal of Politics and Gender</w:t>
+      </w:r>
+      <w:r>
+        <w:rPr>
+          <w:rFonts w:ascii="Calibri" w:hAnsi="Calibri" w:cs="Calibri"/>
+          <w:sz w:val="22"/>
+          <w:szCs w:val="22"/>
+          <w:lang w:val="en-GB"/>
+        </w:rPr>
+        <w:t xml:space="preserve">, </w:t>
+      </w:r>
+      <w:r>
+        <w:rPr>
+          <w:rFonts w:ascii="Calibri" w:hAnsi="Calibri" w:cs="Calibri"/>
+          <w:sz w:val="22"/>
+          <w:szCs w:val="22"/>
+          <w:lang w:val="en-GB"/>
+        </w:rPr>
+        <w:t>European Journal of Cultural and Political Sociology</w:t>
+      </w:r>
+      <w:r>
+        <w:rPr>
+          <w:rFonts w:ascii="Calibri" w:hAnsi="Calibri" w:cs="Calibri"/>
+          <w:sz w:val="22"/>
+          <w:szCs w:val="22"/>
+          <w:lang w:val="en-GB"/>
+        </w:rPr>
+        <w:t>, Nordic Journal of Applied Ethics</w:t>
+      </w:r>
+    </w:p>
+    <w:p>
+      <w:pPr>
+        <w:rPr>
+          <w:rFonts w:ascii="Calibri" w:hAnsi="Calibri" w:cs="Calibri"/>
+          <w:sz w:val="22"/>
+          <w:szCs w:val="22"/>
+          <w:lang w:val="en-GB"/>
+        </w:rPr>
+      </w:pPr>
+    </w:p>
+    <w:p>
+      <w:pPr>
+        <w:pStyle w:val="Heading1"/>
+        <w:rPr>
+          <w:rFonts w:ascii="Calibri" w:hAnsi="Calibri" w:cs="Calibri"/>
+          <w:sz w:val="22"/>
+          <w:szCs w:val="22"/>
+          <w:lang w:val="en-GB" w:bidi="en-GB"/>
+        </w:rPr>
+      </w:pPr>
+    </w:p>
+    <w:p>
+      <w:pPr>
+        <w:pStyle w:val="Heading1"/>
+        <w:rPr>
+          <w:rFonts w:ascii="Calibri" w:hAnsi="Calibri" w:cs="Calibri"/>
+          <w:sz w:val="22"/>
+          <w:szCs w:val="22"/>
+          <w:lang w:val="en-GB"/>
+        </w:rPr>
+      </w:pPr>
+      <w:r>
+        <w:rPr>
+          <w:rFonts w:ascii="Calibri" w:hAnsi="Calibri" w:cs="Calibri"/>
+          <w:sz w:val="22"/>
+          <w:szCs w:val="22"/>
+          <w:lang w:val="en-GB" w:bidi="en-GB"/>
+        </w:rPr>
+        <w:t>Professional training</w:t>
+      </w:r>
+    </w:p>
+    <w:p>
+      <w:pPr>
+        <w:rPr>
+          <w:rFonts w:ascii="Calibri" w:hAnsi="Calibri" w:cs="Calibri"/>
+          <w:b/>
+          <w:sz w:val="22"/>
+          <w:szCs w:val="22"/>
+          <w:lang w:val="en-GB"/>
+        </w:rPr>
+      </w:pPr>
+    </w:p>
+    <w:p>
+      <w:pPr>
+        <w:rPr>
+          <w:rFonts w:ascii="Calibri" w:hAnsi="Calibri" w:cs="Calibri"/>
+          <w:b/>
+          <w:sz w:val="22"/>
+          <w:szCs w:val="22"/>
+          <w:lang w:bidi="en-GB"/>
+        </w:rPr>
+      </w:pPr>
+      <w:r>
+        <w:rPr>
+          <w:rFonts w:ascii="Calibri" w:hAnsi="Calibri" w:cs="Calibri"/>
+          <w:b/>
+          <w:sz w:val="22"/>
+          <w:szCs w:val="22"/>
+          <w:lang w:bidi="en-GB"/>
+        </w:rPr>
+        <w:t>Inclusive Education in the Social Sciences</w:t>
+      </w:r>
+    </w:p>
+    <w:p>
+      <w:pPr>
+        <w:rPr>
+          <w:rFonts w:ascii="Calibri" w:hAnsi="Calibri" w:cs="Calibri"/>
+          <w:bCs/>
+          <w:sz w:val="22"/>
+          <w:szCs w:val="22"/>
+          <w:lang w:bidi="en-GB"/>
+        </w:rPr>
+      </w:pPr>
+      <w:r>
+        <w:rPr>
+          <w:rFonts w:ascii="Calibri" w:hAnsi="Calibri" w:cs="Calibri"/>
+          <w:bCs/>
+          <w:sz w:val="22"/>
+          <w:szCs w:val="22"/>
+          <w:lang w:bidi="en-GB"/>
+        </w:rPr>
+        <w:t>Eden Centre Workshop, 03/10/2024</w:t>
+      </w:r>
+    </w:p>
+    <w:p>
+      <w:pPr>
+        <w:rPr>
+          <w:rFonts w:ascii="Calibri" w:hAnsi="Calibri" w:cs="Calibri"/>
+          <w:b/>
+          <w:sz w:val="22"/>
+          <w:szCs w:val="22"/>
+          <w:lang w:bidi="en-GB"/>
+        </w:rPr>
+      </w:pPr>
+    </w:p>
+    <w:p>
+      <w:pPr>
+        <w:rPr>
+          <w:rFonts w:ascii="Calibri" w:hAnsi="Calibri" w:cs="Calibri"/>
+          <w:b/>
+          <w:sz w:val="22"/>
+          <w:szCs w:val="22"/>
+          <w:lang w:val="en-GB"/>
+        </w:rPr>
+      </w:pPr>
+      <w:r>
+        <w:rPr>
+          <w:rFonts w:ascii="Calibri" w:hAnsi="Calibri" w:cs="Calibri"/>
+          <w:b/>
+          <w:sz w:val="22"/>
+          <w:szCs w:val="22"/>
+          <w:lang w:bidi="en-GB"/>
+        </w:rPr>
+        <w:t xml:space="preserve">Introduction to </w:t>
+      </w:r>
+      <w:proofErr w:type="spellStart"/>
+      <w:r>
+        <w:rPr>
+          <w:rFonts w:ascii="Calibri" w:hAnsi="Calibri" w:cs="Calibri"/>
+          <w:b/>
+          <w:sz w:val="22"/>
+          <w:szCs w:val="22"/>
+          <w:lang w:bidi="en-GB"/>
+        </w:rPr>
+        <w:t>Decolonising</w:t>
+      </w:r>
+      <w:proofErr w:type="spellEnd"/>
+      <w:r>
+        <w:rPr>
+          <w:rFonts w:ascii="Calibri" w:hAnsi="Calibri" w:cs="Calibri"/>
+          <w:b/>
+          <w:sz w:val="22"/>
+          <w:szCs w:val="22"/>
+          <w:lang w:bidi="en-GB"/>
+        </w:rPr>
+        <w:t xml:space="preserve"> Education</w:t>
+      </w:r>
+    </w:p>
+    <w:p>
+      <w:pPr>
+        <w:rPr>
+          <w:rFonts w:ascii="Calibri" w:hAnsi="Calibri" w:cs="Calibri"/>
+          <w:sz w:val="22"/>
+          <w:szCs w:val="22"/>
+          <w:lang w:val="en-GB"/>
+        </w:rPr>
+      </w:pPr>
+      <w:r>
+        <w:rPr>
+          <w:rFonts w:ascii="Calibri" w:hAnsi="Calibri" w:cs="Calibri"/>
+          <w:sz w:val="22"/>
+          <w:szCs w:val="22"/>
+          <w:lang w:val="en-GB" w:bidi="en-GB"/>
+        </w:rPr>
+        <w:t>UCU Workshop, 31/01/2024</w:t>
+      </w:r>
+    </w:p>
+    <w:p>
+      <w:pPr>
         <w:rPr>
           <w:rFonts w:ascii="Calibri" w:hAnsi="Calibri" w:cs="Calibri"/>
           <w:sz w:val="22"/>
@@ -5381,25 +5172,6 @@
           <w:lang w:val="en-GB" w:bidi="en-GB"/>
         </w:rPr>
         <w:t>LSE</w:t>
-      </w:r>
-    </w:p>
-    <w:p>
-      <w:pPr>
-        <w:rPr>
-          <w:rFonts w:ascii="Calibri" w:hAnsi="Calibri" w:cs="Calibri"/>
-          <w:sz w:val="22"/>
-          <w:szCs w:val="22"/>
-          <w:lang w:val="en-GB"/>
-        </w:rPr>
-      </w:pPr>
-      <w:r>
-        <w:rPr>
-          <w:rFonts w:ascii="Calibri" w:hAnsi="Calibri" w:cs="Calibri"/>
-          <w:sz w:val="22"/>
-          <w:szCs w:val="22"/>
-          <w:lang w:val="en-GB" w:bidi="en-GB"/>
-        </w:rPr>
-        <w:t>Houghton Street, Connaught House, WC2A 2AE</w:t>
       </w:r>
     </w:p>
     <w:p>
@@ -5508,43 +5280,6 @@
     <w:p>
       <w:pPr>
         <w:rPr>
-          <w:rFonts w:ascii="Calibri" w:hAnsi="Calibri" w:cs="Calibri"/>
-          <w:sz w:val="22"/>
-          <w:szCs w:val="22"/>
-          <w:lang w:val="en-GB" w:bidi="en-GB"/>
-        </w:rPr>
-      </w:pPr>
-      <w:r>
-        <w:rPr>
-          <w:rFonts w:ascii="Calibri" w:hAnsi="Calibri" w:cs="Calibri"/>
-          <w:sz w:val="22"/>
-          <w:szCs w:val="22"/>
-          <w:lang w:val="en-GB" w:bidi="en-GB"/>
-        </w:rPr>
-        <w:t xml:space="preserve">Houghton Street, </w:t>
-      </w:r>
-      <w:r>
-        <w:rPr>
-          <w:rFonts w:ascii="Calibri" w:hAnsi="Calibri" w:cs="Calibri"/>
-          <w:sz w:val="22"/>
-          <w:szCs w:val="22"/>
-          <w:lang w:val="en-GB" w:bidi="en-GB"/>
-        </w:rPr>
-        <w:t>Centre Building</w:t>
-      </w:r>
-      <w:r>
-        <w:rPr>
-          <w:rFonts w:ascii="Calibri" w:hAnsi="Calibri" w:cs="Calibri"/>
-          <w:sz w:val="22"/>
-          <w:szCs w:val="22"/>
-          <w:lang w:val="en-GB" w:bidi="en-GB"/>
-        </w:rPr>
-        <w:t>, WC2A 2AE</w:t>
-      </w:r>
-    </w:p>
-    <w:p>
-      <w:pPr>
-        <w:rPr>
           <w:rStyle w:val="Hyperlink"/>
           <w:rFonts w:ascii="Calibri" w:hAnsi="Calibri" w:cs="Calibri"/>
           <w:color w:val="auto"/>
@@ -5667,25 +5402,6 @@
     <w:p>
       <w:pPr>
         <w:rPr>
-          <w:rFonts w:ascii="Calibri" w:hAnsi="Calibri" w:cs="Calibri"/>
-          <w:sz w:val="22"/>
-          <w:szCs w:val="22"/>
-          <w:lang w:val="en-GB"/>
-        </w:rPr>
-      </w:pPr>
-      <w:r>
-        <w:rPr>
-          <w:rFonts w:ascii="Calibri" w:hAnsi="Calibri" w:cs="Calibri"/>
-          <w:sz w:val="22"/>
-          <w:szCs w:val="22"/>
-          <w:lang w:val="en-GB" w:bidi="en-GB"/>
-        </w:rPr>
-        <w:t>Houghton Street, Connaught House, WC2A 2AE</w:t>
-      </w:r>
-    </w:p>
-    <w:p>
-      <w:pPr>
-        <w:rPr>
           <w:rStyle w:val="Hyperlink"/>
           <w:rFonts w:ascii="Calibri" w:hAnsi="Calibri" w:cs="Calibri"/>
           <w:color w:val="auto"/>
@@ -5792,20 +5508,140 @@
       <w:pPr>
         <w:rPr>
           <w:rFonts w:ascii="Calibri" w:hAnsi="Calibri" w:cs="Calibri"/>
-          <w:sz w:val="22"/>
-          <w:szCs w:val="22"/>
-          <w:lang w:val="en-GB" w:bidi="en-GB"/>
-        </w:rPr>
-      </w:pPr>
-      <w:r>
-        <w:rPr>
-          <w:rFonts w:ascii="Calibri" w:hAnsi="Calibri" w:cs="Calibri"/>
           <w:b/>
           <w:bCs/>
           <w:sz w:val="22"/>
           <w:szCs w:val="22"/>
           <w:lang w:val="en-GB" w:bidi="en-GB"/>
         </w:rPr>
+      </w:pPr>
+    </w:p>
+    <w:p>
+      <w:pPr>
+        <w:rPr>
+          <w:rFonts w:ascii="Calibri" w:hAnsi="Calibri" w:cs="Calibri"/>
+          <w:b/>
+          <w:bCs/>
+          <w:sz w:val="22"/>
+          <w:szCs w:val="22"/>
+          <w:lang w:val="en-GB" w:bidi="en-GB"/>
+        </w:rPr>
+      </w:pPr>
+    </w:p>
+    <w:p>
+      <w:pPr>
+        <w:rPr>
+          <w:rFonts w:ascii="Calibri" w:hAnsi="Calibri" w:cs="Calibri"/>
+          <w:b/>
+          <w:bCs/>
+          <w:sz w:val="22"/>
+          <w:szCs w:val="22"/>
+          <w:lang w:val="en-GB" w:bidi="en-GB"/>
+        </w:rPr>
+      </w:pPr>
+    </w:p>
+    <w:p>
+      <w:pPr>
+        <w:rPr>
+          <w:rFonts w:ascii="Calibri" w:hAnsi="Calibri" w:cs="Calibri"/>
+          <w:b/>
+          <w:bCs/>
+          <w:sz w:val="22"/>
+          <w:szCs w:val="22"/>
+          <w:lang w:val="en-GB" w:bidi="en-GB"/>
+        </w:rPr>
+      </w:pPr>
+    </w:p>
+    <w:p>
+      <w:pPr>
+        <w:rPr>
+          <w:rFonts w:ascii="Calibri" w:hAnsi="Calibri" w:cs="Calibri"/>
+          <w:b/>
+          <w:bCs/>
+          <w:sz w:val="22"/>
+          <w:szCs w:val="22"/>
+          <w:lang w:val="en-GB" w:bidi="en-GB"/>
+        </w:rPr>
+      </w:pPr>
+    </w:p>
+    <w:p>
+      <w:pPr>
+        <w:rPr>
+          <w:rFonts w:ascii="Calibri" w:hAnsi="Calibri" w:cs="Calibri"/>
+          <w:b/>
+          <w:bCs/>
+          <w:sz w:val="22"/>
+          <w:szCs w:val="22"/>
+          <w:lang w:val="en-GB" w:bidi="en-GB"/>
+        </w:rPr>
+      </w:pPr>
+    </w:p>
+    <w:p>
+      <w:pPr>
+        <w:rPr>
+          <w:rFonts w:ascii="Calibri" w:hAnsi="Calibri" w:cs="Calibri"/>
+          <w:b/>
+          <w:bCs/>
+          <w:sz w:val="22"/>
+          <w:szCs w:val="22"/>
+          <w:lang w:val="en-GB" w:bidi="en-GB"/>
+        </w:rPr>
+      </w:pPr>
+    </w:p>
+    <w:p>
+      <w:pPr>
+        <w:rPr>
+          <w:rFonts w:ascii="Calibri" w:hAnsi="Calibri" w:cs="Calibri"/>
+          <w:b/>
+          <w:bCs/>
+          <w:sz w:val="22"/>
+          <w:szCs w:val="22"/>
+          <w:lang w:val="en-GB" w:bidi="en-GB"/>
+        </w:rPr>
+      </w:pPr>
+    </w:p>
+    <w:p>
+      <w:pPr>
+        <w:rPr>
+          <w:rFonts w:ascii="Calibri" w:hAnsi="Calibri" w:cs="Calibri"/>
+          <w:b/>
+          <w:bCs/>
+          <w:sz w:val="22"/>
+          <w:szCs w:val="22"/>
+          <w:lang w:val="en-GB" w:bidi="en-GB"/>
+        </w:rPr>
+      </w:pPr>
+    </w:p>
+    <w:p>
+      <w:pPr>
+        <w:rPr>
+          <w:rFonts w:ascii="Calibri" w:hAnsi="Calibri" w:cs="Calibri"/>
+          <w:b/>
+          <w:bCs/>
+          <w:sz w:val="22"/>
+          <w:szCs w:val="22"/>
+          <w:lang w:val="en-GB" w:bidi="en-GB"/>
+        </w:rPr>
+      </w:pPr>
+    </w:p>
+    <w:p>
+      <w:pPr>
+        <w:rPr>
+          <w:rFonts w:ascii="Calibri" w:hAnsi="Calibri" w:cs="Calibri"/>
+          <w:sz w:val="22"/>
+          <w:szCs w:val="22"/>
+          <w:lang w:val="en-GB" w:bidi="en-GB"/>
+        </w:rPr>
+      </w:pPr>
+      <w:r>
+        <w:rPr>
+          <w:rFonts w:ascii="Calibri" w:hAnsi="Calibri" w:cs="Calibri"/>
+          <w:b/>
+          <w:bCs/>
+          <w:sz w:val="22"/>
+          <w:szCs w:val="22"/>
+          <w:lang w:val="en-GB" w:bidi="en-GB"/>
+        </w:rPr>
         <w:t>Prof Jonathan Hopkin</w:t>
       </w:r>
       <w:r>
@@ -5853,26 +5689,16 @@
           <w:szCs w:val="22"/>
           <w:lang w:val="en-GB" w:bidi="en-GB"/>
         </w:rPr>
-        <w:t>LSE</w:t>
-      </w:r>
-    </w:p>
-    <w:p>
-      <w:pPr>
-        <w:rPr>
-          <w:rFonts w:ascii="Calibri" w:hAnsi="Calibri" w:cs="Calibri"/>
-          <w:sz w:val="22"/>
-          <w:szCs w:val="22"/>
-          <w:lang w:val="en-GB" w:bidi="en-GB"/>
-        </w:rPr>
-      </w:pPr>
-      <w:r>
-        <w:rPr>
-          <w:rFonts w:ascii="Calibri" w:hAnsi="Calibri" w:cs="Calibri"/>
-          <w:sz w:val="22"/>
-          <w:szCs w:val="22"/>
-          <w:lang w:val="en-GB" w:bidi="en-GB"/>
-        </w:rPr>
-        <w:t>Houghton Street, Connaught House, WC2A 2AE</w:t>
+        <w:t>LS</w:t>
+      </w:r>
+      <w:r>
+        <w:rPr>
+          <w:rFonts w:ascii="Calibri" w:hAnsi="Calibri" w:cs="Calibri"/>
+          <w:sz w:val="22"/>
+          <w:szCs w:val="22"/>
+          <w:lang w:val="en-GB" w:bidi="en-GB"/>
+        </w:rPr>
+        <w:t>E</w:t>
       </w:r>
     </w:p>
     <w:p>
@@ -6033,25 +5859,6 @@
           <w:lang w:val="en-GB" w:bidi="en-GB"/>
         </w:rPr>
       </w:pPr>
-      <w:r>
-        <w:rPr>
-          <w:rFonts w:ascii="Calibri" w:hAnsi="Calibri" w:cs="Calibri"/>
-          <w:sz w:val="22"/>
-          <w:szCs w:val="22"/>
-          <w:lang w:val="en-GB" w:bidi="en-GB"/>
-        </w:rPr>
-        <w:t>Houghton Street, Connaught House, WC2A 2AE</w:t>
-      </w:r>
-    </w:p>
-    <w:p>
-      <w:pPr>
-        <w:rPr>
-          <w:rFonts w:ascii="Calibri" w:hAnsi="Calibri" w:cs="Calibri"/>
-          <w:sz w:val="22"/>
-          <w:szCs w:val="22"/>
-          <w:lang w:val="en-GB" w:bidi="en-GB"/>
-        </w:rPr>
-      </w:pPr>
       <w:hyperlink r:id="rId22" w:history="1">
         <w:r>
           <w:rPr>
@@ -6096,7 +5903,7 @@
 </file>
 
 <file path=word/endnotes.xml><?xml version="1.0" encoding="utf-8"?>
-<w:endnotes xmlns:wpc="http://schemas.microsoft.com/office/word/2010/wordprocessingCanvas" xmlns:cx="http://schemas.microsoft.com/office/drawing/2014/chartex" xmlns:cx1="http://schemas.microsoft.com/office/drawing/2015/9/8/chartex" xmlns:cx2="http://schemas.microsoft.com/office/drawing/2015/10/21/chartex" xmlns:cx3="http://schemas.microsoft.com/office/drawing/2016/5/9/chartex" xmlns:cx4="http://schemas.microsoft.com/office/drawing/2016/5/10/chartex" xmlns:cx5="http://schemas.microsoft.com/office/drawing/2016/5/11/chartex" xmlns:cx6="http://schemas.microsoft.com/office/drawing/2016/5/12/chartex" xmlns:cx7="http://schemas.microsoft.com/office/drawing/2016/5/13/chartex" xmlns:cx8="http://schemas.microsoft.com/office/drawing/2016/5/14/chartex" xmlns:mc="http://schemas.openxmlformats.org/markup-compatibility/2006" xmlns:aink="http://schemas.microsoft.com/office/drawing/2016/ink" xmlns:am3d="http://schemas.microsoft.com/office/drawing/2017/model3d" xmlns:o="urn:schemas-microsoft-com:office:office" xmlns:oel="http://schemas.microsoft.com/office/2019/extlst" xmlns:r="http://schemas.openxmlformats.org/officeDocument/2006/relationships" xmlns:m="http://schemas.openxmlformats.org/officeDocument/2006/math" xmlns:v="urn:schemas-microsoft-com:vml" xmlns:wp14="http://schemas.microsoft.com/office/word/2010/wordprocessingDrawing" xmlns:wp="http://schemas.openxmlformats.org/drawingml/2006/wordprocessingDrawing" xmlns:w10="urn:schemas-microsoft-com:office:word" xmlns:w="http://schemas.openxmlformats.org/wordprocessingml/2006/main" xmlns:w14="http://schemas.microsoft.com/office/word/2010/wordml" xmlns:w15="http://schemas.microsoft.com/office/word/2012/wordml" xmlns:w16cex="http://schemas.microsoft.com/office/word/2018/wordml/cex" xmlns:w16cid="http://schemas.microsoft.com/office/word/2016/wordml/cid" xmlns:w16="http://schemas.microsoft.com/office/word/2018/wordml" xmlns:w16du="http://schemas.microsoft.com/office/word/2023/wordml/word16du" xmlns:w16sdtdh="http://schemas.microsoft.com/office/word/2020/wordml/sdtdatahash" xmlns:w16sdtfl="http://schemas.microsoft.com/office/word/2024/wordml/sdtformatlock" xmlns:w16se="http://schemas.microsoft.com/office/word/2015/wordml/symex" xmlns:wpg="http://schemas.microsoft.com/office/word/2010/wordprocessingGroup" xmlns:wpi="http://schemas.microsoft.com/office/word/2010/wordprocessingInk" xmlns:wne="http://schemas.microsoft.com/office/word/2006/wordml" xmlns:wps="http://schemas.microsoft.com/office/word/2010/wordprocessingShape" mc:Ignorable="w14 w15 w16se w16cid w16 w16cex w16sdtdh w16sdtfl w16du wp14">
+<w:endnotes xmlns:wpc="http://schemas.microsoft.com/office/word/2010/wordprocessingCanvas" xmlns:cx="http://schemas.microsoft.com/office/drawing/2014/chartex" xmlns:cx1="http://schemas.microsoft.com/office/drawing/2015/9/8/chartex" xmlns:cx2="http://schemas.microsoft.com/office/drawing/2015/10/21/chartex" xmlns:cx3="http://schemas.microsoft.com/office/drawing/2016/5/9/chartex" xmlns:cx4="http://schemas.microsoft.com/office/drawing/2016/5/10/chartex" xmlns:cx5="http://schemas.microsoft.com/office/drawing/2016/5/11/chartex" xmlns:cx6="http://schemas.microsoft.com/office/drawing/2016/5/12/chartex" xmlns:cx7="http://schemas.microsoft.com/office/drawing/2016/5/13/chartex" xmlns:cx8="http://schemas.microsoft.com/office/drawing/2016/5/14/chartex" xmlns:mc="http://schemas.openxmlformats.org/markup-compatibility/2006" xmlns:m="http://schemas.openxmlformats.org/officeDocument/2006/math" xmlns:aink="http://schemas.microsoft.com/office/drawing/2016/ink" xmlns:am3d="http://schemas.microsoft.com/office/drawing/2017/model3d" xmlns:oel="http://schemas.microsoft.com/office/2019/extlst" xmlns:r="http://schemas.openxmlformats.org/officeDocument/2006/relationships" xmlns:wp14="http://schemas.microsoft.com/office/word/2010/wordprocessingDrawing" xmlns:wp="http://schemas.openxmlformats.org/drawingml/2006/wordprocessingDrawing" xmlns:wpg="http://schemas.microsoft.com/office/word/2010/wordprocessingGroup" xmlns:wpi="http://schemas.microsoft.com/office/word/2010/wordprocessingInk" xmlns:wps="http://schemas.microsoft.com/office/word/2010/wordprocessingShape" xmlns:o="urn:schemas-microsoft-com:office:office" xmlns:v="urn:schemas-microsoft-com:vml" xmlns:w10="urn:schemas-microsoft-com:office:word" xmlns:w="http://schemas.openxmlformats.org/wordprocessingml/2006/main" xmlns:w14="http://schemas.microsoft.com/office/word/2010/wordml" xmlns:w15="http://schemas.microsoft.com/office/word/2012/wordml" xmlns:w16cex="http://schemas.microsoft.com/office/word/2018/wordml/cex" xmlns:w16cid="http://schemas.microsoft.com/office/word/2016/wordml/cid" xmlns:w16="http://schemas.microsoft.com/office/word/2018/wordml" xmlns:w16sdtdh="http://schemas.microsoft.com/office/word/2020/wordml/sdtdatahash" xmlns:w16sdtfl="http://schemas.microsoft.com/office/word/2024/wordml/sdtformatlock" xmlns:w16se="http://schemas.microsoft.com/office/word/2015/wordml/symex" xmlns:w16du="http://schemas.microsoft.com/office/word/2023/wordml/word16du" xmlns:wne="http://schemas.microsoft.com/office/word/2006/wordml" mc:Ignorable="w14 w15 w16se w16cid w16 w16cex w16sdtdh w16sdtfl w16du wp14">
   <w:endnote w:type="separator" w:id="-1">
     <w:p>
       <w:r>
@@ -6118,7 +5925,7 @@
 </file>
 
 <file path=word/footer1.xml><?xml version="1.0" encoding="utf-8"?>
-<w:ftr xmlns:wpc="http://schemas.microsoft.com/office/word/2010/wordprocessingCanvas" xmlns:cx="http://schemas.microsoft.com/office/drawing/2014/chartex" xmlns:cx1="http://schemas.microsoft.com/office/drawing/2015/9/8/chartex" xmlns:cx2="http://schemas.microsoft.com/office/drawing/2015/10/21/chartex" xmlns:cx3="http://schemas.microsoft.com/office/drawing/2016/5/9/chartex" xmlns:cx4="http://schemas.microsoft.com/office/drawing/2016/5/10/chartex" xmlns:cx5="http://schemas.microsoft.com/office/drawing/2016/5/11/chartex" xmlns:cx6="http://schemas.microsoft.com/office/drawing/2016/5/12/chartex" xmlns:cx7="http://schemas.microsoft.com/office/drawing/2016/5/13/chartex" xmlns:cx8="http://schemas.microsoft.com/office/drawing/2016/5/14/chartex" xmlns:mc="http://schemas.openxmlformats.org/markup-compatibility/2006" xmlns:aink="http://schemas.microsoft.com/office/drawing/2016/ink" xmlns:am3d="http://schemas.microsoft.com/office/drawing/2017/model3d" xmlns:o="urn:schemas-microsoft-com:office:office" xmlns:oel="http://schemas.microsoft.com/office/2019/extlst" xmlns:r="http://schemas.openxmlformats.org/officeDocument/2006/relationships" xmlns:m="http://schemas.openxmlformats.org/officeDocument/2006/math" xmlns:v="urn:schemas-microsoft-com:vml" xmlns:wp14="http://schemas.microsoft.com/office/word/2010/wordprocessingDrawing" xmlns:wp="http://schemas.openxmlformats.org/drawingml/2006/wordprocessingDrawing" xmlns:w10="urn:schemas-microsoft-com:office:word" xmlns:w="http://schemas.openxmlformats.org/wordprocessingml/2006/main" xmlns:w14="http://schemas.microsoft.com/office/word/2010/wordml" xmlns:w15="http://schemas.microsoft.com/office/word/2012/wordml" xmlns:w16cex="http://schemas.microsoft.com/office/word/2018/wordml/cex" xmlns:w16cid="http://schemas.microsoft.com/office/word/2016/wordml/cid" xmlns:w16="http://schemas.microsoft.com/office/word/2018/wordml" xmlns:w16du="http://schemas.microsoft.com/office/word/2023/wordml/word16du" xmlns:w16sdtdh="http://schemas.microsoft.com/office/word/2020/wordml/sdtdatahash" xmlns:w16sdtfl="http://schemas.microsoft.com/office/word/2024/wordml/sdtformatlock" xmlns:w16se="http://schemas.microsoft.com/office/word/2015/wordml/symex" xmlns:wpg="http://schemas.microsoft.com/office/word/2010/wordprocessingGroup" xmlns:wpi="http://schemas.microsoft.com/office/word/2010/wordprocessingInk" xmlns:wne="http://schemas.microsoft.com/office/word/2006/wordml" xmlns:wps="http://schemas.microsoft.com/office/word/2010/wordprocessingShape" mc:Ignorable="w14 w15 w16se w16cid w16 w16cex w16sdtdh w16sdtfl w16du wp14">
+<w:ftr xmlns:wpc="http://schemas.microsoft.com/office/word/2010/wordprocessingCanvas" xmlns:cx="http://schemas.microsoft.com/office/drawing/2014/chartex" xmlns:cx1="http://schemas.microsoft.com/office/drawing/2015/9/8/chartex" xmlns:cx2="http://schemas.microsoft.com/office/drawing/2015/10/21/chartex" xmlns:cx3="http://schemas.microsoft.com/office/drawing/2016/5/9/chartex" xmlns:cx4="http://schemas.microsoft.com/office/drawing/2016/5/10/chartex" xmlns:cx5="http://schemas.microsoft.com/office/drawing/2016/5/11/chartex" xmlns:cx6="http://schemas.microsoft.com/office/drawing/2016/5/12/chartex" xmlns:cx7="http://schemas.microsoft.com/office/drawing/2016/5/13/chartex" xmlns:cx8="http://schemas.microsoft.com/office/drawing/2016/5/14/chartex" xmlns:mc="http://schemas.openxmlformats.org/markup-compatibility/2006" xmlns:m="http://schemas.openxmlformats.org/officeDocument/2006/math" xmlns:aink="http://schemas.microsoft.com/office/drawing/2016/ink" xmlns:am3d="http://schemas.microsoft.com/office/drawing/2017/model3d" xmlns:oel="http://schemas.microsoft.com/office/2019/extlst" xmlns:r="http://schemas.openxmlformats.org/officeDocument/2006/relationships" xmlns:wp14="http://schemas.microsoft.com/office/word/2010/wordprocessingDrawing" xmlns:wp="http://schemas.openxmlformats.org/drawingml/2006/wordprocessingDrawing" xmlns:wpg="http://schemas.microsoft.com/office/word/2010/wordprocessingGroup" xmlns:wpi="http://schemas.microsoft.com/office/word/2010/wordprocessingInk" xmlns:wps="http://schemas.microsoft.com/office/word/2010/wordprocessingShape" xmlns:o="urn:schemas-microsoft-com:office:office" xmlns:v="urn:schemas-microsoft-com:vml" xmlns:w10="urn:schemas-microsoft-com:office:word" xmlns:w="http://schemas.openxmlformats.org/wordprocessingml/2006/main" xmlns:w14="http://schemas.microsoft.com/office/word/2010/wordml" xmlns:w15="http://schemas.microsoft.com/office/word/2012/wordml" xmlns:w16cex="http://schemas.microsoft.com/office/word/2018/wordml/cex" xmlns:w16cid="http://schemas.microsoft.com/office/word/2016/wordml/cid" xmlns:w16="http://schemas.microsoft.com/office/word/2018/wordml" xmlns:w16sdtdh="http://schemas.microsoft.com/office/word/2020/wordml/sdtdatahash" xmlns:w16sdtfl="http://schemas.microsoft.com/office/word/2024/wordml/sdtformatlock" xmlns:w16se="http://schemas.microsoft.com/office/word/2015/wordml/symex" xmlns:w16du="http://schemas.microsoft.com/office/word/2023/wordml/word16du" xmlns:wne="http://schemas.microsoft.com/office/word/2006/wordml" mc:Ignorable="w14 w15 w16se w16cid w16 w16cex w16sdtdh w16sdtfl w16du wp14">
   <w:p>
     <w:pPr>
       <w:pStyle w:val="Footer"/>
@@ -6189,7 +5996,7 @@
 </file>
 
 <file path=word/footnotes.xml><?xml version="1.0" encoding="utf-8"?>
-<w:footnotes xmlns:wpc="http://schemas.microsoft.com/office/word/2010/wordprocessingCanvas" xmlns:cx="http://schemas.microsoft.com/office/drawing/2014/chartex" xmlns:cx1="http://schemas.microsoft.com/office/drawing/2015/9/8/chartex" xmlns:cx2="http://schemas.microsoft.com/office/drawing/2015/10/21/chartex" xmlns:cx3="http://schemas.microsoft.com/office/drawing/2016/5/9/chartex" xmlns:cx4="http://schemas.microsoft.com/office/drawing/2016/5/10/chartex" xmlns:cx5="http://schemas.microsoft.com/office/drawing/2016/5/11/chartex" xmlns:cx6="http://schemas.microsoft.com/office/drawing/2016/5/12/chartex" xmlns:cx7="http://schemas.microsoft.com/office/drawing/2016/5/13/chartex" xmlns:cx8="http://schemas.microsoft.com/office/drawing/2016/5/14/chartex" xmlns:mc="http://schemas.openxmlformats.org/markup-compatibility/2006" xmlns:aink="http://schemas.microsoft.com/office/drawing/2016/ink" xmlns:am3d="http://schemas.microsoft.com/office/drawing/2017/model3d" xmlns:o="urn:schemas-microsoft-com:office:office" xmlns:oel="http://schemas.microsoft.com/office/2019/extlst" xmlns:r="http://schemas.openxmlformats.org/officeDocument/2006/relationships" xmlns:m="http://schemas.openxmlformats.org/officeDocument/2006/math" xmlns:v="urn:schemas-microsoft-com:vml" xmlns:wp14="http://schemas.microsoft.com/office/word/2010/wordprocessingDrawing" xmlns:wp="http://schemas.openxmlformats.org/drawingml/2006/wordprocessingDrawing" xmlns:w10="urn:schemas-microsoft-com:office:word" xmlns:w="http://schemas.openxmlformats.org/wordprocessingml/2006/main" xmlns:w14="http://schemas.microsoft.com/office/word/2010/wordml" xmlns:w15="http://schemas.microsoft.com/office/word/2012/wordml" xmlns:w16cex="http://schemas.microsoft.com/office/word/2018/wordml/cex" xmlns:w16cid="http://schemas.microsoft.com/office/word/2016/wordml/cid" xmlns:w16="http://schemas.microsoft.com/office/word/2018/wordml" xmlns:w16du="http://schemas.microsoft.com/office/word/2023/wordml/word16du" xmlns:w16sdtdh="http://schemas.microsoft.com/office/word/2020/wordml/sdtdatahash" xmlns:w16sdtfl="http://schemas.microsoft.com/office/word/2024/wordml/sdtformatlock" xmlns:w16se="http://schemas.microsoft.com/office/word/2015/wordml/symex" xmlns:wpg="http://schemas.microsoft.com/office/word/2010/wordprocessingGroup" xmlns:wpi="http://schemas.microsoft.com/office/word/2010/wordprocessingInk" xmlns:wne="http://schemas.microsoft.com/office/word/2006/wordml" xmlns:wps="http://schemas.microsoft.com/office/word/2010/wordprocessingShape" mc:Ignorable="w14 w15 w16se w16cid w16 w16cex w16sdtdh w16sdtfl w16du wp14">
+<w:footnotes xmlns:wpc="http://schemas.microsoft.com/office/word/2010/wordprocessingCanvas" xmlns:cx="http://schemas.microsoft.com/office/drawing/2014/chartex" xmlns:cx1="http://schemas.microsoft.com/office/drawing/2015/9/8/chartex" xmlns:cx2="http://schemas.microsoft.com/office/drawing/2015/10/21/chartex" xmlns:cx3="http://schemas.microsoft.com/office/drawing/2016/5/9/chartex" xmlns:cx4="http://schemas.microsoft.com/office/drawing/2016/5/10/chartex" xmlns:cx5="http://schemas.microsoft.com/office/drawing/2016/5/11/chartex" xmlns:cx6="http://schemas.microsoft.com/office/drawing/2016/5/12/chartex" xmlns:cx7="http://schemas.microsoft.com/office/drawing/2016/5/13/chartex" xmlns:cx8="http://schemas.microsoft.com/office/drawing/2016/5/14/chartex" xmlns:mc="http://schemas.openxmlformats.org/markup-compatibility/2006" xmlns:m="http://schemas.openxmlformats.org/officeDocument/2006/math" xmlns:aink="http://schemas.microsoft.com/office/drawing/2016/ink" xmlns:am3d="http://schemas.microsoft.com/office/drawing/2017/model3d" xmlns:oel="http://schemas.microsoft.com/office/2019/extlst" xmlns:r="http://schemas.openxmlformats.org/officeDocument/2006/relationships" xmlns:wp14="http://schemas.microsoft.com/office/word/2010/wordprocessingDrawing" xmlns:wp="http://schemas.openxmlformats.org/drawingml/2006/wordprocessingDrawing" xmlns:wpg="http://schemas.microsoft.com/office/word/2010/wordprocessingGroup" xmlns:wpi="http://schemas.microsoft.com/office/word/2010/wordprocessingInk" xmlns:wps="http://schemas.microsoft.com/office/word/2010/wordprocessingShape" xmlns:o="urn:schemas-microsoft-com:office:office" xmlns:v="urn:schemas-microsoft-com:vml" xmlns:w10="urn:schemas-microsoft-com:office:word" xmlns:w="http://schemas.openxmlformats.org/wordprocessingml/2006/main" xmlns:w14="http://schemas.microsoft.com/office/word/2010/wordml" xmlns:w15="http://schemas.microsoft.com/office/word/2012/wordml" xmlns:w16cex="http://schemas.microsoft.com/office/word/2018/wordml/cex" xmlns:w16cid="http://schemas.microsoft.com/office/word/2016/wordml/cid" xmlns:w16="http://schemas.microsoft.com/office/word/2018/wordml" xmlns:w16sdtdh="http://schemas.microsoft.com/office/word/2020/wordml/sdtdatahash" xmlns:w16sdtfl="http://schemas.microsoft.com/office/word/2024/wordml/sdtformatlock" xmlns:w16se="http://schemas.microsoft.com/office/word/2015/wordml/symex" xmlns:w16du="http://schemas.microsoft.com/office/word/2023/wordml/word16du" xmlns:wne="http://schemas.microsoft.com/office/word/2006/wordml" mc:Ignorable="w14 w15 w16se w16cid w16 w16cex w16sdtdh w16sdtfl w16du wp14">
   <w:footnote w:type="separator" w:id="-1">
     <w:p>
       <w:r>
@@ -6211,7 +6018,7 @@
 </file>
 
 <file path=word/numbering.xml><?xml version="1.0" encoding="utf-8"?>
-<w:numbering xmlns:wpc="http://schemas.microsoft.com/office/word/2010/wordprocessingCanvas" xmlns:cx="http://schemas.microsoft.com/office/drawing/2014/chartex" xmlns:cx1="http://schemas.microsoft.com/office/drawing/2015/9/8/chartex" xmlns:cx2="http://schemas.microsoft.com/office/drawing/2015/10/21/chartex" xmlns:cx3="http://schemas.microsoft.com/office/drawing/2016/5/9/chartex" xmlns:cx4="http://schemas.microsoft.com/office/drawing/2016/5/10/chartex" xmlns:cx5="http://schemas.microsoft.com/office/drawing/2016/5/11/chartex" xmlns:cx6="http://schemas.microsoft.com/office/drawing/2016/5/12/chartex" xmlns:cx7="http://schemas.microsoft.com/office/drawing/2016/5/13/chartex" xmlns:cx8="http://schemas.microsoft.com/office/drawing/2016/5/14/chartex" xmlns:mc="http://schemas.openxmlformats.org/markup-compatibility/2006" xmlns:aink="http://schemas.microsoft.com/office/drawing/2016/ink" xmlns:am3d="http://schemas.microsoft.com/office/drawing/2017/model3d" xmlns:o="urn:schemas-microsoft-com:office:office" xmlns:oel="http://schemas.microsoft.com/office/2019/extlst" xmlns:r="http://schemas.openxmlformats.org/officeDocument/2006/relationships" xmlns:m="http://schemas.openxmlformats.org/officeDocument/2006/math" xmlns:v="urn:schemas-microsoft-com:vml" xmlns:wp14="http://schemas.microsoft.com/office/word/2010/wordprocessingDrawing" xmlns:wp="http://schemas.openxmlformats.org/drawingml/2006/wordprocessingDrawing" xmlns:w10="urn:schemas-microsoft-com:office:word" xmlns:w="http://schemas.openxmlformats.org/wordprocessingml/2006/main" xmlns:w14="http://schemas.microsoft.com/office/word/2010/wordml" xmlns:w15="http://schemas.microsoft.com/office/word/2012/wordml" xmlns:w16cex="http://schemas.microsoft.com/office/word/2018/wordml/cex" xmlns:w16cid="http://schemas.microsoft.com/office/word/2016/wordml/cid" xmlns:w16="http://schemas.microsoft.com/office/word/2018/wordml" xmlns:w16du="http://schemas.microsoft.com/office/word/2023/wordml/word16du" xmlns:w16sdtdh="http://schemas.microsoft.com/office/word/2020/wordml/sdtdatahash" xmlns:w16sdtfl="http://schemas.microsoft.com/office/word/2024/wordml/sdtformatlock" xmlns:w16se="http://schemas.microsoft.com/office/word/2015/wordml/symex" xmlns:wpg="http://schemas.microsoft.com/office/word/2010/wordprocessingGroup" xmlns:wpi="http://schemas.microsoft.com/office/word/2010/wordprocessingInk" xmlns:wne="http://schemas.microsoft.com/office/word/2006/wordml" xmlns:wps="http://schemas.microsoft.com/office/word/2010/wordprocessingShape" mc:Ignorable="w14 w15 w16se w16cid w16 w16cex w16sdtdh w16sdtfl w16du wp14">
+<w:numbering xmlns:wpc="http://schemas.microsoft.com/office/word/2010/wordprocessingCanvas" xmlns:cx="http://schemas.microsoft.com/office/drawing/2014/chartex" xmlns:cx1="http://schemas.microsoft.com/office/drawing/2015/9/8/chartex" xmlns:cx2="http://schemas.microsoft.com/office/drawing/2015/10/21/chartex" xmlns:cx3="http://schemas.microsoft.com/office/drawing/2016/5/9/chartex" xmlns:cx4="http://schemas.microsoft.com/office/drawing/2016/5/10/chartex" xmlns:cx5="http://schemas.microsoft.com/office/drawing/2016/5/11/chartex" xmlns:cx6="http://schemas.microsoft.com/office/drawing/2016/5/12/chartex" xmlns:cx7="http://schemas.microsoft.com/office/drawing/2016/5/13/chartex" xmlns:cx8="http://schemas.microsoft.com/office/drawing/2016/5/14/chartex" xmlns:mc="http://schemas.openxmlformats.org/markup-compatibility/2006" xmlns:m="http://schemas.openxmlformats.org/officeDocument/2006/math" xmlns:aink="http://schemas.microsoft.com/office/drawing/2016/ink" xmlns:am3d="http://schemas.microsoft.com/office/drawing/2017/model3d" xmlns:oel="http://schemas.microsoft.com/office/2019/extlst" xmlns:r="http://schemas.openxmlformats.org/officeDocument/2006/relationships" xmlns:wp14="http://schemas.microsoft.com/office/word/2010/wordprocessingDrawing" xmlns:wp="http://schemas.openxmlformats.org/drawingml/2006/wordprocessingDrawing" xmlns:wpg="http://schemas.microsoft.com/office/word/2010/wordprocessingGroup" xmlns:wpi="http://schemas.microsoft.com/office/word/2010/wordprocessingInk" xmlns:wps="http://schemas.microsoft.com/office/word/2010/wordprocessingShape" xmlns:o="urn:schemas-microsoft-com:office:office" xmlns:v="urn:schemas-microsoft-com:vml" xmlns:w10="urn:schemas-microsoft-com:office:word" xmlns:w="http://schemas.openxmlformats.org/wordprocessingml/2006/main" xmlns:w14="http://schemas.microsoft.com/office/word/2010/wordml" xmlns:w15="http://schemas.microsoft.com/office/word/2012/wordml" xmlns:w16cex="http://schemas.microsoft.com/office/word/2018/wordml/cex" xmlns:w16cid="http://schemas.microsoft.com/office/word/2016/wordml/cid" xmlns:w16="http://schemas.microsoft.com/office/word/2018/wordml" xmlns:w16sdtdh="http://schemas.microsoft.com/office/word/2020/wordml/sdtdatahash" xmlns:w16sdtfl="http://schemas.microsoft.com/office/word/2024/wordml/sdtformatlock" xmlns:w16se="http://schemas.microsoft.com/office/word/2015/wordml/symex" xmlns:w16du="http://schemas.microsoft.com/office/word/2023/wordml/word16du" xmlns:wne="http://schemas.microsoft.com/office/word/2006/wordml" mc:Ignorable="w14 w15 w16se w16cid w16 w16cex w16sdtdh w16sdtfl w16du wp14">
   <w:abstractNum w:abstractNumId="0" w15:restartNumberingAfterBreak="0">
     <w:nsid w:val="02E53FE9"/>
     <w:multiLevelType w:val="hybridMultilevel"/>
@@ -7004,6 +6811,208 @@
     </w:lvl>
   </w:abstractNum>
   <w:abstractNum w:abstractNumId="6" w15:restartNumberingAfterBreak="0">
+    <w:nsid w:val="1C7A279C"/>
+    <w:multiLevelType w:val="hybridMultilevel"/>
+    <w:tmpl w:val="2B189D22"/>
+    <w:lvl w:ilvl="0" w:tplc="FFFFFFFF">
+      <w:start w:val="1"/>
+      <w:numFmt w:val="decimal"/>
+      <w:lvlText w:val="%1."/>
+      <w:lvlJc w:val="left"/>
+      <w:pPr>
+        <w:ind w:left="360" w:hanging="360"/>
+      </w:pPr>
+      <w:rPr>
+        <w:b w:val="0"/>
+        <w:bCs w:val="0"/>
+      </w:rPr>
+    </w:lvl>
+    <w:lvl w:ilvl="1" w:tplc="FFFFFFFF" w:tentative="1">
+      <w:start w:val="1"/>
+      <w:numFmt w:val="lowerLetter"/>
+      <w:lvlText w:val="%2."/>
+      <w:lvlJc w:val="left"/>
+      <w:pPr>
+        <w:ind w:left="1080" w:hanging="360"/>
+      </w:pPr>
+    </w:lvl>
+    <w:lvl w:ilvl="2" w:tplc="FFFFFFFF" w:tentative="1">
+      <w:start w:val="1"/>
+      <w:numFmt w:val="lowerRoman"/>
+      <w:lvlText w:val="%3."/>
+      <w:lvlJc w:val="right"/>
+      <w:pPr>
+        <w:ind w:left="1800" w:hanging="180"/>
+      </w:pPr>
+    </w:lvl>
+    <w:lvl w:ilvl="3" w:tplc="FFFFFFFF" w:tentative="1">
+      <w:start w:val="1"/>
+      <w:numFmt w:val="decimal"/>
+      <w:lvlText w:val="%4."/>
+      <w:lvlJc w:val="left"/>
+      <w:pPr>
+        <w:ind w:left="2520" w:hanging="360"/>
+      </w:pPr>
+    </w:lvl>
+    <w:lvl w:ilvl="4" w:tplc="FFFFFFFF" w:tentative="1">
+      <w:start w:val="1"/>
+      <w:numFmt w:val="lowerLetter"/>
+      <w:lvlText w:val="%5."/>
+      <w:lvlJc w:val="left"/>
+      <w:pPr>
+        <w:ind w:left="3240" w:hanging="360"/>
+      </w:pPr>
+    </w:lvl>
+    <w:lvl w:ilvl="5" w:tplc="FFFFFFFF" w:tentative="1">
+      <w:start w:val="1"/>
+      <w:numFmt w:val="lowerRoman"/>
+      <w:lvlText w:val="%6."/>
+      <w:lvlJc w:val="right"/>
+      <w:pPr>
+        <w:ind w:left="3960" w:hanging="180"/>
+      </w:pPr>
+    </w:lvl>
+    <w:lvl w:ilvl="6" w:tplc="FFFFFFFF" w:tentative="1">
+      <w:start w:val="1"/>
+      <w:numFmt w:val="decimal"/>
+      <w:lvlText w:val="%7."/>
+      <w:lvlJc w:val="left"/>
+      <w:pPr>
+        <w:ind w:left="4680" w:hanging="360"/>
+      </w:pPr>
+    </w:lvl>
+    <w:lvl w:ilvl="7" w:tplc="FFFFFFFF" w:tentative="1">
+      <w:start w:val="1"/>
+      <w:numFmt w:val="lowerLetter"/>
+      <w:lvlText w:val="%8."/>
+      <w:lvlJc w:val="left"/>
+      <w:pPr>
+        <w:ind w:left="5400" w:hanging="360"/>
+      </w:pPr>
+    </w:lvl>
+    <w:lvl w:ilvl="8" w:tplc="FFFFFFFF" w:tentative="1">
+      <w:start w:val="1"/>
+      <w:numFmt w:val="lowerRoman"/>
+      <w:lvlText w:val="%9."/>
+      <w:lvlJc w:val="right"/>
+      <w:pPr>
+        <w:ind w:left="6120" w:hanging="180"/>
+      </w:pPr>
+    </w:lvl>
+  </w:abstractNum>
+  <w:abstractNum w:abstractNumId="7" w15:restartNumberingAfterBreak="0">
+    <w:nsid w:val="1DEA6075"/>
+    <w:multiLevelType w:val="hybridMultilevel"/>
+    <w:tmpl w:val="59962814"/>
+    <w:lvl w:ilvl="0" w:tplc="4CA836B6">
+      <w:numFmt w:val="bullet"/>
+      <w:lvlText w:val="-"/>
+      <w:lvlJc w:val="left"/>
+      <w:pPr>
+        <w:ind w:left="1080" w:hanging="360"/>
+      </w:pPr>
+      <w:rPr>
+        <w:rFonts w:ascii="Calibri" w:eastAsia="Times New Roman" w:hAnsi="Calibri" w:cs="Calibri" w:hint="default"/>
+      </w:rPr>
+    </w:lvl>
+    <w:lvl w:ilvl="1" w:tplc="08090003" w:tentative="1">
+      <w:start w:val="1"/>
+      <w:numFmt w:val="bullet"/>
+      <w:lvlText w:val="o"/>
+      <w:lvlJc w:val="left"/>
+      <w:pPr>
+        <w:ind w:left="1800" w:hanging="360"/>
+      </w:pPr>
+      <w:rPr>
+        <w:rFonts w:ascii="Courier New" w:hAnsi="Courier New" w:cs="Courier New" w:hint="default"/>
+      </w:rPr>
+    </w:lvl>
+    <w:lvl w:ilvl="2" w:tplc="08090005" w:tentative="1">
+      <w:start w:val="1"/>
+      <w:numFmt w:val="bullet"/>
+      <w:lvlText w:val=""/>
+      <w:lvlJc w:val="left"/>
+      <w:pPr>
+        <w:ind w:left="2520" w:hanging="360"/>
+      </w:pPr>
+      <w:rPr>
+        <w:rFonts w:ascii="Wingdings" w:hAnsi="Wingdings" w:hint="default"/>
+      </w:rPr>
+    </w:lvl>
+    <w:lvl w:ilvl="3" w:tplc="08090001" w:tentative="1">
+      <w:start w:val="1"/>
+      <w:numFmt w:val="bullet"/>
+      <w:lvlText w:val=""/>
+      <w:lvlJc w:val="left"/>
+      <w:pPr>
+        <w:ind w:left="3240" w:hanging="360"/>
+      </w:pPr>
+      <w:rPr>
+        <w:rFonts w:ascii="Symbol" w:hAnsi="Symbol" w:hint="default"/>
+      </w:rPr>
+    </w:lvl>
+    <w:lvl w:ilvl="4" w:tplc="08090003" w:tentative="1">
+      <w:start w:val="1"/>
+      <w:numFmt w:val="bullet"/>
+      <w:lvlText w:val="o"/>
+      <w:lvlJc w:val="left"/>
+      <w:pPr>
+        <w:ind w:left="3960" w:hanging="360"/>
+      </w:pPr>
+      <w:rPr>
+        <w:rFonts w:ascii="Courier New" w:hAnsi="Courier New" w:cs="Courier New" w:hint="default"/>
+      </w:rPr>
+    </w:lvl>
+    <w:lvl w:ilvl="5" w:tplc="08090005" w:tentative="1">
+      <w:start w:val="1"/>
+      <w:numFmt w:val="bullet"/>
+      <w:lvlText w:val=""/>
+      <w:lvlJc w:val="left"/>
+      <w:pPr>
+        <w:ind w:left="4680" w:hanging="360"/>
+      </w:pPr>
+      <w:rPr>
+        <w:rFonts w:ascii="Wingdings" w:hAnsi="Wingdings" w:hint="default"/>
+      </w:rPr>
+    </w:lvl>
+    <w:lvl w:ilvl="6" w:tplc="08090001" w:tentative="1">
+      <w:start w:val="1"/>
+      <w:numFmt w:val="bullet"/>
+      <w:lvlText w:val=""/>
+      <w:lvlJc w:val="left"/>
+      <w:pPr>
+        <w:ind w:left="5400" w:hanging="360"/>
+      </w:pPr>
+      <w:rPr>
+        <w:rFonts w:ascii="Symbol" w:hAnsi="Symbol" w:hint="default"/>
+      </w:rPr>
+    </w:lvl>
+    <w:lvl w:ilvl="7" w:tplc="08090003" w:tentative="1">
+      <w:start w:val="1"/>
+      <w:numFmt w:val="bullet"/>
+      <w:lvlText w:val="o"/>
+      <w:lvlJc w:val="left"/>
+      <w:pPr>
+        <w:ind w:left="6120" w:hanging="360"/>
+      </w:pPr>
+      <w:rPr>
+        <w:rFonts w:ascii="Courier New" w:hAnsi="Courier New" w:cs="Courier New" w:hint="default"/>
+      </w:rPr>
+    </w:lvl>
+    <w:lvl w:ilvl="8" w:tplc="08090005" w:tentative="1">
+      <w:start w:val="1"/>
+      <w:numFmt w:val="bullet"/>
+      <w:lvlText w:val=""/>
+      <w:lvlJc w:val="left"/>
+      <w:pPr>
+        <w:ind w:left="6840" w:hanging="360"/>
+      </w:pPr>
+      <w:rPr>
+        <w:rFonts w:ascii="Wingdings" w:hAnsi="Wingdings" w:hint="default"/>
+      </w:rPr>
+    </w:lvl>
+  </w:abstractNum>
+  <w:abstractNum w:abstractNumId="8" w15:restartNumberingAfterBreak="0">
     <w:nsid w:val="20811A05"/>
     <w:multiLevelType w:val="hybridMultilevel"/>
     <w:tmpl w:val="6F241236"/>
@@ -7094,7 +7103,120 @@
       </w:pPr>
     </w:lvl>
   </w:abstractNum>
-  <w:abstractNum w:abstractNumId="7" w15:restartNumberingAfterBreak="0">
+  <w:abstractNum w:abstractNumId="9" w15:restartNumberingAfterBreak="0">
+    <w:nsid w:val="27E25338"/>
+    <w:multiLevelType w:val="hybridMultilevel"/>
+    <w:tmpl w:val="CA84DABE"/>
+    <w:lvl w:ilvl="0" w:tplc="040A0001">
+      <w:start w:val="1"/>
+      <w:numFmt w:val="bullet"/>
+      <w:lvlText w:val=""/>
+      <w:lvlJc w:val="left"/>
+      <w:pPr>
+        <w:ind w:left="360" w:hanging="360"/>
+      </w:pPr>
+      <w:rPr>
+        <w:rFonts w:ascii="Symbol" w:hAnsi="Symbol" w:hint="default"/>
+      </w:rPr>
+    </w:lvl>
+    <w:lvl w:ilvl="1" w:tplc="FFFFFFFF" w:tentative="1">
+      <w:start w:val="1"/>
+      <w:numFmt w:val="bullet"/>
+      <w:lvlText w:val="o"/>
+      <w:lvlJc w:val="left"/>
+      <w:pPr>
+        <w:ind w:left="1080" w:hanging="360"/>
+      </w:pPr>
+      <w:rPr>
+        <w:rFonts w:ascii="Courier New" w:hAnsi="Courier New" w:cs="Courier New" w:hint="default"/>
+      </w:rPr>
+    </w:lvl>
+    <w:lvl w:ilvl="2" w:tplc="FFFFFFFF" w:tentative="1">
+      <w:start w:val="1"/>
+      <w:numFmt w:val="bullet"/>
+      <w:lvlText w:val=""/>
+      <w:lvlJc w:val="left"/>
+      <w:pPr>
+        <w:ind w:left="1800" w:hanging="360"/>
+      </w:pPr>
+      <w:rPr>
+        <w:rFonts w:ascii="Wingdings" w:hAnsi="Wingdings" w:hint="default"/>
+      </w:rPr>
+    </w:lvl>
+    <w:lvl w:ilvl="3" w:tplc="FFFFFFFF" w:tentative="1">
+      <w:start w:val="1"/>
+      <w:numFmt w:val="bullet"/>
+      <w:lvlText w:val=""/>
+      <w:lvlJc w:val="left"/>
+      <w:pPr>
+        <w:ind w:left="2520" w:hanging="360"/>
+      </w:pPr>
+      <w:rPr>
+        <w:rFonts w:ascii="Symbol" w:hAnsi="Symbol" w:hint="default"/>
+      </w:rPr>
+    </w:lvl>
+    <w:lvl w:ilvl="4" w:tplc="FFFFFFFF" w:tentative="1">
+      <w:start w:val="1"/>
+      <w:numFmt w:val="bullet"/>
+      <w:lvlText w:val="o"/>
+      <w:lvlJc w:val="left"/>
+      <w:pPr>
+        <w:ind w:left="3240" w:hanging="360"/>
+      </w:pPr>
+      <w:rPr>
+        <w:rFonts w:ascii="Courier New" w:hAnsi="Courier New" w:cs="Courier New" w:hint="default"/>
+      </w:rPr>
+    </w:lvl>
+    <w:lvl w:ilvl="5" w:tplc="FFFFFFFF" w:tentative="1">
+      <w:start w:val="1"/>
+      <w:numFmt w:val="bullet"/>
+      <w:lvlText w:val=""/>
+      <w:lvlJc w:val="left"/>
+      <w:pPr>
+        <w:ind w:left="3960" w:hanging="360"/>
+      </w:pPr>
+      <w:rPr>
+        <w:rFonts w:ascii="Wingdings" w:hAnsi="Wingdings" w:hint="default"/>
+      </w:rPr>
+    </w:lvl>
+    <w:lvl w:ilvl="6" w:tplc="FFFFFFFF" w:tentative="1">
+      <w:start w:val="1"/>
+      <w:numFmt w:val="bullet"/>
+      <w:lvlText w:val=""/>
+      <w:lvlJc w:val="left"/>
+      <w:pPr>
+        <w:ind w:left="4680" w:hanging="360"/>
+      </w:pPr>
+      <w:rPr>
+        <w:rFonts w:ascii="Symbol" w:hAnsi="Symbol" w:hint="default"/>
+      </w:rPr>
+    </w:lvl>
+    <w:lvl w:ilvl="7" w:tplc="FFFFFFFF" w:tentative="1">
+      <w:start w:val="1"/>
+      <w:numFmt w:val="bullet"/>
+      <w:lvlText w:val="o"/>
+      <w:lvlJc w:val="left"/>
+      <w:pPr>
+        <w:ind w:left="5400" w:hanging="360"/>
+      </w:pPr>
+      <w:rPr>
+        <w:rFonts w:ascii="Courier New" w:hAnsi="Courier New" w:cs="Courier New" w:hint="default"/>
+      </w:rPr>
+    </w:lvl>
+    <w:lvl w:ilvl="8" w:tplc="FFFFFFFF" w:tentative="1">
+      <w:start w:val="1"/>
+      <w:numFmt w:val="bullet"/>
+      <w:lvlText w:val=""/>
+      <w:lvlJc w:val="left"/>
+      <w:pPr>
+        <w:ind w:left="6120" w:hanging="360"/>
+      </w:pPr>
+      <w:rPr>
+        <w:rFonts w:ascii="Wingdings" w:hAnsi="Wingdings" w:hint="default"/>
+      </w:rPr>
+    </w:lvl>
+  </w:abstractNum>
+  <w:abstractNum w:abstractNumId="10" w15:restartNumberingAfterBreak="0">
     <w:nsid w:val="2B0E7F97"/>
     <w:multiLevelType w:val="hybridMultilevel"/>
     <w:tmpl w:val="4AA878E4"/>
@@ -7183,7 +7305,7 @@
       </w:pPr>
     </w:lvl>
   </w:abstractNum>
-  <w:abstractNum w:abstractNumId="8" w15:restartNumberingAfterBreak="0">
+  <w:abstractNum w:abstractNumId="11" w15:restartNumberingAfterBreak="0">
     <w:nsid w:val="2DA83E06"/>
     <w:multiLevelType w:val="hybridMultilevel"/>
     <w:tmpl w:val="5ED68D74"/>
@@ -7276,7 +7398,7 @@
       </w:pPr>
     </w:lvl>
   </w:abstractNum>
-  <w:abstractNum w:abstractNumId="9" w15:restartNumberingAfterBreak="0">
+  <w:abstractNum w:abstractNumId="12" w15:restartNumberingAfterBreak="0">
     <w:nsid w:val="32AE0909"/>
     <w:multiLevelType w:val="hybridMultilevel"/>
     <w:tmpl w:val="917CB2F2"/>
@@ -7389,7 +7511,7 @@
       </w:rPr>
     </w:lvl>
   </w:abstractNum>
-  <w:abstractNum w:abstractNumId="10" w15:restartNumberingAfterBreak="0">
+  <w:abstractNum w:abstractNumId="13" w15:restartNumberingAfterBreak="0">
     <w:nsid w:val="367851D5"/>
     <w:multiLevelType w:val="hybridMultilevel"/>
     <w:tmpl w:val="72129054"/>
@@ -7502,7 +7624,7 @@
       </w:rPr>
     </w:lvl>
   </w:abstractNum>
-  <w:abstractNum w:abstractNumId="11" w15:restartNumberingAfterBreak="0">
+  <w:abstractNum w:abstractNumId="14" w15:restartNumberingAfterBreak="0">
     <w:nsid w:val="37987128"/>
     <w:multiLevelType w:val="hybridMultilevel"/>
     <w:tmpl w:val="4AA878E4"/>
@@ -7591,7 +7713,7 @@
       </w:pPr>
     </w:lvl>
   </w:abstractNum>
-  <w:abstractNum w:abstractNumId="12" w15:restartNumberingAfterBreak="0">
+  <w:abstractNum w:abstractNumId="15" w15:restartNumberingAfterBreak="0">
     <w:nsid w:val="3CD8708C"/>
     <w:multiLevelType w:val="hybridMultilevel"/>
     <w:tmpl w:val="6C6013F2"/>
@@ -7731,7 +7853,7 @@
       </w:rPr>
     </w:lvl>
   </w:abstractNum>
-  <w:abstractNum w:abstractNumId="13" w15:restartNumberingAfterBreak="0">
+  <w:abstractNum w:abstractNumId="16" w15:restartNumberingAfterBreak="0">
     <w:nsid w:val="3D482B95"/>
     <w:multiLevelType w:val="hybridMultilevel"/>
     <w:tmpl w:val="32CAFF9A"/>
@@ -7871,7 +7993,7 @@
       </w:rPr>
     </w:lvl>
   </w:abstractNum>
-  <w:abstractNum w:abstractNumId="14" w15:restartNumberingAfterBreak="0">
+  <w:abstractNum w:abstractNumId="17" w15:restartNumberingAfterBreak="0">
     <w:nsid w:val="3FF60CD8"/>
     <w:multiLevelType w:val="hybridMultilevel"/>
     <w:tmpl w:val="2458B55A"/>
@@ -8011,7 +8133,7 @@
       </w:rPr>
     </w:lvl>
   </w:abstractNum>
-  <w:abstractNum w:abstractNumId="15" w15:restartNumberingAfterBreak="0">
+  <w:abstractNum w:abstractNumId="18" w15:restartNumberingAfterBreak="0">
     <w:nsid w:val="40F375E6"/>
     <w:multiLevelType w:val="hybridMultilevel"/>
     <w:tmpl w:val="9CA054BA"/>
@@ -8151,7 +8273,7 @@
       </w:rPr>
     </w:lvl>
   </w:abstractNum>
-  <w:abstractNum w:abstractNumId="16" w15:restartNumberingAfterBreak="0">
+  <w:abstractNum w:abstractNumId="19" w15:restartNumberingAfterBreak="0">
     <w:nsid w:val="410E68DB"/>
     <w:multiLevelType w:val="hybridMultilevel"/>
     <w:tmpl w:val="51E8A326"/>
@@ -8244,7 +8366,7 @@
       </w:pPr>
     </w:lvl>
   </w:abstractNum>
-  <w:abstractNum w:abstractNumId="17" w15:restartNumberingAfterBreak="0">
+  <w:abstractNum w:abstractNumId="20" w15:restartNumberingAfterBreak="0">
     <w:nsid w:val="45FF0EDD"/>
     <w:multiLevelType w:val="hybridMultilevel"/>
     <w:tmpl w:val="D10A11E0"/>
@@ -8330,7 +8452,7 @@
       </w:pPr>
     </w:lvl>
   </w:abstractNum>
-  <w:abstractNum w:abstractNumId="18" w15:restartNumberingAfterBreak="0">
+  <w:abstractNum w:abstractNumId="21" w15:restartNumberingAfterBreak="0">
     <w:nsid w:val="4A9B66AB"/>
     <w:multiLevelType w:val="hybridMultilevel"/>
     <w:tmpl w:val="D6725098"/>
@@ -8443,7 +8565,7 @@
       </w:rPr>
     </w:lvl>
   </w:abstractNum>
-  <w:abstractNum w:abstractNumId="19" w15:restartNumberingAfterBreak="0">
+  <w:abstractNum w:abstractNumId="22" w15:restartNumberingAfterBreak="0">
     <w:nsid w:val="4DC37A99"/>
     <w:multiLevelType w:val="hybridMultilevel"/>
     <w:tmpl w:val="252459B2"/>
@@ -8558,7 +8680,7 @@
       </w:rPr>
     </w:lvl>
   </w:abstractNum>
-  <w:abstractNum w:abstractNumId="20" w15:restartNumberingAfterBreak="0">
+  <w:abstractNum w:abstractNumId="23" w15:restartNumberingAfterBreak="0">
     <w:nsid w:val="5FDF3125"/>
     <w:multiLevelType w:val="hybridMultilevel"/>
     <w:tmpl w:val="389E9896"/>
@@ -8698,7 +8820,120 @@
       </w:rPr>
     </w:lvl>
   </w:abstractNum>
-  <w:abstractNum w:abstractNumId="21" w15:restartNumberingAfterBreak="0">
+  <w:abstractNum w:abstractNumId="24" w15:restartNumberingAfterBreak="0">
+    <w:nsid w:val="5FEA5162"/>
+    <w:multiLevelType w:val="hybridMultilevel"/>
+    <w:tmpl w:val="E88CF0FA"/>
+    <w:lvl w:ilvl="0" w:tplc="040A0001">
+      <w:start w:val="1"/>
+      <w:numFmt w:val="bullet"/>
+      <w:lvlText w:val=""/>
+      <w:lvlJc w:val="left"/>
+      <w:pPr>
+        <w:ind w:left="360" w:hanging="360"/>
+      </w:pPr>
+      <w:rPr>
+        <w:rFonts w:ascii="Symbol" w:hAnsi="Symbol" w:hint="default"/>
+      </w:rPr>
+    </w:lvl>
+    <w:lvl w:ilvl="1" w:tplc="08090003" w:tentative="1">
+      <w:start w:val="1"/>
+      <w:numFmt w:val="bullet"/>
+      <w:lvlText w:val="o"/>
+      <w:lvlJc w:val="left"/>
+      <w:pPr>
+        <w:ind w:left="1080" w:hanging="360"/>
+      </w:pPr>
+      <w:rPr>
+        <w:rFonts w:ascii="Courier New" w:hAnsi="Courier New" w:cs="Courier New" w:hint="default"/>
+      </w:rPr>
+    </w:lvl>
+    <w:lvl w:ilvl="2" w:tplc="08090005" w:tentative="1">
+      <w:start w:val="1"/>
+      <w:numFmt w:val="bullet"/>
+      <w:lvlText w:val=""/>
+      <w:lvlJc w:val="left"/>
+      <w:pPr>
+        <w:ind w:left="1800" w:hanging="360"/>
+      </w:pPr>
+      <w:rPr>
+        <w:rFonts w:ascii="Wingdings" w:hAnsi="Wingdings" w:hint="default"/>
+      </w:rPr>
+    </w:lvl>
+    <w:lvl w:ilvl="3" w:tplc="08090001" w:tentative="1">
+      <w:start w:val="1"/>
+      <w:numFmt w:val="bullet"/>
+      <w:lvlText w:val=""/>
+      <w:lvlJc w:val="left"/>
+      <w:pPr>
+        <w:ind w:left="2520" w:hanging="360"/>
+      </w:pPr>
+      <w:rPr>
+        <w:rFonts w:ascii="Symbol" w:hAnsi="Symbol" w:hint="default"/>
+      </w:rPr>
+    </w:lvl>
+    <w:lvl w:ilvl="4" w:tplc="08090003" w:tentative="1">
+      <w:start w:val="1"/>
+      <w:numFmt w:val="bullet"/>
+      <w:lvlText w:val="o"/>
+      <w:lvlJc w:val="left"/>
+      <w:pPr>
+        <w:ind w:left="3240" w:hanging="360"/>
+      </w:pPr>
+      <w:rPr>
+        <w:rFonts w:ascii="Courier New" w:hAnsi="Courier New" w:cs="Courier New" w:hint="default"/>
+      </w:rPr>
+    </w:lvl>
+    <w:lvl w:ilvl="5" w:tplc="08090005" w:tentative="1">
+      <w:start w:val="1"/>
+      <w:numFmt w:val="bullet"/>
+      <w:lvlText w:val=""/>
+      <w:lvlJc w:val="left"/>
+      <w:pPr>
+        <w:ind w:left="3960" w:hanging="360"/>
+      </w:pPr>
+      <w:rPr>
+        <w:rFonts w:ascii="Wingdings" w:hAnsi="Wingdings" w:hint="default"/>
+      </w:rPr>
+    </w:lvl>
+    <w:lvl w:ilvl="6" w:tplc="08090001" w:tentative="1">
+      <w:start w:val="1"/>
+      <w:numFmt w:val="bullet"/>
+      <w:lvlText w:val=""/>
+      <w:lvlJc w:val="left"/>
+      <w:pPr>
+        <w:ind w:left="4680" w:hanging="360"/>
+      </w:pPr>
+      <w:rPr>
+        <w:rFonts w:ascii="Symbol" w:hAnsi="Symbol" w:hint="default"/>
+      </w:rPr>
+    </w:lvl>
+    <w:lvl w:ilvl="7" w:tplc="08090003" w:tentative="1">
+      <w:start w:val="1"/>
+      <w:numFmt w:val="bullet"/>
+      <w:lvlText w:val="o"/>
+      <w:lvlJc w:val="left"/>
+      <w:pPr>
+        <w:ind w:left="5400" w:hanging="360"/>
+      </w:pPr>
+      <w:rPr>
+        <w:rFonts w:ascii="Courier New" w:hAnsi="Courier New" w:cs="Courier New" w:hint="default"/>
+      </w:rPr>
+    </w:lvl>
+    <w:lvl w:ilvl="8" w:tplc="08090005" w:tentative="1">
+      <w:start w:val="1"/>
+      <w:numFmt w:val="bullet"/>
+      <w:lvlText w:val=""/>
+      <w:lvlJc w:val="left"/>
+      <w:pPr>
+        <w:ind w:left="6120" w:hanging="360"/>
+      </w:pPr>
+      <w:rPr>
+        <w:rFonts w:ascii="Wingdings" w:hAnsi="Wingdings" w:hint="default"/>
+      </w:rPr>
+    </w:lvl>
+  </w:abstractNum>
+  <w:abstractNum w:abstractNumId="25" w15:restartNumberingAfterBreak="0">
     <w:nsid w:val="662F7806"/>
     <w:multiLevelType w:val="hybridMultilevel"/>
     <w:tmpl w:val="7DCED77C"/>
@@ -8811,7 +9046,7 @@
       </w:rPr>
     </w:lvl>
   </w:abstractNum>
-  <w:abstractNum w:abstractNumId="22" w15:restartNumberingAfterBreak="0">
+  <w:abstractNum w:abstractNumId="26" w15:restartNumberingAfterBreak="0">
     <w:nsid w:val="69727DAD"/>
     <w:multiLevelType w:val="hybridMultilevel"/>
     <w:tmpl w:val="B67C58E4"/>
@@ -8926,7 +9161,7 @@
       </w:rPr>
     </w:lvl>
   </w:abstractNum>
-  <w:abstractNum w:abstractNumId="23" w15:restartNumberingAfterBreak="0">
+  <w:abstractNum w:abstractNumId="27" w15:restartNumberingAfterBreak="0">
     <w:nsid w:val="6CCE7311"/>
     <w:multiLevelType w:val="hybridMultilevel"/>
     <w:tmpl w:val="EFCE6162"/>
@@ -9066,7 +9301,7 @@
       </w:rPr>
     </w:lvl>
   </w:abstractNum>
-  <w:abstractNum w:abstractNumId="24" w15:restartNumberingAfterBreak="0">
+  <w:abstractNum w:abstractNumId="28" w15:restartNumberingAfterBreak="0">
     <w:nsid w:val="6E5F037E"/>
     <w:multiLevelType w:val="hybridMultilevel"/>
     <w:tmpl w:val="603E86E0"/>
@@ -9179,7 +9414,7 @@
       </w:rPr>
     </w:lvl>
   </w:abstractNum>
-  <w:abstractNum w:abstractNumId="25" w15:restartNumberingAfterBreak="0">
+  <w:abstractNum w:abstractNumId="29" w15:restartNumberingAfterBreak="0">
     <w:nsid w:val="705C5664"/>
     <w:multiLevelType w:val="hybridMultilevel"/>
     <w:tmpl w:val="7E4E0F14"/>
@@ -9268,7 +9503,7 @@
       </w:pPr>
     </w:lvl>
   </w:abstractNum>
-  <w:abstractNum w:abstractNumId="26" w15:restartNumberingAfterBreak="0">
+  <w:abstractNum w:abstractNumId="30" w15:restartNumberingAfterBreak="0">
     <w:nsid w:val="70EC4AF0"/>
     <w:multiLevelType w:val="hybridMultilevel"/>
     <w:tmpl w:val="2B189D22"/>
@@ -9358,7 +9593,7 @@
       </w:pPr>
     </w:lvl>
   </w:abstractNum>
-  <w:abstractNum w:abstractNumId="27" w15:restartNumberingAfterBreak="0">
+  <w:abstractNum w:abstractNumId="31" w15:restartNumberingAfterBreak="0">
     <w:nsid w:val="73FD04C0"/>
     <w:multiLevelType w:val="hybridMultilevel"/>
     <w:tmpl w:val="4BDE008A"/>
@@ -9450,7 +9685,232 @@
       </w:pPr>
     </w:lvl>
   </w:abstractNum>
-  <w:abstractNum w:abstractNumId="28" w15:restartNumberingAfterBreak="0">
+  <w:abstractNum w:abstractNumId="32" w15:restartNumberingAfterBreak="0">
+    <w:nsid w:val="74EB2526"/>
+    <w:multiLevelType w:val="hybridMultilevel"/>
+    <w:tmpl w:val="4D181398"/>
+    <w:lvl w:ilvl="0" w:tplc="4CA836B6">
+      <w:numFmt w:val="bullet"/>
+      <w:lvlText w:val="-"/>
+      <w:lvlJc w:val="left"/>
+      <w:pPr>
+        <w:ind w:left="720" w:hanging="360"/>
+      </w:pPr>
+      <w:rPr>
+        <w:rFonts w:ascii="Calibri" w:eastAsia="Times New Roman" w:hAnsi="Calibri" w:cs="Calibri" w:hint="default"/>
+      </w:rPr>
+    </w:lvl>
+    <w:lvl w:ilvl="1" w:tplc="08090003" w:tentative="1">
+      <w:start w:val="1"/>
+      <w:numFmt w:val="bullet"/>
+      <w:lvlText w:val="o"/>
+      <w:lvlJc w:val="left"/>
+      <w:pPr>
+        <w:ind w:left="1440" w:hanging="360"/>
+      </w:pPr>
+      <w:rPr>
+        <w:rFonts w:ascii="Courier New" w:hAnsi="Courier New" w:cs="Courier New" w:hint="default"/>
+      </w:rPr>
+    </w:lvl>
+    <w:lvl w:ilvl="2" w:tplc="08090005" w:tentative="1">
+      <w:start w:val="1"/>
+      <w:numFmt w:val="bullet"/>
+      <w:lvlText w:val=""/>
+      <w:lvlJc w:val="left"/>
+      <w:pPr>
+        <w:ind w:left="2160" w:hanging="360"/>
+      </w:pPr>
+      <w:rPr>
+        <w:rFonts w:ascii="Wingdings" w:hAnsi="Wingdings" w:hint="default"/>
+      </w:rPr>
+    </w:lvl>
+    <w:lvl w:ilvl="3" w:tplc="08090001" w:tentative="1">
+      <w:start w:val="1"/>
+      <w:numFmt w:val="bullet"/>
+      <w:lvlText w:val=""/>
+      <w:lvlJc w:val="left"/>
+      <w:pPr>
+        <w:ind w:left="2880" w:hanging="360"/>
+      </w:pPr>
+      <w:rPr>
+        <w:rFonts w:ascii="Symbol" w:hAnsi="Symbol" w:hint="default"/>
+      </w:rPr>
+    </w:lvl>
+    <w:lvl w:ilvl="4" w:tplc="08090003" w:tentative="1">
+      <w:start w:val="1"/>
+      <w:numFmt w:val="bullet"/>
+      <w:lvlText w:val="o"/>
+      <w:lvlJc w:val="left"/>
+      <w:pPr>
+        <w:ind w:left="3600" w:hanging="360"/>
+      </w:pPr>
+      <w:rPr>
+        <w:rFonts w:ascii="Courier New" w:hAnsi="Courier New" w:cs="Courier New" w:hint="default"/>
+      </w:rPr>
+    </w:lvl>
+    <w:lvl w:ilvl="5" w:tplc="08090005" w:tentative="1">
+      <w:start w:val="1"/>
+      <w:numFmt w:val="bullet"/>
+      <w:lvlText w:val=""/>
+      <w:lvlJc w:val="left"/>
+      <w:pPr>
+        <w:ind w:left="4320" w:hanging="360"/>
+      </w:pPr>
+      <w:rPr>
+        <w:rFonts w:ascii="Wingdings" w:hAnsi="Wingdings" w:hint="default"/>
+      </w:rPr>
+    </w:lvl>
+    <w:lvl w:ilvl="6" w:tplc="08090001" w:tentative="1">
+      <w:start w:val="1"/>
+      <w:numFmt w:val="bullet"/>
+      <w:lvlText w:val=""/>
+      <w:lvlJc w:val="left"/>
+      <w:pPr>
+        <w:ind w:left="5040" w:hanging="360"/>
+      </w:pPr>
+      <w:rPr>
+        <w:rFonts w:ascii="Symbol" w:hAnsi="Symbol" w:hint="default"/>
+      </w:rPr>
+    </w:lvl>
+    <w:lvl w:ilvl="7" w:tplc="08090003" w:tentative="1">
+      <w:start w:val="1"/>
+      <w:numFmt w:val="bullet"/>
+      <w:lvlText w:val="o"/>
+      <w:lvlJc w:val="left"/>
+      <w:pPr>
+        <w:ind w:left="5760" w:hanging="360"/>
+      </w:pPr>
+      <w:rPr>
+        <w:rFonts w:ascii="Courier New" w:hAnsi="Courier New" w:cs="Courier New" w:hint="default"/>
+      </w:rPr>
+    </w:lvl>
+    <w:lvl w:ilvl="8" w:tplc="08090005" w:tentative="1">
+      <w:start w:val="1"/>
+      <w:numFmt w:val="bullet"/>
+      <w:lvlText w:val=""/>
+      <w:lvlJc w:val="left"/>
+      <w:pPr>
+        <w:ind w:left="6480" w:hanging="360"/>
+      </w:pPr>
+      <w:rPr>
+        <w:rFonts w:ascii="Wingdings" w:hAnsi="Wingdings" w:hint="default"/>
+      </w:rPr>
+    </w:lvl>
+  </w:abstractNum>
+  <w:abstractNum w:abstractNumId="33" w15:restartNumberingAfterBreak="0">
+    <w:nsid w:val="79FC1391"/>
+    <w:multiLevelType w:val="hybridMultilevel"/>
+    <w:tmpl w:val="C1FC9996"/>
+    <w:lvl w:ilvl="0" w:tplc="040A0001">
+      <w:start w:val="1"/>
+      <w:numFmt w:val="bullet"/>
+      <w:lvlText w:val=""/>
+      <w:lvlJc w:val="left"/>
+      <w:pPr>
+        <w:ind w:left="360" w:hanging="360"/>
+      </w:pPr>
+      <w:rPr>
+        <w:rFonts w:ascii="Symbol" w:hAnsi="Symbol" w:hint="default"/>
+      </w:rPr>
+    </w:lvl>
+    <w:lvl w:ilvl="1" w:tplc="08090003" w:tentative="1">
+      <w:start w:val="1"/>
+      <w:numFmt w:val="bullet"/>
+      <w:lvlText w:val="o"/>
+      <w:lvlJc w:val="left"/>
+      <w:pPr>
+        <w:ind w:left="1080" w:hanging="360"/>
+      </w:pPr>
+      <w:rPr>
+        <w:rFonts w:ascii="Courier New" w:hAnsi="Courier New" w:cs="Courier New" w:hint="default"/>
+      </w:rPr>
+    </w:lvl>
+    <w:lvl w:ilvl="2" w:tplc="08090005" w:tentative="1">
+      <w:start w:val="1"/>
+      <w:numFmt w:val="bullet"/>
+      <w:lvlText w:val=""/>
+      <w:lvlJc w:val="left"/>
+      <w:pPr>
+        <w:ind w:left="1800" w:hanging="360"/>
+      </w:pPr>
+      <w:rPr>
+        <w:rFonts w:ascii="Wingdings" w:hAnsi="Wingdings" w:hint="default"/>
+      </w:rPr>
+    </w:lvl>
+    <w:lvl w:ilvl="3" w:tplc="08090001" w:tentative="1">
+      <w:start w:val="1"/>
+      <w:numFmt w:val="bullet"/>
+      <w:lvlText w:val=""/>
+      <w:lvlJc w:val="left"/>
+      <w:pPr>
+        <w:ind w:left="2520" w:hanging="360"/>
+      </w:pPr>
+      <w:rPr>
+        <w:rFonts w:ascii="Symbol" w:hAnsi="Symbol" w:hint="default"/>
+      </w:rPr>
+    </w:lvl>
+    <w:lvl w:ilvl="4" w:tplc="08090003" w:tentative="1">
+      <w:start w:val="1"/>
+      <w:numFmt w:val="bullet"/>
+      <w:lvlText w:val="o"/>
+      <w:lvlJc w:val="left"/>
+      <w:pPr>
+        <w:ind w:left="3240" w:hanging="360"/>
+      </w:pPr>
+      <w:rPr>
+        <w:rFonts w:ascii="Courier New" w:hAnsi="Courier New" w:cs="Courier New" w:hint="default"/>
+      </w:rPr>
+    </w:lvl>
+    <w:lvl w:ilvl="5" w:tplc="08090005" w:tentative="1">
+      <w:start w:val="1"/>
+      <w:numFmt w:val="bullet"/>
+      <w:lvlText w:val=""/>
+      <w:lvlJc w:val="left"/>
+      <w:pPr>
+        <w:ind w:left="3960" w:hanging="360"/>
+      </w:pPr>
+      <w:rPr>
+        <w:rFonts w:ascii="Wingdings" w:hAnsi="Wingdings" w:hint="default"/>
+      </w:rPr>
+    </w:lvl>
+    <w:lvl w:ilvl="6" w:tplc="08090001" w:tentative="1">
+      <w:start w:val="1"/>
+      <w:numFmt w:val="bullet"/>
+      <w:lvlText w:val=""/>
+      <w:lvlJc w:val="left"/>
+      <w:pPr>
+        <w:ind w:left="4680" w:hanging="360"/>
+      </w:pPr>
+      <w:rPr>
+        <w:rFonts w:ascii="Symbol" w:hAnsi="Symbol" w:hint="default"/>
+      </w:rPr>
+    </w:lvl>
+    <w:lvl w:ilvl="7" w:tplc="08090003" w:tentative="1">
+      <w:start w:val="1"/>
+      <w:numFmt w:val="bullet"/>
+      <w:lvlText w:val="o"/>
+      <w:lvlJc w:val="left"/>
+      <w:pPr>
+        <w:ind w:left="5400" w:hanging="360"/>
+      </w:pPr>
+      <w:rPr>
+        <w:rFonts w:ascii="Courier New" w:hAnsi="Courier New" w:cs="Courier New" w:hint="default"/>
+      </w:rPr>
+    </w:lvl>
+    <w:lvl w:ilvl="8" w:tplc="08090005" w:tentative="1">
+      <w:start w:val="1"/>
+      <w:numFmt w:val="bullet"/>
+      <w:lvlText w:val=""/>
+      <w:lvlJc w:val="left"/>
+      <w:pPr>
+        <w:ind w:left="6120" w:hanging="360"/>
+      </w:pPr>
+      <w:rPr>
+        <w:rFonts w:ascii="Wingdings" w:hAnsi="Wingdings" w:hint="default"/>
+      </w:rPr>
+    </w:lvl>
+  </w:abstractNum>
+  <w:abstractNum w:abstractNumId="34" w15:restartNumberingAfterBreak="0">
     <w:nsid w:val="7CAE7627"/>
     <w:multiLevelType w:val="hybridMultilevel"/>
     <w:tmpl w:val="391083BA"/>
@@ -9539,7 +9999,7 @@
       </w:pPr>
     </w:lvl>
   </w:abstractNum>
-  <w:abstractNum w:abstractNumId="29" w15:restartNumberingAfterBreak="0">
+  <w:abstractNum w:abstractNumId="35" w15:restartNumberingAfterBreak="0">
     <w:nsid w:val="7F400F8C"/>
     <w:multiLevelType w:val="hybridMultilevel"/>
     <w:tmpl w:val="13EEE1E0"/>
@@ -9634,22 +10094,22 @@
     <w:abstractNumId w:val="1"/>
   </w:num>
   <w:num w:numId="2" w16cid:durableId="1413818106">
+    <w:abstractNumId w:val="18"/>
+  </w:num>
+  <w:num w:numId="3" w16cid:durableId="1711342011">
+    <w:abstractNumId w:val="23"/>
+  </w:num>
+  <w:num w:numId="4" w16cid:durableId="1777944030">
+    <w:abstractNumId w:val="17"/>
+  </w:num>
+  <w:num w:numId="5" w16cid:durableId="403840499">
+    <w:abstractNumId w:val="27"/>
+  </w:num>
+  <w:num w:numId="6" w16cid:durableId="684140362">
     <w:abstractNumId w:val="15"/>
   </w:num>
-  <w:num w:numId="3" w16cid:durableId="1711342011">
-    <w:abstractNumId w:val="20"/>
-  </w:num>
-  <w:num w:numId="4" w16cid:durableId="1777944030">
-    <w:abstractNumId w:val="14"/>
-  </w:num>
-  <w:num w:numId="5" w16cid:durableId="403840499">
-    <w:abstractNumId w:val="23"/>
-  </w:num>
-  <w:num w:numId="6" w16cid:durableId="684140362">
-    <w:abstractNumId w:val="12"/>
-  </w:num>
   <w:num w:numId="7" w16cid:durableId="817920320">
-    <w:abstractNumId w:val="13"/>
+    <w:abstractNumId w:val="16"/>
   </w:num>
   <w:num w:numId="8" w16cid:durableId="611783412">
     <w:abstractNumId w:val="2"/>
@@ -9661,70 +10121,88 @@
     <w:abstractNumId w:val="3"/>
   </w:num>
   <w:num w:numId="11" w16cid:durableId="1887376935">
-    <w:abstractNumId w:val="10"/>
+    <w:abstractNumId w:val="13"/>
   </w:num>
   <w:num w:numId="12" w16cid:durableId="1195074719">
-    <w:abstractNumId w:val="24"/>
+    <w:abstractNumId w:val="28"/>
   </w:num>
   <w:num w:numId="13" w16cid:durableId="1896164272">
-    <w:abstractNumId w:val="9"/>
+    <w:abstractNumId w:val="12"/>
   </w:num>
   <w:num w:numId="14" w16cid:durableId="754669787">
     <w:abstractNumId w:val="0"/>
   </w:num>
   <w:num w:numId="15" w16cid:durableId="67270435">
-    <w:abstractNumId w:val="17"/>
+    <w:abstractNumId w:val="20"/>
   </w:num>
   <w:num w:numId="16" w16cid:durableId="1307736896">
-    <w:abstractNumId w:val="25"/>
+    <w:abstractNumId w:val="29"/>
   </w:num>
   <w:num w:numId="17" w16cid:durableId="266042400">
-    <w:abstractNumId w:val="26"/>
+    <w:abstractNumId w:val="30"/>
   </w:num>
   <w:num w:numId="18" w16cid:durableId="613949865">
-    <w:abstractNumId w:val="11"/>
+    <w:abstractNumId w:val="14"/>
   </w:num>
   <w:num w:numId="19" w16cid:durableId="101656128">
-    <w:abstractNumId w:val="28"/>
+    <w:abstractNumId w:val="34"/>
   </w:num>
   <w:num w:numId="20" w16cid:durableId="585504481">
-    <w:abstractNumId w:val="7"/>
+    <w:abstractNumId w:val="10"/>
   </w:num>
   <w:num w:numId="21" w16cid:durableId="1536649038">
-    <w:abstractNumId w:val="22"/>
+    <w:abstractNumId w:val="26"/>
   </w:num>
   <w:num w:numId="22" w16cid:durableId="488178558">
     <w:abstractNumId w:val="4"/>
   </w:num>
   <w:num w:numId="23" w16cid:durableId="2056654036">
+    <w:abstractNumId w:val="22"/>
+  </w:num>
+  <w:num w:numId="24" w16cid:durableId="1426922976">
+    <w:abstractNumId w:val="21"/>
+  </w:num>
+  <w:num w:numId="25" w16cid:durableId="1741102440">
+    <w:abstractNumId w:val="25"/>
+  </w:num>
+  <w:num w:numId="26" w16cid:durableId="125437591">
+    <w:abstractNumId w:val="35"/>
+  </w:num>
+  <w:num w:numId="27" w16cid:durableId="344789525">
+    <w:abstractNumId w:val="8"/>
+  </w:num>
+  <w:num w:numId="28" w16cid:durableId="1426027278">
+    <w:abstractNumId w:val="31"/>
+  </w:num>
+  <w:num w:numId="29" w16cid:durableId="1256473566">
+    <w:abstractNumId w:val="11"/>
+  </w:num>
+  <w:num w:numId="30" w16cid:durableId="1942450485">
     <w:abstractNumId w:val="19"/>
   </w:num>
-  <w:num w:numId="24" w16cid:durableId="1426922976">
-    <w:abstractNumId w:val="18"/>
-  </w:num>
-  <w:num w:numId="25" w16cid:durableId="1741102440">
-    <w:abstractNumId w:val="21"/>
-  </w:num>
-  <w:num w:numId="26" w16cid:durableId="125437591">
-    <w:abstractNumId w:val="29"/>
-  </w:num>
-  <w:num w:numId="27" w16cid:durableId="344789525">
+  <w:num w:numId="31" w16cid:durableId="1095979769">
     <w:abstractNumId w:val="6"/>
   </w:num>
-  <w:num w:numId="28" w16cid:durableId="1426027278">
-    <w:abstractNumId w:val="27"/>
+  <w:num w:numId="32" w16cid:durableId="1136680666">
+    <w:abstractNumId w:val="32"/>
   </w:num>
-  <w:num w:numId="29" w16cid:durableId="1256473566">
-    <w:abstractNumId w:val="8"/>
+  <w:num w:numId="33" w16cid:durableId="995576587">
+    <w:abstractNumId w:val="7"/>
   </w:num>
-  <w:num w:numId="30" w16cid:durableId="1942450485">
-    <w:abstractNumId w:val="16"/>
+  <w:num w:numId="34" w16cid:durableId="1318340251">
+    <w:abstractNumId w:val="9"/>
+  </w:num>
+  <w:num w:numId="35" w16cid:durableId="1908880660">
+    <w:abstractNumId w:val="33"/>
+  </w:num>
+  <w:num w:numId="36" w16cid:durableId="303239024">
+    <w:abstractNumId w:val="24"/>
   </w:num>
 </w:numbering>
 </file>
 
 <file path=word/styles.xml><?xml version="1.0" encoding="utf-8"?>
-<w:styles xmlns:mc="http://schemas.openxmlformats.org/markup-compatibility/2006" xmlns:r="http://schemas.openxmlformats.org/officeDocument/2006/relationships" xmlns:w="http://schemas.openxmlformats.org/wordprocessingml/2006/main" xmlns:w14="http://schemas.microsoft.com/office/word/2010/wordml" xmlns:w15="http://schemas.microsoft.com/office/word/2012/wordml" xmlns:w16cex="http://schemas.microsoft.com/office/word/2018/wordml/cex" xmlns:w16cid="http://schemas.microsoft.com/office/word/2016/wordml/cid" xmlns:w16="http://schemas.microsoft.com/office/word/2018/wordml" xmlns:w16du="http://schemas.microsoft.com/office/word/2023/wordml/word16du" xmlns:w16sdtdh="http://schemas.microsoft.com/office/word/2020/wordml/sdtdatahash" xmlns:w16sdtfl="http://schemas.microsoft.com/office/word/2024/wordml/sdtformatlock" xmlns:w16se="http://schemas.microsoft.com/office/word/2015/wordml/symex" mc:Ignorable="w14 w15 w16se w16cid w16 w16cex w16sdtdh w16sdtfl w16du">
+<w:styles xmlns:mc="http://schemas.openxmlformats.org/markup-compatibility/2006" xmlns:r="http://schemas.openxmlformats.org/officeDocument/2006/relationships" xmlns:w="http://schemas.openxmlformats.org/wordprocessingml/2006/main" xmlns:w14="http://schemas.microsoft.com/office/word/2010/wordml" xmlns:w15="http://schemas.microsoft.com/office/word/2012/wordml" xmlns:w16cex="http://schemas.microsoft.com/office/word/2018/wordml/cex" xmlns:w16cid="http://schemas.microsoft.com/office/word/2016/wordml/cid" xmlns:w16="http://schemas.microsoft.com/office/word/2018/wordml" xmlns:w16sdtdh="http://schemas.microsoft.com/office/word/2020/wordml/sdtdatahash" xmlns:w16sdtfl="http://schemas.microsoft.com/office/word/2024/wordml/sdtformatlock" xmlns:w16se="http://schemas.microsoft.com/office/word/2015/wordml/symex" xmlns:w16du="http://schemas.microsoft.com/office/word/2023/wordml/word16du" mc:Ignorable="w14 w15 w16se w16cid w16 w16cex w16sdtdh w16sdtfl w16du">
   <w:docDefaults>
     <w:rPrDefault>
       <w:rPr>
@@ -10176,7 +10654,6 @@
   <w:style w:type="character" w:default="1" w:styleId="DefaultParagraphFont">
     <w:name w:val="Default Paragraph Font"/>
     <w:uiPriority w:val="1"/>
-    <w:semiHidden/>
     <w:unhideWhenUsed/>
   </w:style>
   <w:style w:type="table" w:default="1" w:styleId="TableNormal">

--- a/assets/CV_academic.docx
+++ b/assets/CV_academic.docx
@@ -5438,6 +5438,18 @@
         <w:rPr>
           <w:rStyle w:val="Hyperlink"/>
           <w:rFonts w:ascii="Calibri" w:hAnsi="Calibri" w:cs="Calibri"/>
+          <w:sz w:val="22"/>
+          <w:szCs w:val="22"/>
+          <w:lang w:val="en-GB" w:bidi="en-GB"/>
+        </w:rPr>
+      </w:pPr>
+    </w:p>
+    <w:p>
+      <w:pPr>
+        <w:rPr>
+          <w:rFonts w:ascii="Calibri" w:hAnsi="Calibri" w:cs="Calibri"/>
+          <w:b/>
+          <w:bCs/>
           <w:sz w:val="22"/>
           <w:szCs w:val="22"/>
           <w:lang w:val="en-GB" w:bidi="en-GB"/>
@@ -10654,6 +10666,7 @@
   <w:style w:type="character" w:default="1" w:styleId="DefaultParagraphFont">
     <w:name w:val="Default Paragraph Font"/>
     <w:uiPriority w:val="1"/>
+    <w:semiHidden/>
     <w:unhideWhenUsed/>
   </w:style>
   <w:style w:type="table" w:default="1" w:styleId="TableNormal">
